--- a/7-技术管理/运行记录类文件/TXHS-07-04-2026年度运维服务技术研发规划.docx
+++ b/7-技术管理/运行记录类文件/TXHS-07-04-2026年度运维服务技术研发规划.docx
@@ -1377,7 +1377,7 @@
                 <w:vertAlign w:val="baseline"/>
                 <w:lang w:val="en-US" w:eastAsia="zh-CN"/>
               </w:rPr>
-              <w:t>吴桀</w:t>
+              <w:t>金天宇</w:t>
             </w:r>
           </w:p>
         </w:tc>
@@ -1421,7 +1421,7 @@
                 <w:vertAlign w:val="baseline"/>
                 <w:lang w:val="en-US" w:eastAsia="zh-CN"/>
               </w:rPr>
-              <w:t>茅建根</w:t>
+              <w:t>陈凯</w:t>
             </w:r>
           </w:p>
         </w:tc>
@@ -2094,8 +2094,6 @@
               <w:tab w:val="right" w:leader="dot" w:pos="8306"/>
             </w:tabs>
           </w:pPr>
-          <w:bookmarkStart w:id="64" w:name="_GoBack"/>
-          <w:bookmarkEnd w:id="64"/>
           <w:r>
             <w:rPr>
               <w:rFonts w:hint="eastAsia" w:ascii="宋体" w:hAnsi="宋体" w:eastAsia="宋体" w:cs="宋体"/>
@@ -4281,8 +4279,8 @@
         <w:snapToGrid w:val="0"/>
         <w:textAlignment w:val="baseline"/>
       </w:pPr>
-      <w:bookmarkStart w:id="2" w:name="heading_0"/>
-      <w:bookmarkStart w:id="3" w:name="_Toc6840"/>
+      <w:bookmarkStart w:id="2" w:name="_Toc6840"/>
+      <w:bookmarkStart w:id="3" w:name="heading_0"/>
       <w:r>
         <w:t>概述</w:t>
       </w:r>
@@ -4307,8 +4305,8 @@
         <w:snapToGrid w:val="0"/>
         <w:textAlignment w:val="baseline"/>
       </w:pPr>
-      <w:bookmarkStart w:id="4" w:name="heading_1"/>
-      <w:bookmarkStart w:id="5" w:name="_Toc19865"/>
+      <w:bookmarkStart w:id="4" w:name="_Toc19865"/>
+      <w:bookmarkStart w:id="5" w:name="heading_1"/>
       <w:r>
         <w:t>编制目的</w:t>
       </w:r>
@@ -4403,8 +4401,8 @@
         <w:snapToGrid w:val="0"/>
         <w:textAlignment w:val="baseline"/>
       </w:pPr>
-      <w:bookmarkStart w:id="8" w:name="heading_3"/>
-      <w:bookmarkStart w:id="9" w:name="_Toc32036"/>
+      <w:bookmarkStart w:id="8" w:name="_Toc32036"/>
+      <w:bookmarkStart w:id="9" w:name="heading_3"/>
       <w:r>
         <w:t>2025年研发成果回顾</w:t>
       </w:r>
@@ -4417,12 +4415,12 @@
         <w:tblW w:w="8214" w:type="dxa"/>
         <w:jc w:val="center"/>
         <w:tblBorders>
-          <w:top w:val="none" w:color="DEE0E3" w:sz="0" w:space="0"/>
-          <w:left w:val="none" w:color="DEE0E3" w:sz="0" w:space="0"/>
-          <w:bottom w:val="none" w:color="DEE0E3" w:sz="0" w:space="0"/>
-          <w:right w:val="none" w:color="DEE0E3" w:sz="0" w:space="0"/>
-          <w:insideH w:val="none" w:color="DEE0E3" w:sz="0" w:space="0"/>
-          <w:insideV w:val="none" w:color="DEE0E3" w:sz="0" w:space="0"/>
+          <w:top w:val="none" w:color="auto" w:sz="0" w:space="0"/>
+          <w:left w:val="none" w:color="auto" w:sz="0" w:space="0"/>
+          <w:bottom w:val="none" w:color="auto" w:sz="0" w:space="0"/>
+          <w:right w:val="none" w:color="auto" w:sz="0" w:space="0"/>
+          <w:insideH w:val="none" w:color="auto" w:sz="0" w:space="0"/>
+          <w:insideV w:val="none" w:color="auto" w:sz="0" w:space="0"/>
         </w:tblBorders>
         <w:tblLayout w:type="autofit"/>
         <w:tblCellMar>
@@ -4440,12 +4438,12 @@
       <w:tr>
         <w:tblPrEx>
           <w:tblBorders>
-            <w:top w:val="none" w:color="DEE0E3" w:sz="0" w:space="0"/>
-            <w:left w:val="none" w:color="DEE0E3" w:sz="0" w:space="0"/>
-            <w:bottom w:val="none" w:color="DEE0E3" w:sz="0" w:space="0"/>
-            <w:right w:val="none" w:color="DEE0E3" w:sz="0" w:space="0"/>
-            <w:insideH w:val="none" w:color="DEE0E3" w:sz="0" w:space="0"/>
-            <w:insideV w:val="none" w:color="DEE0E3" w:sz="0" w:space="0"/>
+            <w:top w:val="none" w:color="auto" w:sz="0" w:space="0"/>
+            <w:left w:val="none" w:color="auto" w:sz="0" w:space="0"/>
+            <w:bottom w:val="none" w:color="auto" w:sz="0" w:space="0"/>
+            <w:right w:val="none" w:color="auto" w:sz="0" w:space="0"/>
+            <w:insideH w:val="none" w:color="auto" w:sz="0" w:space="0"/>
+            <w:insideV w:val="none" w:color="auto" w:sz="0" w:space="0"/>
           </w:tblBorders>
           <w:tblCellMar>
             <w:top w:w="0" w:type="dxa"/>
@@ -4468,7 +4466,6 @@
               <w:bottom w:val="nil"/>
               <w:right w:val="nil"/>
             </w:tcBorders>
-            <w:noWrap w:val="0"/>
             <w:tcMar>
               <w:top w:w="60" w:type="dxa"/>
               <w:left w:w="120" w:type="dxa"/>
@@ -4518,7 +4515,6 @@
               <w:bottom w:val="nil"/>
               <w:right w:val="nil"/>
             </w:tcBorders>
-            <w:noWrap w:val="0"/>
             <w:tcMar>
               <w:top w:w="60" w:type="dxa"/>
               <w:left w:w="120" w:type="dxa"/>
@@ -4568,7 +4564,6 @@
               <w:bottom w:val="nil"/>
               <w:right w:val="single" w:color="auto" w:sz="12" w:space="0"/>
             </w:tcBorders>
-            <w:noWrap w:val="0"/>
             <w:tcMar>
               <w:top w:w="60" w:type="dxa"/>
               <w:left w:w="120" w:type="dxa"/>
@@ -4613,12 +4608,12 @@
       <w:tr>
         <w:tblPrEx>
           <w:tblBorders>
-            <w:top w:val="none" w:color="DEE0E3" w:sz="0" w:space="0"/>
-            <w:left w:val="none" w:color="DEE0E3" w:sz="0" w:space="0"/>
-            <w:bottom w:val="none" w:color="DEE0E3" w:sz="0" w:space="0"/>
-            <w:right w:val="none" w:color="DEE0E3" w:sz="0" w:space="0"/>
-            <w:insideH w:val="none" w:color="DEE0E3" w:sz="0" w:space="0"/>
-            <w:insideV w:val="none" w:color="DEE0E3" w:sz="0" w:space="0"/>
+            <w:top w:val="none" w:color="auto" w:sz="0" w:space="0"/>
+            <w:left w:val="none" w:color="auto" w:sz="0" w:space="0"/>
+            <w:bottom w:val="none" w:color="auto" w:sz="0" w:space="0"/>
+            <w:right w:val="none" w:color="auto" w:sz="0" w:space="0"/>
+            <w:insideH w:val="none" w:color="auto" w:sz="0" w:space="0"/>
+            <w:insideV w:val="none" w:color="auto" w:sz="0" w:space="0"/>
           </w:tblBorders>
           <w:tblCellMar>
             <w:top w:w="0" w:type="dxa"/>
@@ -4640,7 +4635,6 @@
               <w:bottom w:val="nil"/>
               <w:right w:val="nil"/>
             </w:tcBorders>
-            <w:noWrap w:val="0"/>
             <w:tcMar>
               <w:top w:w="60" w:type="dxa"/>
               <w:left w:w="120" w:type="dxa"/>
@@ -4684,7 +4678,6 @@
               <w:bottom w:val="nil"/>
               <w:right w:val="nil"/>
             </w:tcBorders>
-            <w:noWrap w:val="0"/>
             <w:tcMar>
               <w:top w:w="60" w:type="dxa"/>
               <w:left w:w="120" w:type="dxa"/>
@@ -4728,7 +4721,6 @@
               <w:bottom w:val="nil"/>
               <w:right w:val="single" w:color="auto" w:sz="12" w:space="0"/>
             </w:tcBorders>
-            <w:noWrap w:val="0"/>
             <w:tcMar>
               <w:top w:w="60" w:type="dxa"/>
               <w:left w:w="120" w:type="dxa"/>
@@ -4767,12 +4759,12 @@
       <w:tr>
         <w:tblPrEx>
           <w:tblBorders>
-            <w:top w:val="none" w:color="DEE0E3" w:sz="0" w:space="0"/>
-            <w:left w:val="none" w:color="DEE0E3" w:sz="0" w:space="0"/>
-            <w:bottom w:val="none" w:color="DEE0E3" w:sz="0" w:space="0"/>
-            <w:right w:val="none" w:color="DEE0E3" w:sz="0" w:space="0"/>
-            <w:insideH w:val="none" w:color="DEE0E3" w:sz="0" w:space="0"/>
-            <w:insideV w:val="none" w:color="DEE0E3" w:sz="0" w:space="0"/>
+            <w:top w:val="none" w:color="auto" w:sz="0" w:space="0"/>
+            <w:left w:val="none" w:color="auto" w:sz="0" w:space="0"/>
+            <w:bottom w:val="none" w:color="auto" w:sz="0" w:space="0"/>
+            <w:right w:val="none" w:color="auto" w:sz="0" w:space="0"/>
+            <w:insideH w:val="none" w:color="auto" w:sz="0" w:space="0"/>
+            <w:insideV w:val="none" w:color="auto" w:sz="0" w:space="0"/>
           </w:tblBorders>
           <w:tblCellMar>
             <w:top w:w="0" w:type="dxa"/>
@@ -4794,7 +4786,6 @@
               <w:bottom w:val="nil"/>
               <w:right w:val="nil"/>
             </w:tcBorders>
-            <w:noWrap w:val="0"/>
             <w:tcMar>
               <w:top w:w="60" w:type="dxa"/>
               <w:left w:w="120" w:type="dxa"/>
@@ -4838,7 +4829,6 @@
               <w:bottom w:val="nil"/>
               <w:right w:val="nil"/>
             </w:tcBorders>
-            <w:noWrap w:val="0"/>
             <w:tcMar>
               <w:top w:w="60" w:type="dxa"/>
               <w:left w:w="120" w:type="dxa"/>
@@ -4882,7 +4872,6 @@
               <w:bottom w:val="nil"/>
               <w:right w:val="single" w:color="auto" w:sz="12" w:space="0"/>
             </w:tcBorders>
-            <w:noWrap w:val="0"/>
             <w:tcMar>
               <w:top w:w="60" w:type="dxa"/>
               <w:left w:w="120" w:type="dxa"/>
@@ -4921,12 +4910,12 @@
       <w:tr>
         <w:tblPrEx>
           <w:tblBorders>
-            <w:top w:val="none" w:color="DEE0E3" w:sz="0" w:space="0"/>
-            <w:left w:val="none" w:color="DEE0E3" w:sz="0" w:space="0"/>
-            <w:bottom w:val="none" w:color="DEE0E3" w:sz="0" w:space="0"/>
-            <w:right w:val="none" w:color="DEE0E3" w:sz="0" w:space="0"/>
-            <w:insideH w:val="none" w:color="DEE0E3" w:sz="0" w:space="0"/>
-            <w:insideV w:val="none" w:color="DEE0E3" w:sz="0" w:space="0"/>
+            <w:top w:val="none" w:color="auto" w:sz="0" w:space="0"/>
+            <w:left w:val="none" w:color="auto" w:sz="0" w:space="0"/>
+            <w:bottom w:val="none" w:color="auto" w:sz="0" w:space="0"/>
+            <w:right w:val="none" w:color="auto" w:sz="0" w:space="0"/>
+            <w:insideH w:val="none" w:color="auto" w:sz="0" w:space="0"/>
+            <w:insideV w:val="none" w:color="auto" w:sz="0" w:space="0"/>
           </w:tblBorders>
           <w:tblCellMar>
             <w:top w:w="0" w:type="dxa"/>
@@ -4948,7 +4937,6 @@
               <w:bottom w:val="single" w:color="auto" w:sz="12" w:space="0"/>
               <w:right w:val="nil"/>
             </w:tcBorders>
-            <w:noWrap w:val="0"/>
             <w:tcMar>
               <w:top w:w="60" w:type="dxa"/>
               <w:left w:w="120" w:type="dxa"/>
@@ -4992,7 +4980,6 @@
               <w:bottom w:val="single" w:color="auto" w:sz="12" w:space="0"/>
               <w:right w:val="nil"/>
             </w:tcBorders>
-            <w:noWrap w:val="0"/>
             <w:tcMar>
               <w:top w:w="60" w:type="dxa"/>
               <w:left w:w="120" w:type="dxa"/>
@@ -5036,7 +5023,6 @@
               <w:bottom w:val="single" w:color="auto" w:sz="12" w:space="0"/>
               <w:right w:val="single" w:color="auto" w:sz="12" w:space="0"/>
             </w:tcBorders>
-            <w:noWrap w:val="0"/>
             <w:tcMar>
               <w:top w:w="60" w:type="dxa"/>
               <w:left w:w="120" w:type="dxa"/>
@@ -5091,8 +5077,8 @@
         <w:snapToGrid w:val="0"/>
         <w:textAlignment w:val="baseline"/>
       </w:pPr>
-      <w:bookmarkStart w:id="10" w:name="heading_4"/>
-      <w:bookmarkStart w:id="11" w:name="_Toc22321"/>
+      <w:bookmarkStart w:id="10" w:name="_Toc22321"/>
+      <w:bookmarkStart w:id="11" w:name="heading_4"/>
       <w:r>
         <w:t>总体规划</w:t>
       </w:r>
@@ -5127,12 +5113,12 @@
         <w:tblW w:w="8214" w:type="dxa"/>
         <w:jc w:val="center"/>
         <w:tblBorders>
-          <w:top w:val="none" w:color="DEE0E3" w:sz="0" w:space="0"/>
-          <w:left w:val="none" w:color="DEE0E3" w:sz="0" w:space="0"/>
-          <w:bottom w:val="none" w:color="DEE0E3" w:sz="0" w:space="0"/>
-          <w:right w:val="none" w:color="DEE0E3" w:sz="0" w:space="0"/>
-          <w:insideH w:val="none" w:color="DEE0E3" w:sz="0" w:space="0"/>
-          <w:insideV w:val="none" w:color="DEE0E3" w:sz="0" w:space="0"/>
+          <w:top w:val="none" w:color="auto" w:sz="0" w:space="0"/>
+          <w:left w:val="none" w:color="auto" w:sz="0" w:space="0"/>
+          <w:bottom w:val="none" w:color="auto" w:sz="0" w:space="0"/>
+          <w:right w:val="none" w:color="auto" w:sz="0" w:space="0"/>
+          <w:insideH w:val="none" w:color="auto" w:sz="0" w:space="0"/>
+          <w:insideV w:val="none" w:color="auto" w:sz="0" w:space="0"/>
         </w:tblBorders>
         <w:tblLayout w:type="autofit"/>
         <w:tblCellMar>
@@ -5151,12 +5137,12 @@
       <w:tr>
         <w:tblPrEx>
           <w:tblBorders>
-            <w:top w:val="none" w:color="DEE0E3" w:sz="0" w:space="0"/>
-            <w:left w:val="none" w:color="DEE0E3" w:sz="0" w:space="0"/>
-            <w:bottom w:val="none" w:color="DEE0E3" w:sz="0" w:space="0"/>
-            <w:right w:val="none" w:color="DEE0E3" w:sz="0" w:space="0"/>
-            <w:insideH w:val="none" w:color="DEE0E3" w:sz="0" w:space="0"/>
-            <w:insideV w:val="none" w:color="DEE0E3" w:sz="0" w:space="0"/>
+            <w:top w:val="none" w:color="auto" w:sz="0" w:space="0"/>
+            <w:left w:val="none" w:color="auto" w:sz="0" w:space="0"/>
+            <w:bottom w:val="none" w:color="auto" w:sz="0" w:space="0"/>
+            <w:right w:val="none" w:color="auto" w:sz="0" w:space="0"/>
+            <w:insideH w:val="none" w:color="auto" w:sz="0" w:space="0"/>
+            <w:insideV w:val="none" w:color="auto" w:sz="0" w:space="0"/>
           </w:tblBorders>
           <w:tblCellMar>
             <w:top w:w="0" w:type="dxa"/>
@@ -5179,7 +5165,6 @@
               <w:bottom w:val="nil"/>
               <w:right w:val="nil"/>
             </w:tcBorders>
-            <w:noWrap w:val="0"/>
             <w:tcMar>
               <w:top w:w="60" w:type="dxa"/>
               <w:left w:w="120" w:type="dxa"/>
@@ -5229,7 +5214,6 @@
               <w:bottom w:val="nil"/>
               <w:right w:val="nil"/>
             </w:tcBorders>
-            <w:noWrap w:val="0"/>
             <w:tcMar>
               <w:top w:w="60" w:type="dxa"/>
               <w:left w:w="120" w:type="dxa"/>
@@ -5279,7 +5263,6 @@
               <w:bottom w:val="nil"/>
               <w:right w:val="nil"/>
             </w:tcBorders>
-            <w:noWrap w:val="0"/>
             <w:tcMar>
               <w:top w:w="60" w:type="dxa"/>
               <w:left w:w="120" w:type="dxa"/>
@@ -5329,7 +5312,6 @@
               <w:bottom w:val="nil"/>
               <w:right w:val="single" w:color="auto" w:sz="12" w:space="0"/>
             </w:tcBorders>
-            <w:noWrap w:val="0"/>
             <w:tcMar>
               <w:top w:w="60" w:type="dxa"/>
               <w:left w:w="120" w:type="dxa"/>
@@ -5374,12 +5356,12 @@
       <w:tr>
         <w:tblPrEx>
           <w:tblBorders>
-            <w:top w:val="none" w:color="DEE0E3" w:sz="0" w:space="0"/>
-            <w:left w:val="none" w:color="DEE0E3" w:sz="0" w:space="0"/>
-            <w:bottom w:val="none" w:color="DEE0E3" w:sz="0" w:space="0"/>
-            <w:right w:val="none" w:color="DEE0E3" w:sz="0" w:space="0"/>
-            <w:insideH w:val="none" w:color="DEE0E3" w:sz="0" w:space="0"/>
-            <w:insideV w:val="none" w:color="DEE0E3" w:sz="0" w:space="0"/>
+            <w:top w:val="none" w:color="auto" w:sz="0" w:space="0"/>
+            <w:left w:val="none" w:color="auto" w:sz="0" w:space="0"/>
+            <w:bottom w:val="none" w:color="auto" w:sz="0" w:space="0"/>
+            <w:right w:val="none" w:color="auto" w:sz="0" w:space="0"/>
+            <w:insideH w:val="none" w:color="auto" w:sz="0" w:space="0"/>
+            <w:insideV w:val="none" w:color="auto" w:sz="0" w:space="0"/>
           </w:tblBorders>
           <w:tblCellMar>
             <w:top w:w="0" w:type="dxa"/>
@@ -5401,7 +5383,6 @@
               <w:bottom w:val="nil"/>
               <w:right w:val="nil"/>
             </w:tcBorders>
-            <w:noWrap w:val="0"/>
             <w:tcMar>
               <w:top w:w="60" w:type="dxa"/>
               <w:left w:w="120" w:type="dxa"/>
@@ -5445,7 +5426,6 @@
               <w:bottom w:val="nil"/>
               <w:right w:val="nil"/>
             </w:tcBorders>
-            <w:noWrap w:val="0"/>
             <w:tcMar>
               <w:top w:w="60" w:type="dxa"/>
               <w:left w:w="120" w:type="dxa"/>
@@ -5489,7 +5469,6 @@
               <w:bottom w:val="nil"/>
               <w:right w:val="nil"/>
             </w:tcBorders>
-            <w:noWrap w:val="0"/>
             <w:tcMar>
               <w:top w:w="60" w:type="dxa"/>
               <w:left w:w="120" w:type="dxa"/>
@@ -5533,7 +5512,6 @@
               <w:bottom w:val="nil"/>
               <w:right w:val="single" w:color="auto" w:sz="12" w:space="0"/>
             </w:tcBorders>
-            <w:noWrap w:val="0"/>
             <w:tcMar>
               <w:top w:w="60" w:type="dxa"/>
               <w:left w:w="120" w:type="dxa"/>
@@ -5572,12 +5550,12 @@
       <w:tr>
         <w:tblPrEx>
           <w:tblBorders>
-            <w:top w:val="none" w:color="DEE0E3" w:sz="0" w:space="0"/>
-            <w:left w:val="none" w:color="DEE0E3" w:sz="0" w:space="0"/>
-            <w:bottom w:val="none" w:color="DEE0E3" w:sz="0" w:space="0"/>
-            <w:right w:val="none" w:color="DEE0E3" w:sz="0" w:space="0"/>
-            <w:insideH w:val="none" w:color="DEE0E3" w:sz="0" w:space="0"/>
-            <w:insideV w:val="none" w:color="DEE0E3" w:sz="0" w:space="0"/>
+            <w:top w:val="none" w:color="auto" w:sz="0" w:space="0"/>
+            <w:left w:val="none" w:color="auto" w:sz="0" w:space="0"/>
+            <w:bottom w:val="none" w:color="auto" w:sz="0" w:space="0"/>
+            <w:right w:val="none" w:color="auto" w:sz="0" w:space="0"/>
+            <w:insideH w:val="none" w:color="auto" w:sz="0" w:space="0"/>
+            <w:insideV w:val="none" w:color="auto" w:sz="0" w:space="0"/>
           </w:tblBorders>
           <w:tblCellMar>
             <w:top w:w="0" w:type="dxa"/>
@@ -5599,7 +5577,6 @@
               <w:bottom w:val="nil"/>
               <w:right w:val="nil"/>
             </w:tcBorders>
-            <w:noWrap w:val="0"/>
             <w:tcMar>
               <w:top w:w="60" w:type="dxa"/>
               <w:left w:w="120" w:type="dxa"/>
@@ -5643,7 +5620,6 @@
               <w:bottom w:val="nil"/>
               <w:right w:val="nil"/>
             </w:tcBorders>
-            <w:noWrap w:val="0"/>
             <w:tcMar>
               <w:top w:w="60" w:type="dxa"/>
               <w:left w:w="120" w:type="dxa"/>
@@ -5687,7 +5663,6 @@
               <w:bottom w:val="nil"/>
               <w:right w:val="nil"/>
             </w:tcBorders>
-            <w:noWrap w:val="0"/>
             <w:tcMar>
               <w:top w:w="60" w:type="dxa"/>
               <w:left w:w="120" w:type="dxa"/>
@@ -5731,7 +5706,6 @@
               <w:bottom w:val="nil"/>
               <w:right w:val="single" w:color="auto" w:sz="12" w:space="0"/>
             </w:tcBorders>
-            <w:noWrap w:val="0"/>
             <w:tcMar>
               <w:top w:w="60" w:type="dxa"/>
               <w:left w:w="120" w:type="dxa"/>
@@ -5770,12 +5744,12 @@
       <w:tr>
         <w:tblPrEx>
           <w:tblBorders>
-            <w:top w:val="none" w:color="DEE0E3" w:sz="0" w:space="0"/>
-            <w:left w:val="none" w:color="DEE0E3" w:sz="0" w:space="0"/>
-            <w:bottom w:val="none" w:color="DEE0E3" w:sz="0" w:space="0"/>
-            <w:right w:val="none" w:color="DEE0E3" w:sz="0" w:space="0"/>
-            <w:insideH w:val="none" w:color="DEE0E3" w:sz="0" w:space="0"/>
-            <w:insideV w:val="none" w:color="DEE0E3" w:sz="0" w:space="0"/>
+            <w:top w:val="none" w:color="auto" w:sz="0" w:space="0"/>
+            <w:left w:val="none" w:color="auto" w:sz="0" w:space="0"/>
+            <w:bottom w:val="none" w:color="auto" w:sz="0" w:space="0"/>
+            <w:right w:val="none" w:color="auto" w:sz="0" w:space="0"/>
+            <w:insideH w:val="none" w:color="auto" w:sz="0" w:space="0"/>
+            <w:insideV w:val="none" w:color="auto" w:sz="0" w:space="0"/>
           </w:tblBorders>
           <w:tblCellMar>
             <w:top w:w="0" w:type="dxa"/>
@@ -5797,7 +5771,6 @@
               <w:bottom w:val="nil"/>
               <w:right w:val="nil"/>
             </w:tcBorders>
-            <w:noWrap w:val="0"/>
             <w:tcMar>
               <w:top w:w="60" w:type="dxa"/>
               <w:left w:w="120" w:type="dxa"/>
@@ -5841,7 +5814,6 @@
               <w:bottom w:val="nil"/>
               <w:right w:val="nil"/>
             </w:tcBorders>
-            <w:noWrap w:val="0"/>
             <w:tcMar>
               <w:top w:w="60" w:type="dxa"/>
               <w:left w:w="120" w:type="dxa"/>
@@ -5885,7 +5857,6 @@
               <w:bottom w:val="nil"/>
               <w:right w:val="nil"/>
             </w:tcBorders>
-            <w:noWrap w:val="0"/>
             <w:tcMar>
               <w:top w:w="60" w:type="dxa"/>
               <w:left w:w="120" w:type="dxa"/>
@@ -5929,7 +5900,6 @@
               <w:bottom w:val="nil"/>
               <w:right w:val="single" w:color="auto" w:sz="12" w:space="0"/>
             </w:tcBorders>
-            <w:noWrap w:val="0"/>
             <w:tcMar>
               <w:top w:w="60" w:type="dxa"/>
               <w:left w:w="120" w:type="dxa"/>
@@ -5968,12 +5938,12 @@
       <w:tr>
         <w:tblPrEx>
           <w:tblBorders>
-            <w:top w:val="none" w:color="DEE0E3" w:sz="0" w:space="0"/>
-            <w:left w:val="none" w:color="DEE0E3" w:sz="0" w:space="0"/>
-            <w:bottom w:val="none" w:color="DEE0E3" w:sz="0" w:space="0"/>
-            <w:right w:val="none" w:color="DEE0E3" w:sz="0" w:space="0"/>
-            <w:insideH w:val="none" w:color="DEE0E3" w:sz="0" w:space="0"/>
-            <w:insideV w:val="none" w:color="DEE0E3" w:sz="0" w:space="0"/>
+            <w:top w:val="none" w:color="auto" w:sz="0" w:space="0"/>
+            <w:left w:val="none" w:color="auto" w:sz="0" w:space="0"/>
+            <w:bottom w:val="none" w:color="auto" w:sz="0" w:space="0"/>
+            <w:right w:val="none" w:color="auto" w:sz="0" w:space="0"/>
+            <w:insideH w:val="none" w:color="auto" w:sz="0" w:space="0"/>
+            <w:insideV w:val="none" w:color="auto" w:sz="0" w:space="0"/>
           </w:tblBorders>
           <w:tblCellMar>
             <w:top w:w="0" w:type="dxa"/>
@@ -5995,7 +5965,6 @@
               <w:bottom w:val="single" w:color="auto" w:sz="12" w:space="0"/>
               <w:right w:val="nil"/>
             </w:tcBorders>
-            <w:noWrap w:val="0"/>
             <w:tcMar>
               <w:top w:w="60" w:type="dxa"/>
               <w:left w:w="120" w:type="dxa"/>
@@ -6039,7 +6008,6 @@
               <w:bottom w:val="single" w:color="auto" w:sz="12" w:space="0"/>
               <w:right w:val="nil"/>
             </w:tcBorders>
-            <w:noWrap w:val="0"/>
             <w:tcMar>
               <w:top w:w="60" w:type="dxa"/>
               <w:left w:w="120" w:type="dxa"/>
@@ -6083,7 +6051,6 @@
               <w:bottom w:val="single" w:color="auto" w:sz="12" w:space="0"/>
               <w:right w:val="nil"/>
             </w:tcBorders>
-            <w:noWrap w:val="0"/>
             <w:tcMar>
               <w:top w:w="60" w:type="dxa"/>
               <w:left w:w="120" w:type="dxa"/>
@@ -6127,7 +6094,6 @@
               <w:bottom w:val="single" w:color="auto" w:sz="12" w:space="0"/>
               <w:right w:val="single" w:color="auto" w:sz="12" w:space="0"/>
             </w:tcBorders>
-            <w:noWrap w:val="0"/>
             <w:tcMar>
               <w:top w:w="60" w:type="dxa"/>
               <w:left w:w="120" w:type="dxa"/>
@@ -6412,8 +6378,8 @@
         <w:snapToGrid w:val="0"/>
         <w:textAlignment w:val="baseline"/>
       </w:pPr>
-      <w:bookmarkStart w:id="18" w:name="heading_8"/>
-      <w:bookmarkStart w:id="19" w:name="_Toc15651"/>
+      <w:bookmarkStart w:id="18" w:name="_Toc15651"/>
+      <w:bookmarkStart w:id="19" w:name="heading_8"/>
       <w:r>
         <w:t>研发内容</w:t>
       </w:r>
@@ -6426,12 +6392,12 @@
         <w:tblW w:w="8214" w:type="dxa"/>
         <w:jc w:val="center"/>
         <w:tblBorders>
-          <w:top w:val="none" w:color="DEE0E3" w:sz="0" w:space="0"/>
-          <w:left w:val="none" w:color="DEE0E3" w:sz="0" w:space="0"/>
-          <w:bottom w:val="none" w:color="DEE0E3" w:sz="0" w:space="0"/>
-          <w:right w:val="none" w:color="DEE0E3" w:sz="0" w:space="0"/>
-          <w:insideH w:val="none" w:color="DEE0E3" w:sz="0" w:space="0"/>
-          <w:insideV w:val="none" w:color="DEE0E3" w:sz="0" w:space="0"/>
+          <w:top w:val="none" w:color="auto" w:sz="0" w:space="0"/>
+          <w:left w:val="none" w:color="auto" w:sz="0" w:space="0"/>
+          <w:bottom w:val="none" w:color="auto" w:sz="0" w:space="0"/>
+          <w:right w:val="none" w:color="auto" w:sz="0" w:space="0"/>
+          <w:insideH w:val="none" w:color="auto" w:sz="0" w:space="0"/>
+          <w:insideV w:val="none" w:color="auto" w:sz="0" w:space="0"/>
         </w:tblBorders>
         <w:tblLayout w:type="autofit"/>
         <w:tblCellMar>
@@ -6449,12 +6415,12 @@
       <w:tr>
         <w:tblPrEx>
           <w:tblBorders>
-            <w:top w:val="none" w:color="DEE0E3" w:sz="0" w:space="0"/>
-            <w:left w:val="none" w:color="DEE0E3" w:sz="0" w:space="0"/>
-            <w:bottom w:val="none" w:color="DEE0E3" w:sz="0" w:space="0"/>
-            <w:right w:val="none" w:color="DEE0E3" w:sz="0" w:space="0"/>
-            <w:insideH w:val="none" w:color="DEE0E3" w:sz="0" w:space="0"/>
-            <w:insideV w:val="none" w:color="DEE0E3" w:sz="0" w:space="0"/>
+            <w:top w:val="none" w:color="auto" w:sz="0" w:space="0"/>
+            <w:left w:val="none" w:color="auto" w:sz="0" w:space="0"/>
+            <w:bottom w:val="none" w:color="auto" w:sz="0" w:space="0"/>
+            <w:right w:val="none" w:color="auto" w:sz="0" w:space="0"/>
+            <w:insideH w:val="none" w:color="auto" w:sz="0" w:space="0"/>
+            <w:insideV w:val="none" w:color="auto" w:sz="0" w:space="0"/>
           </w:tblBorders>
           <w:tblCellMar>
             <w:top w:w="0" w:type="dxa"/>
@@ -6477,7 +6443,6 @@
               <w:bottom w:val="nil"/>
               <w:right w:val="nil"/>
             </w:tcBorders>
-            <w:noWrap w:val="0"/>
             <w:tcMar>
               <w:top w:w="60" w:type="dxa"/>
               <w:left w:w="120" w:type="dxa"/>
@@ -6527,7 +6492,6 @@
               <w:bottom w:val="nil"/>
               <w:right w:val="nil"/>
             </w:tcBorders>
-            <w:noWrap w:val="0"/>
             <w:tcMar>
               <w:top w:w="60" w:type="dxa"/>
               <w:left w:w="120" w:type="dxa"/>
@@ -6577,7 +6541,6 @@
               <w:bottom w:val="nil"/>
               <w:right w:val="single" w:color="auto" w:sz="12" w:space="0"/>
             </w:tcBorders>
-            <w:noWrap w:val="0"/>
             <w:tcMar>
               <w:top w:w="60" w:type="dxa"/>
               <w:left w:w="120" w:type="dxa"/>
@@ -6622,12 +6585,12 @@
       <w:tr>
         <w:tblPrEx>
           <w:tblBorders>
-            <w:top w:val="none" w:color="DEE0E3" w:sz="0" w:space="0"/>
-            <w:left w:val="none" w:color="DEE0E3" w:sz="0" w:space="0"/>
-            <w:bottom w:val="none" w:color="DEE0E3" w:sz="0" w:space="0"/>
-            <w:right w:val="none" w:color="DEE0E3" w:sz="0" w:space="0"/>
-            <w:insideH w:val="none" w:color="DEE0E3" w:sz="0" w:space="0"/>
-            <w:insideV w:val="none" w:color="DEE0E3" w:sz="0" w:space="0"/>
+            <w:top w:val="none" w:color="auto" w:sz="0" w:space="0"/>
+            <w:left w:val="none" w:color="auto" w:sz="0" w:space="0"/>
+            <w:bottom w:val="none" w:color="auto" w:sz="0" w:space="0"/>
+            <w:right w:val="none" w:color="auto" w:sz="0" w:space="0"/>
+            <w:insideH w:val="none" w:color="auto" w:sz="0" w:space="0"/>
+            <w:insideV w:val="none" w:color="auto" w:sz="0" w:space="0"/>
           </w:tblBorders>
           <w:tblCellMar>
             <w:top w:w="0" w:type="dxa"/>
@@ -6649,7 +6612,6 @@
               <w:bottom w:val="nil"/>
               <w:right w:val="nil"/>
             </w:tcBorders>
-            <w:noWrap w:val="0"/>
             <w:tcMar>
               <w:top w:w="60" w:type="dxa"/>
               <w:left w:w="120" w:type="dxa"/>
@@ -6693,7 +6655,6 @@
               <w:bottom w:val="nil"/>
               <w:right w:val="nil"/>
             </w:tcBorders>
-            <w:noWrap w:val="0"/>
             <w:tcMar>
               <w:top w:w="60" w:type="dxa"/>
               <w:left w:w="120" w:type="dxa"/>
@@ -6737,7 +6698,6 @@
               <w:bottom w:val="nil"/>
               <w:right w:val="single" w:color="auto" w:sz="12" w:space="0"/>
             </w:tcBorders>
-            <w:noWrap w:val="0"/>
             <w:tcMar>
               <w:top w:w="60" w:type="dxa"/>
               <w:left w:w="120" w:type="dxa"/>
@@ -6776,12 +6736,12 @@
       <w:tr>
         <w:tblPrEx>
           <w:tblBorders>
-            <w:top w:val="none" w:color="DEE0E3" w:sz="0" w:space="0"/>
-            <w:left w:val="none" w:color="DEE0E3" w:sz="0" w:space="0"/>
-            <w:bottom w:val="none" w:color="DEE0E3" w:sz="0" w:space="0"/>
-            <w:right w:val="none" w:color="DEE0E3" w:sz="0" w:space="0"/>
-            <w:insideH w:val="none" w:color="DEE0E3" w:sz="0" w:space="0"/>
-            <w:insideV w:val="none" w:color="DEE0E3" w:sz="0" w:space="0"/>
+            <w:top w:val="none" w:color="auto" w:sz="0" w:space="0"/>
+            <w:left w:val="none" w:color="auto" w:sz="0" w:space="0"/>
+            <w:bottom w:val="none" w:color="auto" w:sz="0" w:space="0"/>
+            <w:right w:val="none" w:color="auto" w:sz="0" w:space="0"/>
+            <w:insideH w:val="none" w:color="auto" w:sz="0" w:space="0"/>
+            <w:insideV w:val="none" w:color="auto" w:sz="0" w:space="0"/>
           </w:tblBorders>
           <w:tblCellMar>
             <w:top w:w="0" w:type="dxa"/>
@@ -6803,7 +6763,6 @@
               <w:bottom w:val="nil"/>
               <w:right w:val="nil"/>
             </w:tcBorders>
-            <w:noWrap w:val="0"/>
             <w:tcMar>
               <w:top w:w="60" w:type="dxa"/>
               <w:left w:w="120" w:type="dxa"/>
@@ -6847,7 +6806,6 @@
               <w:bottom w:val="nil"/>
               <w:right w:val="nil"/>
             </w:tcBorders>
-            <w:noWrap w:val="0"/>
             <w:tcMar>
               <w:top w:w="60" w:type="dxa"/>
               <w:left w:w="120" w:type="dxa"/>
@@ -6891,7 +6849,6 @@
               <w:bottom w:val="nil"/>
               <w:right w:val="single" w:color="auto" w:sz="12" w:space="0"/>
             </w:tcBorders>
-            <w:noWrap w:val="0"/>
             <w:tcMar>
               <w:top w:w="60" w:type="dxa"/>
               <w:left w:w="120" w:type="dxa"/>
@@ -6930,12 +6887,12 @@
       <w:tr>
         <w:tblPrEx>
           <w:tblBorders>
-            <w:top w:val="none" w:color="DEE0E3" w:sz="0" w:space="0"/>
-            <w:left w:val="none" w:color="DEE0E3" w:sz="0" w:space="0"/>
-            <w:bottom w:val="none" w:color="DEE0E3" w:sz="0" w:space="0"/>
-            <w:right w:val="none" w:color="DEE0E3" w:sz="0" w:space="0"/>
-            <w:insideH w:val="none" w:color="DEE0E3" w:sz="0" w:space="0"/>
-            <w:insideV w:val="none" w:color="DEE0E3" w:sz="0" w:space="0"/>
+            <w:top w:val="none" w:color="auto" w:sz="0" w:space="0"/>
+            <w:left w:val="none" w:color="auto" w:sz="0" w:space="0"/>
+            <w:bottom w:val="none" w:color="auto" w:sz="0" w:space="0"/>
+            <w:right w:val="none" w:color="auto" w:sz="0" w:space="0"/>
+            <w:insideH w:val="none" w:color="auto" w:sz="0" w:space="0"/>
+            <w:insideV w:val="none" w:color="auto" w:sz="0" w:space="0"/>
           </w:tblBorders>
           <w:tblCellMar>
             <w:top w:w="0" w:type="dxa"/>
@@ -6957,7 +6914,6 @@
               <w:bottom w:val="nil"/>
               <w:right w:val="nil"/>
             </w:tcBorders>
-            <w:noWrap w:val="0"/>
             <w:tcMar>
               <w:top w:w="60" w:type="dxa"/>
               <w:left w:w="120" w:type="dxa"/>
@@ -7001,7 +6957,6 @@
               <w:bottom w:val="nil"/>
               <w:right w:val="nil"/>
             </w:tcBorders>
-            <w:noWrap w:val="0"/>
             <w:tcMar>
               <w:top w:w="60" w:type="dxa"/>
               <w:left w:w="120" w:type="dxa"/>
@@ -7045,7 +7000,6 @@
               <w:bottom w:val="nil"/>
               <w:right w:val="single" w:color="auto" w:sz="12" w:space="0"/>
             </w:tcBorders>
-            <w:noWrap w:val="0"/>
             <w:tcMar>
               <w:top w:w="60" w:type="dxa"/>
               <w:left w:w="120" w:type="dxa"/>
@@ -7084,12 +7038,12 @@
       <w:tr>
         <w:tblPrEx>
           <w:tblBorders>
-            <w:top w:val="none" w:color="DEE0E3" w:sz="0" w:space="0"/>
-            <w:left w:val="none" w:color="DEE0E3" w:sz="0" w:space="0"/>
-            <w:bottom w:val="none" w:color="DEE0E3" w:sz="0" w:space="0"/>
-            <w:right w:val="none" w:color="DEE0E3" w:sz="0" w:space="0"/>
-            <w:insideH w:val="none" w:color="DEE0E3" w:sz="0" w:space="0"/>
-            <w:insideV w:val="none" w:color="DEE0E3" w:sz="0" w:space="0"/>
+            <w:top w:val="none" w:color="auto" w:sz="0" w:space="0"/>
+            <w:left w:val="none" w:color="auto" w:sz="0" w:space="0"/>
+            <w:bottom w:val="none" w:color="auto" w:sz="0" w:space="0"/>
+            <w:right w:val="none" w:color="auto" w:sz="0" w:space="0"/>
+            <w:insideH w:val="none" w:color="auto" w:sz="0" w:space="0"/>
+            <w:insideV w:val="none" w:color="auto" w:sz="0" w:space="0"/>
           </w:tblBorders>
           <w:tblCellMar>
             <w:top w:w="0" w:type="dxa"/>
@@ -7111,7 +7065,6 @@
               <w:bottom w:val="nil"/>
               <w:right w:val="nil"/>
             </w:tcBorders>
-            <w:noWrap w:val="0"/>
             <w:tcMar>
               <w:top w:w="60" w:type="dxa"/>
               <w:left w:w="120" w:type="dxa"/>
@@ -7155,7 +7108,6 @@
               <w:bottom w:val="nil"/>
               <w:right w:val="nil"/>
             </w:tcBorders>
-            <w:noWrap w:val="0"/>
             <w:tcMar>
               <w:top w:w="60" w:type="dxa"/>
               <w:left w:w="120" w:type="dxa"/>
@@ -7199,7 +7151,6 @@
               <w:bottom w:val="nil"/>
               <w:right w:val="single" w:color="auto" w:sz="12" w:space="0"/>
             </w:tcBorders>
-            <w:noWrap w:val="0"/>
             <w:tcMar>
               <w:top w:w="60" w:type="dxa"/>
               <w:left w:w="120" w:type="dxa"/>
@@ -7238,12 +7189,12 @@
       <w:tr>
         <w:tblPrEx>
           <w:tblBorders>
-            <w:top w:val="none" w:color="DEE0E3" w:sz="0" w:space="0"/>
-            <w:left w:val="none" w:color="DEE0E3" w:sz="0" w:space="0"/>
-            <w:bottom w:val="none" w:color="DEE0E3" w:sz="0" w:space="0"/>
-            <w:right w:val="none" w:color="DEE0E3" w:sz="0" w:space="0"/>
-            <w:insideH w:val="none" w:color="DEE0E3" w:sz="0" w:space="0"/>
-            <w:insideV w:val="none" w:color="DEE0E3" w:sz="0" w:space="0"/>
+            <w:top w:val="none" w:color="auto" w:sz="0" w:space="0"/>
+            <w:left w:val="none" w:color="auto" w:sz="0" w:space="0"/>
+            <w:bottom w:val="none" w:color="auto" w:sz="0" w:space="0"/>
+            <w:right w:val="none" w:color="auto" w:sz="0" w:space="0"/>
+            <w:insideH w:val="none" w:color="auto" w:sz="0" w:space="0"/>
+            <w:insideV w:val="none" w:color="auto" w:sz="0" w:space="0"/>
           </w:tblBorders>
           <w:tblCellMar>
             <w:top w:w="0" w:type="dxa"/>
@@ -7265,7 +7216,6 @@
               <w:bottom w:val="single" w:color="auto" w:sz="12" w:space="0"/>
               <w:right w:val="nil"/>
             </w:tcBorders>
-            <w:noWrap w:val="0"/>
             <w:tcMar>
               <w:top w:w="60" w:type="dxa"/>
               <w:left w:w="120" w:type="dxa"/>
@@ -7309,7 +7259,6 @@
               <w:bottom w:val="single" w:color="auto" w:sz="12" w:space="0"/>
               <w:right w:val="nil"/>
             </w:tcBorders>
-            <w:noWrap w:val="0"/>
             <w:tcMar>
               <w:top w:w="60" w:type="dxa"/>
               <w:left w:w="120" w:type="dxa"/>
@@ -7353,7 +7302,6 @@
               <w:bottom w:val="single" w:color="auto" w:sz="12" w:space="0"/>
               <w:right w:val="single" w:color="auto" w:sz="12" w:space="0"/>
             </w:tcBorders>
-            <w:noWrap w:val="0"/>
             <w:tcMar>
               <w:top w:w="60" w:type="dxa"/>
               <w:left w:w="120" w:type="dxa"/>
@@ -7422,12 +7370,12 @@
         <w:tblW w:w="8214" w:type="dxa"/>
         <w:jc w:val="center"/>
         <w:tblBorders>
-          <w:top w:val="none" w:color="DEE0E3" w:sz="0" w:space="0"/>
-          <w:left w:val="none" w:color="DEE0E3" w:sz="0" w:space="0"/>
-          <w:bottom w:val="none" w:color="DEE0E3" w:sz="0" w:space="0"/>
-          <w:right w:val="none" w:color="DEE0E3" w:sz="0" w:space="0"/>
-          <w:insideH w:val="none" w:color="DEE0E3" w:sz="0" w:space="0"/>
-          <w:insideV w:val="none" w:color="DEE0E3" w:sz="0" w:space="0"/>
+          <w:top w:val="none" w:color="auto" w:sz="0" w:space="0"/>
+          <w:left w:val="none" w:color="auto" w:sz="0" w:space="0"/>
+          <w:bottom w:val="none" w:color="auto" w:sz="0" w:space="0"/>
+          <w:right w:val="none" w:color="auto" w:sz="0" w:space="0"/>
+          <w:insideH w:val="none" w:color="auto" w:sz="0" w:space="0"/>
+          <w:insideV w:val="none" w:color="auto" w:sz="0" w:space="0"/>
         </w:tblBorders>
         <w:tblLayout w:type="autofit"/>
         <w:tblCellMar>
@@ -7446,12 +7394,12 @@
       <w:tr>
         <w:tblPrEx>
           <w:tblBorders>
-            <w:top w:val="none" w:color="DEE0E3" w:sz="0" w:space="0"/>
-            <w:left w:val="none" w:color="DEE0E3" w:sz="0" w:space="0"/>
-            <w:bottom w:val="none" w:color="DEE0E3" w:sz="0" w:space="0"/>
-            <w:right w:val="none" w:color="DEE0E3" w:sz="0" w:space="0"/>
-            <w:insideH w:val="none" w:color="DEE0E3" w:sz="0" w:space="0"/>
-            <w:insideV w:val="none" w:color="DEE0E3" w:sz="0" w:space="0"/>
+            <w:top w:val="none" w:color="auto" w:sz="0" w:space="0"/>
+            <w:left w:val="none" w:color="auto" w:sz="0" w:space="0"/>
+            <w:bottom w:val="none" w:color="auto" w:sz="0" w:space="0"/>
+            <w:right w:val="none" w:color="auto" w:sz="0" w:space="0"/>
+            <w:insideH w:val="none" w:color="auto" w:sz="0" w:space="0"/>
+            <w:insideV w:val="none" w:color="auto" w:sz="0" w:space="0"/>
           </w:tblBorders>
           <w:tblCellMar>
             <w:top w:w="0" w:type="dxa"/>
@@ -7474,7 +7422,6 @@
               <w:bottom w:val="nil"/>
               <w:right w:val="nil"/>
             </w:tcBorders>
-            <w:noWrap w:val="0"/>
             <w:tcMar>
               <w:top w:w="60" w:type="dxa"/>
               <w:left w:w="120" w:type="dxa"/>
@@ -7524,7 +7471,6 @@
               <w:bottom w:val="nil"/>
               <w:right w:val="nil"/>
             </w:tcBorders>
-            <w:noWrap w:val="0"/>
             <w:tcMar>
               <w:top w:w="60" w:type="dxa"/>
               <w:left w:w="120" w:type="dxa"/>
@@ -7574,7 +7520,6 @@
               <w:bottom w:val="nil"/>
               <w:right w:val="nil"/>
             </w:tcBorders>
-            <w:noWrap w:val="0"/>
             <w:tcMar>
               <w:top w:w="60" w:type="dxa"/>
               <w:left w:w="120" w:type="dxa"/>
@@ -7624,7 +7569,6 @@
               <w:bottom w:val="nil"/>
               <w:right w:val="single" w:color="auto" w:sz="12" w:space="0"/>
             </w:tcBorders>
-            <w:noWrap w:val="0"/>
             <w:tcMar>
               <w:top w:w="60" w:type="dxa"/>
               <w:left w:w="120" w:type="dxa"/>
@@ -7669,12 +7613,12 @@
       <w:tr>
         <w:tblPrEx>
           <w:tblBorders>
-            <w:top w:val="none" w:color="DEE0E3" w:sz="0" w:space="0"/>
-            <w:left w:val="none" w:color="DEE0E3" w:sz="0" w:space="0"/>
-            <w:bottom w:val="none" w:color="DEE0E3" w:sz="0" w:space="0"/>
-            <w:right w:val="none" w:color="DEE0E3" w:sz="0" w:space="0"/>
-            <w:insideH w:val="none" w:color="DEE0E3" w:sz="0" w:space="0"/>
-            <w:insideV w:val="none" w:color="DEE0E3" w:sz="0" w:space="0"/>
+            <w:top w:val="none" w:color="auto" w:sz="0" w:space="0"/>
+            <w:left w:val="none" w:color="auto" w:sz="0" w:space="0"/>
+            <w:bottom w:val="none" w:color="auto" w:sz="0" w:space="0"/>
+            <w:right w:val="none" w:color="auto" w:sz="0" w:space="0"/>
+            <w:insideH w:val="none" w:color="auto" w:sz="0" w:space="0"/>
+            <w:insideV w:val="none" w:color="auto" w:sz="0" w:space="0"/>
           </w:tblBorders>
           <w:tblCellMar>
             <w:top w:w="0" w:type="dxa"/>
@@ -7696,7 +7640,6 @@
               <w:bottom w:val="nil"/>
               <w:right w:val="nil"/>
             </w:tcBorders>
-            <w:noWrap w:val="0"/>
             <w:tcMar>
               <w:top w:w="60" w:type="dxa"/>
               <w:left w:w="120" w:type="dxa"/>
@@ -7740,7 +7683,6 @@
               <w:bottom w:val="nil"/>
               <w:right w:val="nil"/>
             </w:tcBorders>
-            <w:noWrap w:val="0"/>
             <w:tcMar>
               <w:top w:w="60" w:type="dxa"/>
               <w:left w:w="120" w:type="dxa"/>
@@ -7784,7 +7726,6 @@
               <w:bottom w:val="nil"/>
               <w:right w:val="nil"/>
             </w:tcBorders>
-            <w:noWrap w:val="0"/>
             <w:tcMar>
               <w:top w:w="60" w:type="dxa"/>
               <w:left w:w="120" w:type="dxa"/>
@@ -7828,7 +7769,6 @@
               <w:bottom w:val="nil"/>
               <w:right w:val="single" w:color="auto" w:sz="12" w:space="0"/>
             </w:tcBorders>
-            <w:noWrap w:val="0"/>
             <w:tcMar>
               <w:top w:w="60" w:type="dxa"/>
               <w:left w:w="120" w:type="dxa"/>
@@ -7867,12 +7807,12 @@
       <w:tr>
         <w:tblPrEx>
           <w:tblBorders>
-            <w:top w:val="none" w:color="DEE0E3" w:sz="0" w:space="0"/>
-            <w:left w:val="none" w:color="DEE0E3" w:sz="0" w:space="0"/>
-            <w:bottom w:val="none" w:color="DEE0E3" w:sz="0" w:space="0"/>
-            <w:right w:val="none" w:color="DEE0E3" w:sz="0" w:space="0"/>
-            <w:insideH w:val="none" w:color="DEE0E3" w:sz="0" w:space="0"/>
-            <w:insideV w:val="none" w:color="DEE0E3" w:sz="0" w:space="0"/>
+            <w:top w:val="none" w:color="auto" w:sz="0" w:space="0"/>
+            <w:left w:val="none" w:color="auto" w:sz="0" w:space="0"/>
+            <w:bottom w:val="none" w:color="auto" w:sz="0" w:space="0"/>
+            <w:right w:val="none" w:color="auto" w:sz="0" w:space="0"/>
+            <w:insideH w:val="none" w:color="auto" w:sz="0" w:space="0"/>
+            <w:insideV w:val="none" w:color="auto" w:sz="0" w:space="0"/>
           </w:tblBorders>
           <w:tblCellMar>
             <w:top w:w="0" w:type="dxa"/>
@@ -7894,7 +7834,6 @@
               <w:bottom w:val="nil"/>
               <w:right w:val="nil"/>
             </w:tcBorders>
-            <w:noWrap w:val="0"/>
             <w:tcMar>
               <w:top w:w="60" w:type="dxa"/>
               <w:left w:w="120" w:type="dxa"/>
@@ -7938,7 +7877,6 @@
               <w:bottom w:val="nil"/>
               <w:right w:val="nil"/>
             </w:tcBorders>
-            <w:noWrap w:val="0"/>
             <w:tcMar>
               <w:top w:w="60" w:type="dxa"/>
               <w:left w:w="120" w:type="dxa"/>
@@ -7982,7 +7920,6 @@
               <w:bottom w:val="nil"/>
               <w:right w:val="nil"/>
             </w:tcBorders>
-            <w:noWrap w:val="0"/>
             <w:tcMar>
               <w:top w:w="60" w:type="dxa"/>
               <w:left w:w="120" w:type="dxa"/>
@@ -8026,7 +7963,6 @@
               <w:bottom w:val="nil"/>
               <w:right w:val="single" w:color="auto" w:sz="12" w:space="0"/>
             </w:tcBorders>
-            <w:noWrap w:val="0"/>
             <w:tcMar>
               <w:top w:w="60" w:type="dxa"/>
               <w:left w:w="120" w:type="dxa"/>
@@ -8065,12 +8001,12 @@
       <w:tr>
         <w:tblPrEx>
           <w:tblBorders>
-            <w:top w:val="none" w:color="DEE0E3" w:sz="0" w:space="0"/>
-            <w:left w:val="none" w:color="DEE0E3" w:sz="0" w:space="0"/>
-            <w:bottom w:val="none" w:color="DEE0E3" w:sz="0" w:space="0"/>
-            <w:right w:val="none" w:color="DEE0E3" w:sz="0" w:space="0"/>
-            <w:insideH w:val="none" w:color="DEE0E3" w:sz="0" w:space="0"/>
-            <w:insideV w:val="none" w:color="DEE0E3" w:sz="0" w:space="0"/>
+            <w:top w:val="none" w:color="auto" w:sz="0" w:space="0"/>
+            <w:left w:val="none" w:color="auto" w:sz="0" w:space="0"/>
+            <w:bottom w:val="none" w:color="auto" w:sz="0" w:space="0"/>
+            <w:right w:val="none" w:color="auto" w:sz="0" w:space="0"/>
+            <w:insideH w:val="none" w:color="auto" w:sz="0" w:space="0"/>
+            <w:insideV w:val="none" w:color="auto" w:sz="0" w:space="0"/>
           </w:tblBorders>
           <w:tblCellMar>
             <w:top w:w="0" w:type="dxa"/>
@@ -8092,7 +8028,6 @@
               <w:bottom w:val="nil"/>
               <w:right w:val="nil"/>
             </w:tcBorders>
-            <w:noWrap w:val="0"/>
             <w:tcMar>
               <w:top w:w="60" w:type="dxa"/>
               <w:left w:w="120" w:type="dxa"/>
@@ -8136,7 +8071,6 @@
               <w:bottom w:val="nil"/>
               <w:right w:val="nil"/>
             </w:tcBorders>
-            <w:noWrap w:val="0"/>
             <w:tcMar>
               <w:top w:w="60" w:type="dxa"/>
               <w:left w:w="120" w:type="dxa"/>
@@ -8180,7 +8114,6 @@
               <w:bottom w:val="nil"/>
               <w:right w:val="nil"/>
             </w:tcBorders>
-            <w:noWrap w:val="0"/>
             <w:tcMar>
               <w:top w:w="60" w:type="dxa"/>
               <w:left w:w="120" w:type="dxa"/>
@@ -8224,7 +8157,6 @@
               <w:bottom w:val="nil"/>
               <w:right w:val="single" w:color="auto" w:sz="12" w:space="0"/>
             </w:tcBorders>
-            <w:noWrap w:val="0"/>
             <w:tcMar>
               <w:top w:w="60" w:type="dxa"/>
               <w:left w:w="120" w:type="dxa"/>
@@ -8263,12 +8195,12 @@
       <w:tr>
         <w:tblPrEx>
           <w:tblBorders>
-            <w:top w:val="none" w:color="DEE0E3" w:sz="0" w:space="0"/>
-            <w:left w:val="none" w:color="DEE0E3" w:sz="0" w:space="0"/>
-            <w:bottom w:val="none" w:color="DEE0E3" w:sz="0" w:space="0"/>
-            <w:right w:val="none" w:color="DEE0E3" w:sz="0" w:space="0"/>
-            <w:insideH w:val="none" w:color="DEE0E3" w:sz="0" w:space="0"/>
-            <w:insideV w:val="none" w:color="DEE0E3" w:sz="0" w:space="0"/>
+            <w:top w:val="none" w:color="auto" w:sz="0" w:space="0"/>
+            <w:left w:val="none" w:color="auto" w:sz="0" w:space="0"/>
+            <w:bottom w:val="none" w:color="auto" w:sz="0" w:space="0"/>
+            <w:right w:val="none" w:color="auto" w:sz="0" w:space="0"/>
+            <w:insideH w:val="none" w:color="auto" w:sz="0" w:space="0"/>
+            <w:insideV w:val="none" w:color="auto" w:sz="0" w:space="0"/>
           </w:tblBorders>
           <w:tblCellMar>
             <w:top w:w="0" w:type="dxa"/>
@@ -8290,7 +8222,6 @@
               <w:bottom w:val="nil"/>
               <w:right w:val="nil"/>
             </w:tcBorders>
-            <w:noWrap w:val="0"/>
             <w:tcMar>
               <w:top w:w="60" w:type="dxa"/>
               <w:left w:w="120" w:type="dxa"/>
@@ -8334,7 +8265,6 @@
               <w:bottom w:val="nil"/>
               <w:right w:val="nil"/>
             </w:tcBorders>
-            <w:noWrap w:val="0"/>
             <w:tcMar>
               <w:top w:w="60" w:type="dxa"/>
               <w:left w:w="120" w:type="dxa"/>
@@ -8378,7 +8308,6 @@
               <w:bottom w:val="nil"/>
               <w:right w:val="nil"/>
             </w:tcBorders>
-            <w:noWrap w:val="0"/>
             <w:tcMar>
               <w:top w:w="60" w:type="dxa"/>
               <w:left w:w="120" w:type="dxa"/>
@@ -8422,7 +8351,6 @@
               <w:bottom w:val="nil"/>
               <w:right w:val="single" w:color="auto" w:sz="12" w:space="0"/>
             </w:tcBorders>
-            <w:noWrap w:val="0"/>
             <w:tcMar>
               <w:top w:w="60" w:type="dxa"/>
               <w:left w:w="120" w:type="dxa"/>
@@ -8461,12 +8389,12 @@
       <w:tr>
         <w:tblPrEx>
           <w:tblBorders>
-            <w:top w:val="none" w:color="DEE0E3" w:sz="0" w:space="0"/>
-            <w:left w:val="none" w:color="DEE0E3" w:sz="0" w:space="0"/>
-            <w:bottom w:val="none" w:color="DEE0E3" w:sz="0" w:space="0"/>
-            <w:right w:val="none" w:color="DEE0E3" w:sz="0" w:space="0"/>
-            <w:insideH w:val="none" w:color="DEE0E3" w:sz="0" w:space="0"/>
-            <w:insideV w:val="none" w:color="DEE0E3" w:sz="0" w:space="0"/>
+            <w:top w:val="none" w:color="auto" w:sz="0" w:space="0"/>
+            <w:left w:val="none" w:color="auto" w:sz="0" w:space="0"/>
+            <w:bottom w:val="none" w:color="auto" w:sz="0" w:space="0"/>
+            <w:right w:val="none" w:color="auto" w:sz="0" w:space="0"/>
+            <w:insideH w:val="none" w:color="auto" w:sz="0" w:space="0"/>
+            <w:insideV w:val="none" w:color="auto" w:sz="0" w:space="0"/>
           </w:tblBorders>
           <w:tblCellMar>
             <w:top w:w="0" w:type="dxa"/>
@@ -8488,7 +8416,6 @@
               <w:bottom w:val="single" w:color="auto" w:sz="12" w:space="0"/>
               <w:right w:val="nil"/>
             </w:tcBorders>
-            <w:noWrap w:val="0"/>
             <w:tcMar>
               <w:top w:w="60" w:type="dxa"/>
               <w:left w:w="120" w:type="dxa"/>
@@ -8532,7 +8459,6 @@
               <w:bottom w:val="single" w:color="auto" w:sz="12" w:space="0"/>
               <w:right w:val="nil"/>
             </w:tcBorders>
-            <w:noWrap w:val="0"/>
             <w:tcMar>
               <w:top w:w="60" w:type="dxa"/>
               <w:left w:w="120" w:type="dxa"/>
@@ -8576,7 +8502,6 @@
               <w:bottom w:val="single" w:color="auto" w:sz="12" w:space="0"/>
               <w:right w:val="nil"/>
             </w:tcBorders>
-            <w:noWrap w:val="0"/>
             <w:tcMar>
               <w:top w:w="60" w:type="dxa"/>
               <w:left w:w="120" w:type="dxa"/>
@@ -8620,7 +8545,6 @@
               <w:bottom w:val="single" w:color="auto" w:sz="12" w:space="0"/>
               <w:right w:val="single" w:color="auto" w:sz="12" w:space="0"/>
             </w:tcBorders>
-            <w:noWrap w:val="0"/>
             <w:tcMar>
               <w:top w:w="60" w:type="dxa"/>
               <w:left w:w="120" w:type="dxa"/>
@@ -8675,8 +8599,8 @@
         <w:snapToGrid w:val="0"/>
         <w:textAlignment w:val="baseline"/>
       </w:pPr>
-      <w:bookmarkStart w:id="22" w:name="heading_10"/>
-      <w:bookmarkStart w:id="23" w:name="_Toc14474"/>
+      <w:bookmarkStart w:id="22" w:name="_Toc14474"/>
+      <w:bookmarkStart w:id="23" w:name="heading_10"/>
       <w:r>
         <w:t>研发环境</w:t>
       </w:r>
@@ -8689,12 +8613,12 @@
         <w:tblW w:w="8214" w:type="dxa"/>
         <w:jc w:val="center"/>
         <w:tblBorders>
-          <w:top w:val="none" w:color="DEE0E3" w:sz="0" w:space="0"/>
-          <w:left w:val="none" w:color="DEE0E3" w:sz="0" w:space="0"/>
-          <w:bottom w:val="none" w:color="DEE0E3" w:sz="0" w:space="0"/>
-          <w:right w:val="none" w:color="DEE0E3" w:sz="0" w:space="0"/>
-          <w:insideH w:val="none" w:color="DEE0E3" w:sz="0" w:space="0"/>
-          <w:insideV w:val="none" w:color="DEE0E3" w:sz="0" w:space="0"/>
+          <w:top w:val="none" w:color="auto" w:sz="0" w:space="0"/>
+          <w:left w:val="none" w:color="auto" w:sz="0" w:space="0"/>
+          <w:bottom w:val="none" w:color="auto" w:sz="0" w:space="0"/>
+          <w:right w:val="none" w:color="auto" w:sz="0" w:space="0"/>
+          <w:insideH w:val="none" w:color="auto" w:sz="0" w:space="0"/>
+          <w:insideV w:val="none" w:color="auto" w:sz="0" w:space="0"/>
         </w:tblBorders>
         <w:tblLayout w:type="autofit"/>
         <w:tblCellMar>
@@ -8713,12 +8637,12 @@
       <w:tr>
         <w:tblPrEx>
           <w:tblBorders>
-            <w:top w:val="none" w:color="DEE0E3" w:sz="0" w:space="0"/>
-            <w:left w:val="none" w:color="DEE0E3" w:sz="0" w:space="0"/>
-            <w:bottom w:val="none" w:color="DEE0E3" w:sz="0" w:space="0"/>
-            <w:right w:val="none" w:color="DEE0E3" w:sz="0" w:space="0"/>
-            <w:insideH w:val="none" w:color="DEE0E3" w:sz="0" w:space="0"/>
-            <w:insideV w:val="none" w:color="DEE0E3" w:sz="0" w:space="0"/>
+            <w:top w:val="none" w:color="auto" w:sz="0" w:space="0"/>
+            <w:left w:val="none" w:color="auto" w:sz="0" w:space="0"/>
+            <w:bottom w:val="none" w:color="auto" w:sz="0" w:space="0"/>
+            <w:right w:val="none" w:color="auto" w:sz="0" w:space="0"/>
+            <w:insideH w:val="none" w:color="auto" w:sz="0" w:space="0"/>
+            <w:insideV w:val="none" w:color="auto" w:sz="0" w:space="0"/>
           </w:tblBorders>
           <w:tblCellMar>
             <w:top w:w="0" w:type="dxa"/>
@@ -8741,7 +8665,6 @@
               <w:bottom w:val="nil"/>
               <w:right w:val="nil"/>
             </w:tcBorders>
-            <w:noWrap w:val="0"/>
             <w:tcMar>
               <w:top w:w="60" w:type="dxa"/>
               <w:left w:w="120" w:type="dxa"/>
@@ -8791,7 +8714,6 @@
               <w:bottom w:val="nil"/>
               <w:right w:val="nil"/>
             </w:tcBorders>
-            <w:noWrap w:val="0"/>
             <w:tcMar>
               <w:top w:w="60" w:type="dxa"/>
               <w:left w:w="120" w:type="dxa"/>
@@ -8841,7 +8763,6 @@
               <w:bottom w:val="nil"/>
               <w:right w:val="nil"/>
             </w:tcBorders>
-            <w:noWrap w:val="0"/>
             <w:tcMar>
               <w:top w:w="60" w:type="dxa"/>
               <w:left w:w="120" w:type="dxa"/>
@@ -8891,7 +8812,6 @@
               <w:bottom w:val="nil"/>
               <w:right w:val="single" w:color="auto" w:sz="12" w:space="0"/>
             </w:tcBorders>
-            <w:noWrap w:val="0"/>
             <w:tcMar>
               <w:top w:w="60" w:type="dxa"/>
               <w:left w:w="120" w:type="dxa"/>
@@ -8936,12 +8856,12 @@
       <w:tr>
         <w:tblPrEx>
           <w:tblBorders>
-            <w:top w:val="none" w:color="DEE0E3" w:sz="0" w:space="0"/>
-            <w:left w:val="none" w:color="DEE0E3" w:sz="0" w:space="0"/>
-            <w:bottom w:val="none" w:color="DEE0E3" w:sz="0" w:space="0"/>
-            <w:right w:val="none" w:color="DEE0E3" w:sz="0" w:space="0"/>
-            <w:insideH w:val="none" w:color="DEE0E3" w:sz="0" w:space="0"/>
-            <w:insideV w:val="none" w:color="DEE0E3" w:sz="0" w:space="0"/>
+            <w:top w:val="none" w:color="auto" w:sz="0" w:space="0"/>
+            <w:left w:val="none" w:color="auto" w:sz="0" w:space="0"/>
+            <w:bottom w:val="none" w:color="auto" w:sz="0" w:space="0"/>
+            <w:right w:val="none" w:color="auto" w:sz="0" w:space="0"/>
+            <w:insideH w:val="none" w:color="auto" w:sz="0" w:space="0"/>
+            <w:insideV w:val="none" w:color="auto" w:sz="0" w:space="0"/>
           </w:tblBorders>
           <w:tblCellMar>
             <w:top w:w="0" w:type="dxa"/>
@@ -8963,7 +8883,6 @@
               <w:bottom w:val="nil"/>
               <w:right w:val="nil"/>
             </w:tcBorders>
-            <w:noWrap w:val="0"/>
             <w:tcMar>
               <w:top w:w="60" w:type="dxa"/>
               <w:left w:w="120" w:type="dxa"/>
@@ -9007,7 +8926,6 @@
               <w:bottom w:val="nil"/>
               <w:right w:val="nil"/>
             </w:tcBorders>
-            <w:noWrap w:val="0"/>
             <w:tcMar>
               <w:top w:w="60" w:type="dxa"/>
               <w:left w:w="120" w:type="dxa"/>
@@ -9051,7 +8969,6 @@
               <w:bottom w:val="nil"/>
               <w:right w:val="nil"/>
             </w:tcBorders>
-            <w:noWrap w:val="0"/>
             <w:tcMar>
               <w:top w:w="60" w:type="dxa"/>
               <w:left w:w="120" w:type="dxa"/>
@@ -9095,7 +9012,6 @@
               <w:bottom w:val="nil"/>
               <w:right w:val="single" w:color="auto" w:sz="12" w:space="0"/>
             </w:tcBorders>
-            <w:noWrap w:val="0"/>
             <w:tcMar>
               <w:top w:w="60" w:type="dxa"/>
               <w:left w:w="120" w:type="dxa"/>
@@ -9134,12 +9050,12 @@
       <w:tr>
         <w:tblPrEx>
           <w:tblBorders>
-            <w:top w:val="none" w:color="DEE0E3" w:sz="0" w:space="0"/>
-            <w:left w:val="none" w:color="DEE0E3" w:sz="0" w:space="0"/>
-            <w:bottom w:val="none" w:color="DEE0E3" w:sz="0" w:space="0"/>
-            <w:right w:val="none" w:color="DEE0E3" w:sz="0" w:space="0"/>
-            <w:insideH w:val="none" w:color="DEE0E3" w:sz="0" w:space="0"/>
-            <w:insideV w:val="none" w:color="DEE0E3" w:sz="0" w:space="0"/>
+            <w:top w:val="none" w:color="auto" w:sz="0" w:space="0"/>
+            <w:left w:val="none" w:color="auto" w:sz="0" w:space="0"/>
+            <w:bottom w:val="none" w:color="auto" w:sz="0" w:space="0"/>
+            <w:right w:val="none" w:color="auto" w:sz="0" w:space="0"/>
+            <w:insideH w:val="none" w:color="auto" w:sz="0" w:space="0"/>
+            <w:insideV w:val="none" w:color="auto" w:sz="0" w:space="0"/>
           </w:tblBorders>
           <w:tblCellMar>
             <w:top w:w="0" w:type="dxa"/>
@@ -9161,7 +9077,6 @@
               <w:bottom w:val="nil"/>
               <w:right w:val="nil"/>
             </w:tcBorders>
-            <w:noWrap w:val="0"/>
             <w:tcMar>
               <w:top w:w="60" w:type="dxa"/>
               <w:left w:w="120" w:type="dxa"/>
@@ -9205,7 +9120,6 @@
               <w:bottom w:val="nil"/>
               <w:right w:val="nil"/>
             </w:tcBorders>
-            <w:noWrap w:val="0"/>
             <w:tcMar>
               <w:top w:w="60" w:type="dxa"/>
               <w:left w:w="120" w:type="dxa"/>
@@ -9249,7 +9163,6 @@
               <w:bottom w:val="nil"/>
               <w:right w:val="nil"/>
             </w:tcBorders>
-            <w:noWrap w:val="0"/>
             <w:tcMar>
               <w:top w:w="60" w:type="dxa"/>
               <w:left w:w="120" w:type="dxa"/>
@@ -9293,7 +9206,6 @@
               <w:bottom w:val="nil"/>
               <w:right w:val="single" w:color="auto" w:sz="12" w:space="0"/>
             </w:tcBorders>
-            <w:noWrap w:val="0"/>
             <w:tcMar>
               <w:top w:w="60" w:type="dxa"/>
               <w:left w:w="120" w:type="dxa"/>
@@ -9332,12 +9244,12 @@
       <w:tr>
         <w:tblPrEx>
           <w:tblBorders>
-            <w:top w:val="none" w:color="DEE0E3" w:sz="0" w:space="0"/>
-            <w:left w:val="none" w:color="DEE0E3" w:sz="0" w:space="0"/>
-            <w:bottom w:val="none" w:color="DEE0E3" w:sz="0" w:space="0"/>
-            <w:right w:val="none" w:color="DEE0E3" w:sz="0" w:space="0"/>
-            <w:insideH w:val="none" w:color="DEE0E3" w:sz="0" w:space="0"/>
-            <w:insideV w:val="none" w:color="DEE0E3" w:sz="0" w:space="0"/>
+            <w:top w:val="none" w:color="auto" w:sz="0" w:space="0"/>
+            <w:left w:val="none" w:color="auto" w:sz="0" w:space="0"/>
+            <w:bottom w:val="none" w:color="auto" w:sz="0" w:space="0"/>
+            <w:right w:val="none" w:color="auto" w:sz="0" w:space="0"/>
+            <w:insideH w:val="none" w:color="auto" w:sz="0" w:space="0"/>
+            <w:insideV w:val="none" w:color="auto" w:sz="0" w:space="0"/>
           </w:tblBorders>
           <w:tblCellMar>
             <w:top w:w="0" w:type="dxa"/>
@@ -9359,7 +9271,6 @@
               <w:bottom w:val="single" w:color="auto" w:sz="12" w:space="0"/>
               <w:right w:val="nil"/>
             </w:tcBorders>
-            <w:noWrap w:val="0"/>
             <w:tcMar>
               <w:top w:w="60" w:type="dxa"/>
               <w:left w:w="120" w:type="dxa"/>
@@ -9403,7 +9314,6 @@
               <w:bottom w:val="single" w:color="auto" w:sz="12" w:space="0"/>
               <w:right w:val="nil"/>
             </w:tcBorders>
-            <w:noWrap w:val="0"/>
             <w:tcMar>
               <w:top w:w="60" w:type="dxa"/>
               <w:left w:w="120" w:type="dxa"/>
@@ -9447,7 +9357,6 @@
               <w:bottom w:val="single" w:color="auto" w:sz="12" w:space="0"/>
               <w:right w:val="nil"/>
             </w:tcBorders>
-            <w:noWrap w:val="0"/>
             <w:tcMar>
               <w:top w:w="60" w:type="dxa"/>
               <w:left w:w="120" w:type="dxa"/>
@@ -9491,7 +9400,6 @@
               <w:bottom w:val="single" w:color="auto" w:sz="12" w:space="0"/>
               <w:right w:val="single" w:color="auto" w:sz="12" w:space="0"/>
             </w:tcBorders>
-            <w:noWrap w:val="0"/>
             <w:tcMar>
               <w:top w:w="60" w:type="dxa"/>
               <w:left w:w="120" w:type="dxa"/>
@@ -9546,13 +9454,15 @@
         <w:snapToGrid w:val="0"/>
         <w:textAlignment w:val="baseline"/>
       </w:pPr>
-      <w:bookmarkStart w:id="24" w:name="heading_11"/>
-      <w:bookmarkStart w:id="25" w:name="_Toc24676"/>
+      <w:bookmarkStart w:id="24" w:name="_Toc24676"/>
+      <w:bookmarkStart w:id="25" w:name="heading_11"/>
       <w:r>
         <w:t>研发进度</w:t>
       </w:r>
       <w:bookmarkEnd w:id="24"/>
       <w:bookmarkEnd w:id="25"/>
+      <w:bookmarkStart w:id="64" w:name="_GoBack"/>
+      <w:bookmarkEnd w:id="64"/>
     </w:p>
     <w:tbl>
       <w:tblPr>
@@ -9560,12 +9470,12 @@
         <w:tblW w:w="8214" w:type="dxa"/>
         <w:jc w:val="center"/>
         <w:tblBorders>
-          <w:top w:val="none" w:color="DEE0E3" w:sz="0" w:space="0"/>
-          <w:left w:val="none" w:color="DEE0E3" w:sz="0" w:space="0"/>
-          <w:bottom w:val="none" w:color="DEE0E3" w:sz="0" w:space="0"/>
-          <w:right w:val="none" w:color="DEE0E3" w:sz="0" w:space="0"/>
-          <w:insideH w:val="none" w:color="DEE0E3" w:sz="0" w:space="0"/>
-          <w:insideV w:val="none" w:color="DEE0E3" w:sz="0" w:space="0"/>
+          <w:top w:val="none" w:color="auto" w:sz="0" w:space="0"/>
+          <w:left w:val="none" w:color="auto" w:sz="0" w:space="0"/>
+          <w:bottom w:val="none" w:color="auto" w:sz="0" w:space="0"/>
+          <w:right w:val="none" w:color="auto" w:sz="0" w:space="0"/>
+          <w:insideH w:val="none" w:color="auto" w:sz="0" w:space="0"/>
+          <w:insideV w:val="none" w:color="auto" w:sz="0" w:space="0"/>
         </w:tblBorders>
         <w:tblLayout w:type="autofit"/>
         <w:tblCellMar>
@@ -9576,19 +9486,19 @@
         </w:tblCellMar>
       </w:tblPr>
       <w:tblGrid>
-        <w:gridCol w:w="2110"/>
-        <w:gridCol w:w="1464"/>
-        <w:gridCol w:w="4640"/>
+        <w:gridCol w:w="3002"/>
+        <w:gridCol w:w="1868"/>
+        <w:gridCol w:w="3344"/>
       </w:tblGrid>
       <w:tr>
         <w:tblPrEx>
           <w:tblBorders>
-            <w:top w:val="none" w:color="DEE0E3" w:sz="0" w:space="0"/>
-            <w:left w:val="none" w:color="DEE0E3" w:sz="0" w:space="0"/>
-            <w:bottom w:val="none" w:color="DEE0E3" w:sz="0" w:space="0"/>
-            <w:right w:val="none" w:color="DEE0E3" w:sz="0" w:space="0"/>
-            <w:insideH w:val="none" w:color="DEE0E3" w:sz="0" w:space="0"/>
-            <w:insideV w:val="none" w:color="DEE0E3" w:sz="0" w:space="0"/>
+            <w:top w:val="none" w:color="auto" w:sz="0" w:space="0"/>
+            <w:left w:val="none" w:color="auto" w:sz="0" w:space="0"/>
+            <w:bottom w:val="none" w:color="auto" w:sz="0" w:space="0"/>
+            <w:right w:val="none" w:color="auto" w:sz="0" w:space="0"/>
+            <w:insideH w:val="none" w:color="auto" w:sz="0" w:space="0"/>
+            <w:insideV w:val="none" w:color="auto" w:sz="0" w:space="0"/>
           </w:tblBorders>
           <w:tblCellMar>
             <w:top w:w="0" w:type="dxa"/>
@@ -9604,14 +9514,13 @@
         </w:trPr>
         <w:tc>
           <w:tcPr>
-            <w:tcW w:w="2110" w:type="dxa"/>
+            <w:tcW w:w="3002" w:type="dxa"/>
             <w:tcBorders>
               <w:top w:val="single" w:color="auto" w:sz="12" w:space="0"/>
               <w:left w:val="single" w:color="auto" w:sz="12" w:space="0"/>
               <w:bottom w:val="nil"/>
               <w:right w:val="nil"/>
             </w:tcBorders>
-            <w:noWrap w:val="0"/>
             <w:tcMar>
               <w:top w:w="60" w:type="dxa"/>
               <w:left w:w="120" w:type="dxa"/>
@@ -9654,14 +9563,13 @@
         </w:tc>
         <w:tc>
           <w:tcPr>
-            <w:tcW w:w="1464" w:type="dxa"/>
+            <w:tcW w:w="1868" w:type="dxa"/>
             <w:tcBorders>
               <w:top w:val="single" w:color="auto" w:sz="12" w:space="0"/>
               <w:left w:val="single" w:color="auto" w:sz="4" w:space="0"/>
               <w:bottom w:val="nil"/>
               <w:right w:val="nil"/>
             </w:tcBorders>
-            <w:noWrap w:val="0"/>
             <w:tcMar>
               <w:top w:w="60" w:type="dxa"/>
               <w:left w:w="120" w:type="dxa"/>
@@ -9704,14 +9612,13 @@
         </w:tc>
         <w:tc>
           <w:tcPr>
-            <w:tcW w:w="4640" w:type="dxa"/>
+            <w:tcW w:w="3344" w:type="dxa"/>
             <w:tcBorders>
               <w:top w:val="single" w:color="auto" w:sz="12" w:space="0"/>
               <w:left w:val="single" w:color="auto" w:sz="4" w:space="0"/>
               <w:bottom w:val="nil"/>
               <w:right w:val="single" w:color="auto" w:sz="12" w:space="0"/>
             </w:tcBorders>
-            <w:noWrap w:val="0"/>
             <w:tcMar>
               <w:top w:w="60" w:type="dxa"/>
               <w:left w:w="120" w:type="dxa"/>
@@ -9756,12 +9663,12 @@
       <w:tr>
         <w:tblPrEx>
           <w:tblBorders>
-            <w:top w:val="none" w:color="DEE0E3" w:sz="0" w:space="0"/>
-            <w:left w:val="none" w:color="DEE0E3" w:sz="0" w:space="0"/>
-            <w:bottom w:val="none" w:color="DEE0E3" w:sz="0" w:space="0"/>
-            <w:right w:val="none" w:color="DEE0E3" w:sz="0" w:space="0"/>
-            <w:insideH w:val="none" w:color="DEE0E3" w:sz="0" w:space="0"/>
-            <w:insideV w:val="none" w:color="DEE0E3" w:sz="0" w:space="0"/>
+            <w:top w:val="none" w:color="auto" w:sz="0" w:space="0"/>
+            <w:left w:val="none" w:color="auto" w:sz="0" w:space="0"/>
+            <w:bottom w:val="none" w:color="auto" w:sz="0" w:space="0"/>
+            <w:right w:val="none" w:color="auto" w:sz="0" w:space="0"/>
+            <w:insideH w:val="none" w:color="auto" w:sz="0" w:space="0"/>
+            <w:insideV w:val="none" w:color="auto" w:sz="0" w:space="0"/>
           </w:tblBorders>
           <w:tblCellMar>
             <w:top w:w="0" w:type="dxa"/>
@@ -9776,14 +9683,13 @@
         </w:trPr>
         <w:tc>
           <w:tcPr>
-            <w:tcW w:w="2110" w:type="dxa"/>
+            <w:tcW w:w="3002" w:type="dxa"/>
             <w:tcBorders>
               <w:top w:val="single" w:color="auto" w:sz="4" w:space="0"/>
               <w:left w:val="single" w:color="auto" w:sz="12" w:space="0"/>
               <w:bottom w:val="nil"/>
               <w:right w:val="nil"/>
             </w:tcBorders>
-            <w:noWrap w:val="0"/>
             <w:tcMar>
               <w:top w:w="60" w:type="dxa"/>
               <w:left w:w="120" w:type="dxa"/>
@@ -9820,14 +9726,13 @@
         </w:tc>
         <w:tc>
           <w:tcPr>
-            <w:tcW w:w="1464" w:type="dxa"/>
+            <w:tcW w:w="1868" w:type="dxa"/>
             <w:tcBorders>
               <w:top w:val="single" w:color="auto" w:sz="4" w:space="0"/>
               <w:left w:val="single" w:color="auto" w:sz="4" w:space="0"/>
               <w:bottom w:val="nil"/>
               <w:right w:val="nil"/>
             </w:tcBorders>
-            <w:noWrap w:val="0"/>
             <w:tcMar>
               <w:top w:w="60" w:type="dxa"/>
               <w:left w:w="120" w:type="dxa"/>
@@ -9864,14 +9769,13 @@
         </w:tc>
         <w:tc>
           <w:tcPr>
-            <w:tcW w:w="4640" w:type="dxa"/>
+            <w:tcW w:w="3344" w:type="dxa"/>
             <w:tcBorders>
               <w:top w:val="single" w:color="auto" w:sz="4" w:space="0"/>
               <w:left w:val="single" w:color="auto" w:sz="4" w:space="0"/>
               <w:bottom w:val="nil"/>
               <w:right w:val="single" w:color="auto" w:sz="12" w:space="0"/>
             </w:tcBorders>
-            <w:noWrap w:val="0"/>
             <w:tcMar>
               <w:top w:w="60" w:type="dxa"/>
               <w:left w:w="120" w:type="dxa"/>
@@ -9910,12 +9814,12 @@
       <w:tr>
         <w:tblPrEx>
           <w:tblBorders>
-            <w:top w:val="none" w:color="DEE0E3" w:sz="0" w:space="0"/>
-            <w:left w:val="none" w:color="DEE0E3" w:sz="0" w:space="0"/>
-            <w:bottom w:val="none" w:color="DEE0E3" w:sz="0" w:space="0"/>
-            <w:right w:val="none" w:color="DEE0E3" w:sz="0" w:space="0"/>
-            <w:insideH w:val="none" w:color="DEE0E3" w:sz="0" w:space="0"/>
-            <w:insideV w:val="none" w:color="DEE0E3" w:sz="0" w:space="0"/>
+            <w:top w:val="none" w:color="auto" w:sz="0" w:space="0"/>
+            <w:left w:val="none" w:color="auto" w:sz="0" w:space="0"/>
+            <w:bottom w:val="none" w:color="auto" w:sz="0" w:space="0"/>
+            <w:right w:val="none" w:color="auto" w:sz="0" w:space="0"/>
+            <w:insideH w:val="none" w:color="auto" w:sz="0" w:space="0"/>
+            <w:insideV w:val="none" w:color="auto" w:sz="0" w:space="0"/>
           </w:tblBorders>
           <w:tblCellMar>
             <w:top w:w="0" w:type="dxa"/>
@@ -9930,14 +9834,13 @@
         </w:trPr>
         <w:tc>
           <w:tcPr>
-            <w:tcW w:w="2110" w:type="dxa"/>
+            <w:tcW w:w="3002" w:type="dxa"/>
             <w:tcBorders>
               <w:top w:val="single" w:color="auto" w:sz="4" w:space="0"/>
               <w:left w:val="single" w:color="auto" w:sz="12" w:space="0"/>
               <w:bottom w:val="nil"/>
               <w:right w:val="nil"/>
             </w:tcBorders>
-            <w:noWrap w:val="0"/>
             <w:tcMar>
               <w:top w:w="60" w:type="dxa"/>
               <w:left w:w="120" w:type="dxa"/>
@@ -9974,14 +9877,13 @@
         </w:tc>
         <w:tc>
           <w:tcPr>
-            <w:tcW w:w="1464" w:type="dxa"/>
+            <w:tcW w:w="1868" w:type="dxa"/>
             <w:tcBorders>
               <w:top w:val="single" w:color="auto" w:sz="4" w:space="0"/>
               <w:left w:val="single" w:color="auto" w:sz="4" w:space="0"/>
               <w:bottom w:val="nil"/>
               <w:right w:val="nil"/>
             </w:tcBorders>
-            <w:noWrap w:val="0"/>
             <w:tcMar>
               <w:top w:w="60" w:type="dxa"/>
               <w:left w:w="120" w:type="dxa"/>
@@ -10018,14 +9920,13 @@
         </w:tc>
         <w:tc>
           <w:tcPr>
-            <w:tcW w:w="4640" w:type="dxa"/>
+            <w:tcW w:w="3344" w:type="dxa"/>
             <w:tcBorders>
               <w:top w:val="single" w:color="auto" w:sz="4" w:space="0"/>
               <w:left w:val="single" w:color="auto" w:sz="4" w:space="0"/>
               <w:bottom w:val="nil"/>
               <w:right w:val="single" w:color="auto" w:sz="12" w:space="0"/>
             </w:tcBorders>
-            <w:noWrap w:val="0"/>
             <w:tcMar>
               <w:top w:w="60" w:type="dxa"/>
               <w:left w:w="120" w:type="dxa"/>
@@ -10064,12 +9965,12 @@
       <w:tr>
         <w:tblPrEx>
           <w:tblBorders>
-            <w:top w:val="none" w:color="DEE0E3" w:sz="0" w:space="0"/>
-            <w:left w:val="none" w:color="DEE0E3" w:sz="0" w:space="0"/>
-            <w:bottom w:val="none" w:color="DEE0E3" w:sz="0" w:space="0"/>
-            <w:right w:val="none" w:color="DEE0E3" w:sz="0" w:space="0"/>
-            <w:insideH w:val="none" w:color="DEE0E3" w:sz="0" w:space="0"/>
-            <w:insideV w:val="none" w:color="DEE0E3" w:sz="0" w:space="0"/>
+            <w:top w:val="none" w:color="auto" w:sz="0" w:space="0"/>
+            <w:left w:val="none" w:color="auto" w:sz="0" w:space="0"/>
+            <w:bottom w:val="none" w:color="auto" w:sz="0" w:space="0"/>
+            <w:right w:val="none" w:color="auto" w:sz="0" w:space="0"/>
+            <w:insideH w:val="none" w:color="auto" w:sz="0" w:space="0"/>
+            <w:insideV w:val="none" w:color="auto" w:sz="0" w:space="0"/>
           </w:tblBorders>
           <w:tblCellMar>
             <w:top w:w="0" w:type="dxa"/>
@@ -10084,14 +9985,13 @@
         </w:trPr>
         <w:tc>
           <w:tcPr>
-            <w:tcW w:w="2110" w:type="dxa"/>
+            <w:tcW w:w="3002" w:type="dxa"/>
             <w:tcBorders>
               <w:top w:val="single" w:color="auto" w:sz="4" w:space="0"/>
               <w:left w:val="single" w:color="auto" w:sz="12" w:space="0"/>
               <w:bottom w:val="nil"/>
               <w:right w:val="nil"/>
             </w:tcBorders>
-            <w:noWrap w:val="0"/>
             <w:tcMar>
               <w:top w:w="60" w:type="dxa"/>
               <w:left w:w="120" w:type="dxa"/>
@@ -10128,14 +10028,13 @@
         </w:tc>
         <w:tc>
           <w:tcPr>
-            <w:tcW w:w="1464" w:type="dxa"/>
+            <w:tcW w:w="1868" w:type="dxa"/>
             <w:tcBorders>
               <w:top w:val="single" w:color="auto" w:sz="4" w:space="0"/>
               <w:left w:val="single" w:color="auto" w:sz="4" w:space="0"/>
               <w:bottom w:val="nil"/>
               <w:right w:val="nil"/>
             </w:tcBorders>
-            <w:noWrap w:val="0"/>
             <w:tcMar>
               <w:top w:w="60" w:type="dxa"/>
               <w:left w:w="120" w:type="dxa"/>
@@ -10172,14 +10071,13 @@
         </w:tc>
         <w:tc>
           <w:tcPr>
-            <w:tcW w:w="4640" w:type="dxa"/>
+            <w:tcW w:w="3344" w:type="dxa"/>
             <w:tcBorders>
               <w:top w:val="single" w:color="auto" w:sz="4" w:space="0"/>
               <w:left w:val="single" w:color="auto" w:sz="4" w:space="0"/>
               <w:bottom w:val="nil"/>
               <w:right w:val="single" w:color="auto" w:sz="12" w:space="0"/>
             </w:tcBorders>
-            <w:noWrap w:val="0"/>
             <w:tcMar>
               <w:top w:w="60" w:type="dxa"/>
               <w:left w:w="120" w:type="dxa"/>
@@ -10218,12 +10116,12 @@
       <w:tr>
         <w:tblPrEx>
           <w:tblBorders>
-            <w:top w:val="none" w:color="DEE0E3" w:sz="0" w:space="0"/>
-            <w:left w:val="none" w:color="DEE0E3" w:sz="0" w:space="0"/>
-            <w:bottom w:val="none" w:color="DEE0E3" w:sz="0" w:space="0"/>
-            <w:right w:val="none" w:color="DEE0E3" w:sz="0" w:space="0"/>
-            <w:insideH w:val="none" w:color="DEE0E3" w:sz="0" w:space="0"/>
-            <w:insideV w:val="none" w:color="DEE0E3" w:sz="0" w:space="0"/>
+            <w:top w:val="none" w:color="auto" w:sz="0" w:space="0"/>
+            <w:left w:val="none" w:color="auto" w:sz="0" w:space="0"/>
+            <w:bottom w:val="none" w:color="auto" w:sz="0" w:space="0"/>
+            <w:right w:val="none" w:color="auto" w:sz="0" w:space="0"/>
+            <w:insideH w:val="none" w:color="auto" w:sz="0" w:space="0"/>
+            <w:insideV w:val="none" w:color="auto" w:sz="0" w:space="0"/>
           </w:tblBorders>
           <w:tblCellMar>
             <w:top w:w="0" w:type="dxa"/>
@@ -10238,14 +10136,13 @@
         </w:trPr>
         <w:tc>
           <w:tcPr>
-            <w:tcW w:w="2110" w:type="dxa"/>
+            <w:tcW w:w="3002" w:type="dxa"/>
             <w:tcBorders>
               <w:top w:val="single" w:color="auto" w:sz="4" w:space="0"/>
               <w:left w:val="single" w:color="auto" w:sz="12" w:space="0"/>
               <w:bottom w:val="single" w:color="auto" w:sz="12" w:space="0"/>
               <w:right w:val="nil"/>
             </w:tcBorders>
-            <w:noWrap w:val="0"/>
             <w:tcMar>
               <w:top w:w="60" w:type="dxa"/>
               <w:left w:w="120" w:type="dxa"/>
@@ -10282,14 +10179,13 @@
         </w:tc>
         <w:tc>
           <w:tcPr>
-            <w:tcW w:w="1464" w:type="dxa"/>
+            <w:tcW w:w="1868" w:type="dxa"/>
             <w:tcBorders>
               <w:top w:val="single" w:color="auto" w:sz="4" w:space="0"/>
               <w:left w:val="single" w:color="auto" w:sz="4" w:space="0"/>
               <w:bottom w:val="single" w:color="auto" w:sz="12" w:space="0"/>
               <w:right w:val="nil"/>
             </w:tcBorders>
-            <w:noWrap w:val="0"/>
             <w:tcMar>
               <w:top w:w="60" w:type="dxa"/>
               <w:left w:w="120" w:type="dxa"/>
@@ -10326,14 +10222,13 @@
         </w:tc>
         <w:tc>
           <w:tcPr>
-            <w:tcW w:w="4640" w:type="dxa"/>
+            <w:tcW w:w="3344" w:type="dxa"/>
             <w:tcBorders>
               <w:top w:val="single" w:color="auto" w:sz="4" w:space="0"/>
               <w:left w:val="single" w:color="auto" w:sz="4" w:space="0"/>
               <w:bottom w:val="single" w:color="auto" w:sz="12" w:space="0"/>
               <w:right w:val="single" w:color="auto" w:sz="12" w:space="0"/>
             </w:tcBorders>
-            <w:noWrap w:val="0"/>
             <w:tcMar>
               <w:top w:w="60" w:type="dxa"/>
               <w:left w:w="120" w:type="dxa"/>
@@ -10414,8 +10309,8 @@
         <w:snapToGrid w:val="0"/>
         <w:textAlignment w:val="baseline"/>
       </w:pPr>
-      <w:bookmarkStart w:id="28" w:name="heading_13"/>
-      <w:bookmarkStart w:id="29" w:name="_Toc8245"/>
+      <w:bookmarkStart w:id="28" w:name="_Toc8245"/>
+      <w:bookmarkStart w:id="29" w:name="heading_13"/>
       <w:r>
         <w:t>研发背景</w:t>
       </w:r>
@@ -10610,12 +10505,12 @@
         <w:tblW w:w="8214" w:type="dxa"/>
         <w:jc w:val="center"/>
         <w:tblBorders>
-          <w:top w:val="none" w:color="DEE0E3" w:sz="0" w:space="0"/>
-          <w:left w:val="none" w:color="DEE0E3" w:sz="0" w:space="0"/>
-          <w:bottom w:val="none" w:color="DEE0E3" w:sz="0" w:space="0"/>
-          <w:right w:val="none" w:color="DEE0E3" w:sz="0" w:space="0"/>
-          <w:insideH w:val="none" w:color="DEE0E3" w:sz="0" w:space="0"/>
-          <w:insideV w:val="none" w:color="DEE0E3" w:sz="0" w:space="0"/>
+          <w:top w:val="none" w:color="auto" w:sz="0" w:space="0"/>
+          <w:left w:val="none" w:color="auto" w:sz="0" w:space="0"/>
+          <w:bottom w:val="none" w:color="auto" w:sz="0" w:space="0"/>
+          <w:right w:val="none" w:color="auto" w:sz="0" w:space="0"/>
+          <w:insideH w:val="none" w:color="auto" w:sz="0" w:space="0"/>
+          <w:insideV w:val="none" w:color="auto" w:sz="0" w:space="0"/>
         </w:tblBorders>
         <w:tblLayout w:type="autofit"/>
         <w:tblCellMar>
@@ -10633,12 +10528,12 @@
       <w:tr>
         <w:tblPrEx>
           <w:tblBorders>
-            <w:top w:val="none" w:color="DEE0E3" w:sz="0" w:space="0"/>
-            <w:left w:val="none" w:color="DEE0E3" w:sz="0" w:space="0"/>
-            <w:bottom w:val="none" w:color="DEE0E3" w:sz="0" w:space="0"/>
-            <w:right w:val="none" w:color="DEE0E3" w:sz="0" w:space="0"/>
-            <w:insideH w:val="none" w:color="DEE0E3" w:sz="0" w:space="0"/>
-            <w:insideV w:val="none" w:color="DEE0E3" w:sz="0" w:space="0"/>
+            <w:top w:val="none" w:color="auto" w:sz="0" w:space="0"/>
+            <w:left w:val="none" w:color="auto" w:sz="0" w:space="0"/>
+            <w:bottom w:val="none" w:color="auto" w:sz="0" w:space="0"/>
+            <w:right w:val="none" w:color="auto" w:sz="0" w:space="0"/>
+            <w:insideH w:val="none" w:color="auto" w:sz="0" w:space="0"/>
+            <w:insideV w:val="none" w:color="auto" w:sz="0" w:space="0"/>
           </w:tblBorders>
           <w:tblCellMar>
             <w:top w:w="0" w:type="dxa"/>
@@ -10661,7 +10556,6 @@
               <w:bottom w:val="nil"/>
               <w:right w:val="nil"/>
             </w:tcBorders>
-            <w:noWrap w:val="0"/>
             <w:tcMar>
               <w:top w:w="60" w:type="dxa"/>
               <w:left w:w="120" w:type="dxa"/>
@@ -10711,7 +10605,6 @@
               <w:bottom w:val="nil"/>
               <w:right w:val="nil"/>
             </w:tcBorders>
-            <w:noWrap w:val="0"/>
             <w:tcMar>
               <w:top w:w="60" w:type="dxa"/>
               <w:left w:w="120" w:type="dxa"/>
@@ -10761,7 +10654,6 @@
               <w:bottom w:val="nil"/>
               <w:right w:val="single" w:color="auto" w:sz="12" w:space="0"/>
             </w:tcBorders>
-            <w:noWrap w:val="0"/>
             <w:tcMar>
               <w:top w:w="60" w:type="dxa"/>
               <w:left w:w="120" w:type="dxa"/>
@@ -10806,12 +10698,12 @@
       <w:tr>
         <w:tblPrEx>
           <w:tblBorders>
-            <w:top w:val="none" w:color="DEE0E3" w:sz="0" w:space="0"/>
-            <w:left w:val="none" w:color="DEE0E3" w:sz="0" w:space="0"/>
-            <w:bottom w:val="none" w:color="DEE0E3" w:sz="0" w:space="0"/>
-            <w:right w:val="none" w:color="DEE0E3" w:sz="0" w:space="0"/>
-            <w:insideH w:val="none" w:color="DEE0E3" w:sz="0" w:space="0"/>
-            <w:insideV w:val="none" w:color="DEE0E3" w:sz="0" w:space="0"/>
+            <w:top w:val="none" w:color="auto" w:sz="0" w:space="0"/>
+            <w:left w:val="none" w:color="auto" w:sz="0" w:space="0"/>
+            <w:bottom w:val="none" w:color="auto" w:sz="0" w:space="0"/>
+            <w:right w:val="none" w:color="auto" w:sz="0" w:space="0"/>
+            <w:insideH w:val="none" w:color="auto" w:sz="0" w:space="0"/>
+            <w:insideV w:val="none" w:color="auto" w:sz="0" w:space="0"/>
           </w:tblBorders>
           <w:tblCellMar>
             <w:top w:w="0" w:type="dxa"/>
@@ -10833,7 +10725,6 @@
               <w:bottom w:val="nil"/>
               <w:right w:val="nil"/>
             </w:tcBorders>
-            <w:noWrap w:val="0"/>
             <w:tcMar>
               <w:top w:w="60" w:type="dxa"/>
               <w:left w:w="120" w:type="dxa"/>
@@ -10877,7 +10768,6 @@
               <w:bottom w:val="nil"/>
               <w:right w:val="nil"/>
             </w:tcBorders>
-            <w:noWrap w:val="0"/>
             <w:tcMar>
               <w:top w:w="60" w:type="dxa"/>
               <w:left w:w="120" w:type="dxa"/>
@@ -10921,7 +10811,6 @@
               <w:bottom w:val="nil"/>
               <w:right w:val="single" w:color="auto" w:sz="12" w:space="0"/>
             </w:tcBorders>
-            <w:noWrap w:val="0"/>
             <w:tcMar>
               <w:top w:w="60" w:type="dxa"/>
               <w:left w:w="120" w:type="dxa"/>
@@ -10960,12 +10849,12 @@
       <w:tr>
         <w:tblPrEx>
           <w:tblBorders>
-            <w:top w:val="none" w:color="DEE0E3" w:sz="0" w:space="0"/>
-            <w:left w:val="none" w:color="DEE0E3" w:sz="0" w:space="0"/>
-            <w:bottom w:val="none" w:color="DEE0E3" w:sz="0" w:space="0"/>
-            <w:right w:val="none" w:color="DEE0E3" w:sz="0" w:space="0"/>
-            <w:insideH w:val="none" w:color="DEE0E3" w:sz="0" w:space="0"/>
-            <w:insideV w:val="none" w:color="DEE0E3" w:sz="0" w:space="0"/>
+            <w:top w:val="none" w:color="auto" w:sz="0" w:space="0"/>
+            <w:left w:val="none" w:color="auto" w:sz="0" w:space="0"/>
+            <w:bottom w:val="none" w:color="auto" w:sz="0" w:space="0"/>
+            <w:right w:val="none" w:color="auto" w:sz="0" w:space="0"/>
+            <w:insideH w:val="none" w:color="auto" w:sz="0" w:space="0"/>
+            <w:insideV w:val="none" w:color="auto" w:sz="0" w:space="0"/>
           </w:tblBorders>
           <w:tblCellMar>
             <w:top w:w="0" w:type="dxa"/>
@@ -10987,7 +10876,6 @@
               <w:bottom w:val="nil"/>
               <w:right w:val="nil"/>
             </w:tcBorders>
-            <w:noWrap w:val="0"/>
             <w:tcMar>
               <w:top w:w="60" w:type="dxa"/>
               <w:left w:w="120" w:type="dxa"/>
@@ -11031,7 +10919,6 @@
               <w:bottom w:val="nil"/>
               <w:right w:val="nil"/>
             </w:tcBorders>
-            <w:noWrap w:val="0"/>
             <w:tcMar>
               <w:top w:w="60" w:type="dxa"/>
               <w:left w:w="120" w:type="dxa"/>
@@ -11075,7 +10962,6 @@
               <w:bottom w:val="nil"/>
               <w:right w:val="single" w:color="auto" w:sz="12" w:space="0"/>
             </w:tcBorders>
-            <w:noWrap w:val="0"/>
             <w:tcMar>
               <w:top w:w="60" w:type="dxa"/>
               <w:left w:w="120" w:type="dxa"/>
@@ -11114,12 +11000,12 @@
       <w:tr>
         <w:tblPrEx>
           <w:tblBorders>
-            <w:top w:val="none" w:color="DEE0E3" w:sz="0" w:space="0"/>
-            <w:left w:val="none" w:color="DEE0E3" w:sz="0" w:space="0"/>
-            <w:bottom w:val="none" w:color="DEE0E3" w:sz="0" w:space="0"/>
-            <w:right w:val="none" w:color="DEE0E3" w:sz="0" w:space="0"/>
-            <w:insideH w:val="none" w:color="DEE0E3" w:sz="0" w:space="0"/>
-            <w:insideV w:val="none" w:color="DEE0E3" w:sz="0" w:space="0"/>
+            <w:top w:val="none" w:color="auto" w:sz="0" w:space="0"/>
+            <w:left w:val="none" w:color="auto" w:sz="0" w:space="0"/>
+            <w:bottom w:val="none" w:color="auto" w:sz="0" w:space="0"/>
+            <w:right w:val="none" w:color="auto" w:sz="0" w:space="0"/>
+            <w:insideH w:val="none" w:color="auto" w:sz="0" w:space="0"/>
+            <w:insideV w:val="none" w:color="auto" w:sz="0" w:space="0"/>
           </w:tblBorders>
           <w:tblCellMar>
             <w:top w:w="0" w:type="dxa"/>
@@ -11141,7 +11027,6 @@
               <w:bottom w:val="nil"/>
               <w:right w:val="nil"/>
             </w:tcBorders>
-            <w:noWrap w:val="0"/>
             <w:tcMar>
               <w:top w:w="60" w:type="dxa"/>
               <w:left w:w="120" w:type="dxa"/>
@@ -11185,7 +11070,6 @@
               <w:bottom w:val="nil"/>
               <w:right w:val="nil"/>
             </w:tcBorders>
-            <w:noWrap w:val="0"/>
             <w:tcMar>
               <w:top w:w="60" w:type="dxa"/>
               <w:left w:w="120" w:type="dxa"/>
@@ -11229,7 +11113,6 @@
               <w:bottom w:val="nil"/>
               <w:right w:val="single" w:color="auto" w:sz="12" w:space="0"/>
             </w:tcBorders>
-            <w:noWrap w:val="0"/>
             <w:tcMar>
               <w:top w:w="60" w:type="dxa"/>
               <w:left w:w="120" w:type="dxa"/>
@@ -11268,12 +11151,12 @@
       <w:tr>
         <w:tblPrEx>
           <w:tblBorders>
-            <w:top w:val="none" w:color="DEE0E3" w:sz="0" w:space="0"/>
-            <w:left w:val="none" w:color="DEE0E3" w:sz="0" w:space="0"/>
-            <w:bottom w:val="none" w:color="DEE0E3" w:sz="0" w:space="0"/>
-            <w:right w:val="none" w:color="DEE0E3" w:sz="0" w:space="0"/>
-            <w:insideH w:val="none" w:color="DEE0E3" w:sz="0" w:space="0"/>
-            <w:insideV w:val="none" w:color="DEE0E3" w:sz="0" w:space="0"/>
+            <w:top w:val="none" w:color="auto" w:sz="0" w:space="0"/>
+            <w:left w:val="none" w:color="auto" w:sz="0" w:space="0"/>
+            <w:bottom w:val="none" w:color="auto" w:sz="0" w:space="0"/>
+            <w:right w:val="none" w:color="auto" w:sz="0" w:space="0"/>
+            <w:insideH w:val="none" w:color="auto" w:sz="0" w:space="0"/>
+            <w:insideV w:val="none" w:color="auto" w:sz="0" w:space="0"/>
           </w:tblBorders>
           <w:tblCellMar>
             <w:top w:w="0" w:type="dxa"/>
@@ -11295,7 +11178,6 @@
               <w:bottom w:val="nil"/>
               <w:right w:val="nil"/>
             </w:tcBorders>
-            <w:noWrap w:val="0"/>
             <w:tcMar>
               <w:top w:w="60" w:type="dxa"/>
               <w:left w:w="120" w:type="dxa"/>
@@ -11339,7 +11221,6 @@
               <w:bottom w:val="nil"/>
               <w:right w:val="nil"/>
             </w:tcBorders>
-            <w:noWrap w:val="0"/>
             <w:tcMar>
               <w:top w:w="60" w:type="dxa"/>
               <w:left w:w="120" w:type="dxa"/>
@@ -11383,7 +11264,6 @@
               <w:bottom w:val="nil"/>
               <w:right w:val="single" w:color="auto" w:sz="12" w:space="0"/>
             </w:tcBorders>
-            <w:noWrap w:val="0"/>
             <w:tcMar>
               <w:top w:w="60" w:type="dxa"/>
               <w:left w:w="120" w:type="dxa"/>
@@ -11422,12 +11302,12 @@
       <w:tr>
         <w:tblPrEx>
           <w:tblBorders>
-            <w:top w:val="none" w:color="DEE0E3" w:sz="0" w:space="0"/>
-            <w:left w:val="none" w:color="DEE0E3" w:sz="0" w:space="0"/>
-            <w:bottom w:val="none" w:color="DEE0E3" w:sz="0" w:space="0"/>
-            <w:right w:val="none" w:color="DEE0E3" w:sz="0" w:space="0"/>
-            <w:insideH w:val="none" w:color="DEE0E3" w:sz="0" w:space="0"/>
-            <w:insideV w:val="none" w:color="DEE0E3" w:sz="0" w:space="0"/>
+            <w:top w:val="none" w:color="auto" w:sz="0" w:space="0"/>
+            <w:left w:val="none" w:color="auto" w:sz="0" w:space="0"/>
+            <w:bottom w:val="none" w:color="auto" w:sz="0" w:space="0"/>
+            <w:right w:val="none" w:color="auto" w:sz="0" w:space="0"/>
+            <w:insideH w:val="none" w:color="auto" w:sz="0" w:space="0"/>
+            <w:insideV w:val="none" w:color="auto" w:sz="0" w:space="0"/>
           </w:tblBorders>
           <w:tblCellMar>
             <w:top w:w="0" w:type="dxa"/>
@@ -11449,7 +11329,6 @@
               <w:bottom w:val="single" w:color="auto" w:sz="12" w:space="0"/>
               <w:right w:val="nil"/>
             </w:tcBorders>
-            <w:noWrap w:val="0"/>
             <w:tcMar>
               <w:top w:w="60" w:type="dxa"/>
               <w:left w:w="120" w:type="dxa"/>
@@ -11493,7 +11372,6 @@
               <w:bottom w:val="single" w:color="auto" w:sz="12" w:space="0"/>
               <w:right w:val="nil"/>
             </w:tcBorders>
-            <w:noWrap w:val="0"/>
             <w:tcMar>
               <w:top w:w="60" w:type="dxa"/>
               <w:left w:w="120" w:type="dxa"/>
@@ -11537,7 +11415,6 @@
               <w:bottom w:val="single" w:color="auto" w:sz="12" w:space="0"/>
               <w:right w:val="single" w:color="auto" w:sz="12" w:space="0"/>
             </w:tcBorders>
-            <w:noWrap w:val="0"/>
             <w:tcMar>
               <w:top w:w="60" w:type="dxa"/>
               <w:left w:w="120" w:type="dxa"/>
@@ -11606,12 +11483,12 @@
         <w:tblW w:w="8214" w:type="dxa"/>
         <w:jc w:val="center"/>
         <w:tblBorders>
-          <w:top w:val="none" w:color="DEE0E3" w:sz="0" w:space="0"/>
-          <w:left w:val="none" w:color="DEE0E3" w:sz="0" w:space="0"/>
-          <w:bottom w:val="none" w:color="DEE0E3" w:sz="0" w:space="0"/>
-          <w:right w:val="none" w:color="DEE0E3" w:sz="0" w:space="0"/>
-          <w:insideH w:val="none" w:color="DEE0E3" w:sz="0" w:space="0"/>
-          <w:insideV w:val="none" w:color="DEE0E3" w:sz="0" w:space="0"/>
+          <w:top w:val="none" w:color="auto" w:sz="0" w:space="0"/>
+          <w:left w:val="none" w:color="auto" w:sz="0" w:space="0"/>
+          <w:bottom w:val="none" w:color="auto" w:sz="0" w:space="0"/>
+          <w:right w:val="none" w:color="auto" w:sz="0" w:space="0"/>
+          <w:insideH w:val="none" w:color="auto" w:sz="0" w:space="0"/>
+          <w:insideV w:val="none" w:color="auto" w:sz="0" w:space="0"/>
         </w:tblBorders>
         <w:tblLayout w:type="autofit"/>
         <w:tblCellMar>
@@ -11629,12 +11506,12 @@
       <w:tr>
         <w:tblPrEx>
           <w:tblBorders>
-            <w:top w:val="none" w:color="DEE0E3" w:sz="0" w:space="0"/>
-            <w:left w:val="none" w:color="DEE0E3" w:sz="0" w:space="0"/>
-            <w:bottom w:val="none" w:color="DEE0E3" w:sz="0" w:space="0"/>
-            <w:right w:val="none" w:color="DEE0E3" w:sz="0" w:space="0"/>
-            <w:insideH w:val="none" w:color="DEE0E3" w:sz="0" w:space="0"/>
-            <w:insideV w:val="none" w:color="DEE0E3" w:sz="0" w:space="0"/>
+            <w:top w:val="none" w:color="auto" w:sz="0" w:space="0"/>
+            <w:left w:val="none" w:color="auto" w:sz="0" w:space="0"/>
+            <w:bottom w:val="none" w:color="auto" w:sz="0" w:space="0"/>
+            <w:right w:val="none" w:color="auto" w:sz="0" w:space="0"/>
+            <w:insideH w:val="none" w:color="auto" w:sz="0" w:space="0"/>
+            <w:insideV w:val="none" w:color="auto" w:sz="0" w:space="0"/>
           </w:tblBorders>
           <w:tblCellMar>
             <w:top w:w="0" w:type="dxa"/>
@@ -11657,7 +11534,6 @@
               <w:bottom w:val="nil"/>
               <w:right w:val="nil"/>
             </w:tcBorders>
-            <w:noWrap w:val="0"/>
             <w:tcMar>
               <w:top w:w="60" w:type="dxa"/>
               <w:left w:w="120" w:type="dxa"/>
@@ -11707,7 +11583,6 @@
               <w:bottom w:val="nil"/>
               <w:right w:val="nil"/>
             </w:tcBorders>
-            <w:noWrap w:val="0"/>
             <w:tcMar>
               <w:top w:w="60" w:type="dxa"/>
               <w:left w:w="120" w:type="dxa"/>
@@ -11757,7 +11632,6 @@
               <w:bottom w:val="nil"/>
               <w:right w:val="single" w:color="auto" w:sz="12" w:space="0"/>
             </w:tcBorders>
-            <w:noWrap w:val="0"/>
             <w:tcMar>
               <w:top w:w="60" w:type="dxa"/>
               <w:left w:w="120" w:type="dxa"/>
@@ -11802,12 +11676,12 @@
       <w:tr>
         <w:tblPrEx>
           <w:tblBorders>
-            <w:top w:val="none" w:color="DEE0E3" w:sz="0" w:space="0"/>
-            <w:left w:val="none" w:color="DEE0E3" w:sz="0" w:space="0"/>
-            <w:bottom w:val="none" w:color="DEE0E3" w:sz="0" w:space="0"/>
-            <w:right w:val="none" w:color="DEE0E3" w:sz="0" w:space="0"/>
-            <w:insideH w:val="none" w:color="DEE0E3" w:sz="0" w:space="0"/>
-            <w:insideV w:val="none" w:color="DEE0E3" w:sz="0" w:space="0"/>
+            <w:top w:val="none" w:color="auto" w:sz="0" w:space="0"/>
+            <w:left w:val="none" w:color="auto" w:sz="0" w:space="0"/>
+            <w:bottom w:val="none" w:color="auto" w:sz="0" w:space="0"/>
+            <w:right w:val="none" w:color="auto" w:sz="0" w:space="0"/>
+            <w:insideH w:val="none" w:color="auto" w:sz="0" w:space="0"/>
+            <w:insideV w:val="none" w:color="auto" w:sz="0" w:space="0"/>
           </w:tblBorders>
           <w:tblCellMar>
             <w:top w:w="0" w:type="dxa"/>
@@ -11829,7 +11703,6 @@
               <w:bottom w:val="nil"/>
               <w:right w:val="nil"/>
             </w:tcBorders>
-            <w:noWrap w:val="0"/>
             <w:tcMar>
               <w:top w:w="60" w:type="dxa"/>
               <w:left w:w="120" w:type="dxa"/>
@@ -11873,7 +11746,6 @@
               <w:bottom w:val="nil"/>
               <w:right w:val="nil"/>
             </w:tcBorders>
-            <w:noWrap w:val="0"/>
             <w:tcMar>
               <w:top w:w="60" w:type="dxa"/>
               <w:left w:w="120" w:type="dxa"/>
@@ -11917,7 +11789,6 @@
               <w:bottom w:val="nil"/>
               <w:right w:val="single" w:color="auto" w:sz="12" w:space="0"/>
             </w:tcBorders>
-            <w:noWrap w:val="0"/>
             <w:tcMar>
               <w:top w:w="60" w:type="dxa"/>
               <w:left w:w="120" w:type="dxa"/>
@@ -11956,12 +11827,12 @@
       <w:tr>
         <w:tblPrEx>
           <w:tblBorders>
-            <w:top w:val="none" w:color="DEE0E3" w:sz="0" w:space="0"/>
-            <w:left w:val="none" w:color="DEE0E3" w:sz="0" w:space="0"/>
-            <w:bottom w:val="none" w:color="DEE0E3" w:sz="0" w:space="0"/>
-            <w:right w:val="none" w:color="DEE0E3" w:sz="0" w:space="0"/>
-            <w:insideH w:val="none" w:color="DEE0E3" w:sz="0" w:space="0"/>
-            <w:insideV w:val="none" w:color="DEE0E3" w:sz="0" w:space="0"/>
+            <w:top w:val="none" w:color="auto" w:sz="0" w:space="0"/>
+            <w:left w:val="none" w:color="auto" w:sz="0" w:space="0"/>
+            <w:bottom w:val="none" w:color="auto" w:sz="0" w:space="0"/>
+            <w:right w:val="none" w:color="auto" w:sz="0" w:space="0"/>
+            <w:insideH w:val="none" w:color="auto" w:sz="0" w:space="0"/>
+            <w:insideV w:val="none" w:color="auto" w:sz="0" w:space="0"/>
           </w:tblBorders>
           <w:tblCellMar>
             <w:top w:w="0" w:type="dxa"/>
@@ -11983,7 +11854,6 @@
               <w:bottom w:val="nil"/>
               <w:right w:val="nil"/>
             </w:tcBorders>
-            <w:noWrap w:val="0"/>
             <w:tcMar>
               <w:top w:w="60" w:type="dxa"/>
               <w:left w:w="120" w:type="dxa"/>
@@ -12027,7 +11897,6 @@
               <w:bottom w:val="nil"/>
               <w:right w:val="nil"/>
             </w:tcBorders>
-            <w:noWrap w:val="0"/>
             <w:tcMar>
               <w:top w:w="60" w:type="dxa"/>
               <w:left w:w="120" w:type="dxa"/>
@@ -12071,7 +11940,6 @@
               <w:bottom w:val="nil"/>
               <w:right w:val="single" w:color="auto" w:sz="12" w:space="0"/>
             </w:tcBorders>
-            <w:noWrap w:val="0"/>
             <w:tcMar>
               <w:top w:w="60" w:type="dxa"/>
               <w:left w:w="120" w:type="dxa"/>
@@ -12110,12 +11978,12 @@
       <w:tr>
         <w:tblPrEx>
           <w:tblBorders>
-            <w:top w:val="none" w:color="DEE0E3" w:sz="0" w:space="0"/>
-            <w:left w:val="none" w:color="DEE0E3" w:sz="0" w:space="0"/>
-            <w:bottom w:val="none" w:color="DEE0E3" w:sz="0" w:space="0"/>
-            <w:right w:val="none" w:color="DEE0E3" w:sz="0" w:space="0"/>
-            <w:insideH w:val="none" w:color="DEE0E3" w:sz="0" w:space="0"/>
-            <w:insideV w:val="none" w:color="DEE0E3" w:sz="0" w:space="0"/>
+            <w:top w:val="none" w:color="auto" w:sz="0" w:space="0"/>
+            <w:left w:val="none" w:color="auto" w:sz="0" w:space="0"/>
+            <w:bottom w:val="none" w:color="auto" w:sz="0" w:space="0"/>
+            <w:right w:val="none" w:color="auto" w:sz="0" w:space="0"/>
+            <w:insideH w:val="none" w:color="auto" w:sz="0" w:space="0"/>
+            <w:insideV w:val="none" w:color="auto" w:sz="0" w:space="0"/>
           </w:tblBorders>
           <w:tblCellMar>
             <w:top w:w="0" w:type="dxa"/>
@@ -12137,7 +12005,6 @@
               <w:bottom w:val="nil"/>
               <w:right w:val="nil"/>
             </w:tcBorders>
-            <w:noWrap w:val="0"/>
             <w:tcMar>
               <w:top w:w="60" w:type="dxa"/>
               <w:left w:w="120" w:type="dxa"/>
@@ -12181,7 +12048,6 @@
               <w:bottom w:val="nil"/>
               <w:right w:val="nil"/>
             </w:tcBorders>
-            <w:noWrap w:val="0"/>
             <w:tcMar>
               <w:top w:w="60" w:type="dxa"/>
               <w:left w:w="120" w:type="dxa"/>
@@ -12225,7 +12091,6 @@
               <w:bottom w:val="nil"/>
               <w:right w:val="single" w:color="auto" w:sz="12" w:space="0"/>
             </w:tcBorders>
-            <w:noWrap w:val="0"/>
             <w:tcMar>
               <w:top w:w="60" w:type="dxa"/>
               <w:left w:w="120" w:type="dxa"/>
@@ -12264,12 +12129,12 @@
       <w:tr>
         <w:tblPrEx>
           <w:tblBorders>
-            <w:top w:val="none" w:color="DEE0E3" w:sz="0" w:space="0"/>
-            <w:left w:val="none" w:color="DEE0E3" w:sz="0" w:space="0"/>
-            <w:bottom w:val="none" w:color="DEE0E3" w:sz="0" w:space="0"/>
-            <w:right w:val="none" w:color="DEE0E3" w:sz="0" w:space="0"/>
-            <w:insideH w:val="none" w:color="DEE0E3" w:sz="0" w:space="0"/>
-            <w:insideV w:val="none" w:color="DEE0E3" w:sz="0" w:space="0"/>
+            <w:top w:val="none" w:color="auto" w:sz="0" w:space="0"/>
+            <w:left w:val="none" w:color="auto" w:sz="0" w:space="0"/>
+            <w:bottom w:val="none" w:color="auto" w:sz="0" w:space="0"/>
+            <w:right w:val="none" w:color="auto" w:sz="0" w:space="0"/>
+            <w:insideH w:val="none" w:color="auto" w:sz="0" w:space="0"/>
+            <w:insideV w:val="none" w:color="auto" w:sz="0" w:space="0"/>
           </w:tblBorders>
           <w:tblCellMar>
             <w:top w:w="0" w:type="dxa"/>
@@ -12291,7 +12156,6 @@
               <w:bottom w:val="single" w:color="auto" w:sz="12" w:space="0"/>
               <w:right w:val="nil"/>
             </w:tcBorders>
-            <w:noWrap w:val="0"/>
             <w:tcMar>
               <w:top w:w="60" w:type="dxa"/>
               <w:left w:w="120" w:type="dxa"/>
@@ -12335,7 +12199,6 @@
               <w:bottom w:val="single" w:color="auto" w:sz="12" w:space="0"/>
               <w:right w:val="nil"/>
             </w:tcBorders>
-            <w:noWrap w:val="0"/>
             <w:tcMar>
               <w:top w:w="60" w:type="dxa"/>
               <w:left w:w="120" w:type="dxa"/>
@@ -12379,7 +12242,6 @@
               <w:bottom w:val="single" w:color="auto" w:sz="12" w:space="0"/>
               <w:right w:val="single" w:color="auto" w:sz="12" w:space="0"/>
             </w:tcBorders>
-            <w:noWrap w:val="0"/>
             <w:tcMar>
               <w:top w:w="60" w:type="dxa"/>
               <w:left w:w="120" w:type="dxa"/>
@@ -12460,8 +12322,8 @@
         <w:snapToGrid w:val="0"/>
         <w:textAlignment w:val="baseline"/>
       </w:pPr>
-      <w:bookmarkStart w:id="38" w:name="heading_18"/>
-      <w:bookmarkStart w:id="39" w:name="_Toc20194"/>
+      <w:bookmarkStart w:id="38" w:name="_Toc20194"/>
+      <w:bookmarkStart w:id="39" w:name="heading_18"/>
       <w:r>
         <w:t>现状分析</w:t>
       </w:r>
@@ -12543,12 +12405,12 @@
         <w:tblW w:w="8481" w:type="dxa"/>
         <w:jc w:val="center"/>
         <w:tblBorders>
-          <w:top w:val="none" w:color="DEE0E3" w:sz="0" w:space="0"/>
-          <w:left w:val="none" w:color="DEE0E3" w:sz="0" w:space="0"/>
-          <w:bottom w:val="none" w:color="DEE0E3" w:sz="0" w:space="0"/>
-          <w:right w:val="none" w:color="DEE0E3" w:sz="0" w:space="0"/>
-          <w:insideH w:val="none" w:color="DEE0E3" w:sz="0" w:space="0"/>
-          <w:insideV w:val="none" w:color="DEE0E3" w:sz="0" w:space="0"/>
+          <w:top w:val="none" w:color="auto" w:sz="0" w:space="0"/>
+          <w:left w:val="none" w:color="auto" w:sz="0" w:space="0"/>
+          <w:bottom w:val="none" w:color="auto" w:sz="0" w:space="0"/>
+          <w:right w:val="none" w:color="auto" w:sz="0" w:space="0"/>
+          <w:insideH w:val="none" w:color="auto" w:sz="0" w:space="0"/>
+          <w:insideV w:val="none" w:color="auto" w:sz="0" w:space="0"/>
         </w:tblBorders>
         <w:tblLayout w:type="autofit"/>
         <w:tblCellMar>
@@ -12569,12 +12431,12 @@
       <w:tr>
         <w:tblPrEx>
           <w:tblBorders>
-            <w:top w:val="none" w:color="DEE0E3" w:sz="0" w:space="0"/>
-            <w:left w:val="none" w:color="DEE0E3" w:sz="0" w:space="0"/>
-            <w:bottom w:val="none" w:color="DEE0E3" w:sz="0" w:space="0"/>
-            <w:right w:val="none" w:color="DEE0E3" w:sz="0" w:space="0"/>
-            <w:insideH w:val="none" w:color="DEE0E3" w:sz="0" w:space="0"/>
-            <w:insideV w:val="none" w:color="DEE0E3" w:sz="0" w:space="0"/>
+            <w:top w:val="none" w:color="auto" w:sz="0" w:space="0"/>
+            <w:left w:val="none" w:color="auto" w:sz="0" w:space="0"/>
+            <w:bottom w:val="none" w:color="auto" w:sz="0" w:space="0"/>
+            <w:right w:val="none" w:color="auto" w:sz="0" w:space="0"/>
+            <w:insideH w:val="none" w:color="auto" w:sz="0" w:space="0"/>
+            <w:insideV w:val="none" w:color="auto" w:sz="0" w:space="0"/>
           </w:tblBorders>
           <w:tblCellMar>
             <w:top w:w="0" w:type="dxa"/>
@@ -12597,7 +12459,6 @@
               <w:bottom w:val="nil"/>
               <w:right w:val="nil"/>
             </w:tcBorders>
-            <w:noWrap w:val="0"/>
             <w:tcMar>
               <w:top w:w="60" w:type="dxa"/>
               <w:left w:w="120" w:type="dxa"/>
@@ -12647,7 +12508,6 @@
               <w:bottom w:val="nil"/>
               <w:right w:val="nil"/>
             </w:tcBorders>
-            <w:noWrap w:val="0"/>
             <w:tcMar>
               <w:top w:w="60" w:type="dxa"/>
               <w:left w:w="120" w:type="dxa"/>
@@ -12697,7 +12557,6 @@
               <w:bottom w:val="nil"/>
               <w:right w:val="nil"/>
             </w:tcBorders>
-            <w:noWrap w:val="0"/>
             <w:tcMar>
               <w:top w:w="60" w:type="dxa"/>
               <w:left w:w="120" w:type="dxa"/>
@@ -12747,7 +12606,6 @@
               <w:bottom w:val="nil"/>
               <w:right w:val="nil"/>
             </w:tcBorders>
-            <w:noWrap w:val="0"/>
             <w:tcMar>
               <w:top w:w="60" w:type="dxa"/>
               <w:left w:w="120" w:type="dxa"/>
@@ -12797,7 +12655,6 @@
               <w:bottom w:val="nil"/>
               <w:right w:val="nil"/>
             </w:tcBorders>
-            <w:noWrap w:val="0"/>
             <w:tcMar>
               <w:top w:w="60" w:type="dxa"/>
               <w:left w:w="120" w:type="dxa"/>
@@ -12847,7 +12704,6 @@
               <w:bottom w:val="nil"/>
               <w:right w:val="single" w:color="auto" w:sz="12" w:space="0"/>
             </w:tcBorders>
-            <w:noWrap w:val="0"/>
             <w:tcMar>
               <w:top w:w="60" w:type="dxa"/>
               <w:left w:w="120" w:type="dxa"/>
@@ -12892,12 +12748,12 @@
       <w:tr>
         <w:tblPrEx>
           <w:tblBorders>
-            <w:top w:val="none" w:color="DEE0E3" w:sz="0" w:space="0"/>
-            <w:left w:val="none" w:color="DEE0E3" w:sz="0" w:space="0"/>
-            <w:bottom w:val="none" w:color="DEE0E3" w:sz="0" w:space="0"/>
-            <w:right w:val="none" w:color="DEE0E3" w:sz="0" w:space="0"/>
-            <w:insideH w:val="none" w:color="DEE0E3" w:sz="0" w:space="0"/>
-            <w:insideV w:val="none" w:color="DEE0E3" w:sz="0" w:space="0"/>
+            <w:top w:val="none" w:color="auto" w:sz="0" w:space="0"/>
+            <w:left w:val="none" w:color="auto" w:sz="0" w:space="0"/>
+            <w:bottom w:val="none" w:color="auto" w:sz="0" w:space="0"/>
+            <w:right w:val="none" w:color="auto" w:sz="0" w:space="0"/>
+            <w:insideH w:val="none" w:color="auto" w:sz="0" w:space="0"/>
+            <w:insideV w:val="none" w:color="auto" w:sz="0" w:space="0"/>
           </w:tblBorders>
           <w:tblCellMar>
             <w:top w:w="0" w:type="dxa"/>
@@ -12919,7 +12775,6 @@
               <w:bottom w:val="nil"/>
               <w:right w:val="nil"/>
             </w:tcBorders>
-            <w:noWrap w:val="0"/>
             <w:tcMar>
               <w:top w:w="60" w:type="dxa"/>
               <w:left w:w="120" w:type="dxa"/>
@@ -12963,7 +12818,6 @@
               <w:bottom w:val="nil"/>
               <w:right w:val="nil"/>
             </w:tcBorders>
-            <w:noWrap w:val="0"/>
             <w:tcMar>
               <w:top w:w="60" w:type="dxa"/>
               <w:left w:w="120" w:type="dxa"/>
@@ -13007,7 +12861,6 @@
               <w:bottom w:val="nil"/>
               <w:right w:val="nil"/>
             </w:tcBorders>
-            <w:noWrap w:val="0"/>
             <w:tcMar>
               <w:top w:w="60" w:type="dxa"/>
               <w:left w:w="120" w:type="dxa"/>
@@ -13051,7 +12904,6 @@
               <w:bottom w:val="nil"/>
               <w:right w:val="nil"/>
             </w:tcBorders>
-            <w:noWrap w:val="0"/>
             <w:tcMar>
               <w:top w:w="60" w:type="dxa"/>
               <w:left w:w="120" w:type="dxa"/>
@@ -13095,7 +12947,6 @@
               <w:bottom w:val="nil"/>
               <w:right w:val="nil"/>
             </w:tcBorders>
-            <w:noWrap w:val="0"/>
             <w:tcMar>
               <w:top w:w="60" w:type="dxa"/>
               <w:left w:w="120" w:type="dxa"/>
@@ -13139,7 +12990,6 @@
               <w:bottom w:val="nil"/>
               <w:right w:val="single" w:color="auto" w:sz="12" w:space="0"/>
             </w:tcBorders>
-            <w:noWrap w:val="0"/>
             <w:tcMar>
               <w:top w:w="60" w:type="dxa"/>
               <w:left w:w="120" w:type="dxa"/>
@@ -13178,12 +13028,12 @@
       <w:tr>
         <w:tblPrEx>
           <w:tblBorders>
-            <w:top w:val="none" w:color="DEE0E3" w:sz="0" w:space="0"/>
-            <w:left w:val="none" w:color="DEE0E3" w:sz="0" w:space="0"/>
-            <w:bottom w:val="none" w:color="DEE0E3" w:sz="0" w:space="0"/>
-            <w:right w:val="none" w:color="DEE0E3" w:sz="0" w:space="0"/>
-            <w:insideH w:val="none" w:color="DEE0E3" w:sz="0" w:space="0"/>
-            <w:insideV w:val="none" w:color="DEE0E3" w:sz="0" w:space="0"/>
+            <w:top w:val="none" w:color="auto" w:sz="0" w:space="0"/>
+            <w:left w:val="none" w:color="auto" w:sz="0" w:space="0"/>
+            <w:bottom w:val="none" w:color="auto" w:sz="0" w:space="0"/>
+            <w:right w:val="none" w:color="auto" w:sz="0" w:space="0"/>
+            <w:insideH w:val="none" w:color="auto" w:sz="0" w:space="0"/>
+            <w:insideV w:val="none" w:color="auto" w:sz="0" w:space="0"/>
           </w:tblBorders>
           <w:tblCellMar>
             <w:top w:w="0" w:type="dxa"/>
@@ -13205,7 +13055,6 @@
               <w:bottom w:val="nil"/>
               <w:right w:val="nil"/>
             </w:tcBorders>
-            <w:noWrap w:val="0"/>
             <w:tcMar>
               <w:top w:w="60" w:type="dxa"/>
               <w:left w:w="120" w:type="dxa"/>
@@ -13249,7 +13098,6 @@
               <w:bottom w:val="nil"/>
               <w:right w:val="nil"/>
             </w:tcBorders>
-            <w:noWrap w:val="0"/>
             <w:tcMar>
               <w:top w:w="60" w:type="dxa"/>
               <w:left w:w="120" w:type="dxa"/>
@@ -13293,7 +13141,6 @@
               <w:bottom w:val="nil"/>
               <w:right w:val="nil"/>
             </w:tcBorders>
-            <w:noWrap w:val="0"/>
             <w:tcMar>
               <w:top w:w="60" w:type="dxa"/>
               <w:left w:w="120" w:type="dxa"/>
@@ -13337,7 +13184,6 @@
               <w:bottom w:val="nil"/>
               <w:right w:val="nil"/>
             </w:tcBorders>
-            <w:noWrap w:val="0"/>
             <w:tcMar>
               <w:top w:w="60" w:type="dxa"/>
               <w:left w:w="120" w:type="dxa"/>
@@ -13381,7 +13227,6 @@
               <w:bottom w:val="nil"/>
               <w:right w:val="nil"/>
             </w:tcBorders>
-            <w:noWrap w:val="0"/>
             <w:tcMar>
               <w:top w:w="60" w:type="dxa"/>
               <w:left w:w="120" w:type="dxa"/>
@@ -13425,7 +13270,6 @@
               <w:bottom w:val="nil"/>
               <w:right w:val="single" w:color="auto" w:sz="12" w:space="0"/>
             </w:tcBorders>
-            <w:noWrap w:val="0"/>
             <w:tcMar>
               <w:top w:w="60" w:type="dxa"/>
               <w:left w:w="120" w:type="dxa"/>
@@ -13464,12 +13308,12 @@
       <w:tr>
         <w:tblPrEx>
           <w:tblBorders>
-            <w:top w:val="none" w:color="DEE0E3" w:sz="0" w:space="0"/>
-            <w:left w:val="none" w:color="DEE0E3" w:sz="0" w:space="0"/>
-            <w:bottom w:val="none" w:color="DEE0E3" w:sz="0" w:space="0"/>
-            <w:right w:val="none" w:color="DEE0E3" w:sz="0" w:space="0"/>
-            <w:insideH w:val="none" w:color="DEE0E3" w:sz="0" w:space="0"/>
-            <w:insideV w:val="none" w:color="DEE0E3" w:sz="0" w:space="0"/>
+            <w:top w:val="none" w:color="auto" w:sz="0" w:space="0"/>
+            <w:left w:val="none" w:color="auto" w:sz="0" w:space="0"/>
+            <w:bottom w:val="none" w:color="auto" w:sz="0" w:space="0"/>
+            <w:right w:val="none" w:color="auto" w:sz="0" w:space="0"/>
+            <w:insideH w:val="none" w:color="auto" w:sz="0" w:space="0"/>
+            <w:insideV w:val="none" w:color="auto" w:sz="0" w:space="0"/>
           </w:tblBorders>
           <w:tblCellMar>
             <w:top w:w="0" w:type="dxa"/>
@@ -13491,7 +13335,6 @@
               <w:bottom w:val="single" w:color="auto" w:sz="12" w:space="0"/>
               <w:right w:val="nil"/>
             </w:tcBorders>
-            <w:noWrap w:val="0"/>
             <w:tcMar>
               <w:top w:w="60" w:type="dxa"/>
               <w:left w:w="120" w:type="dxa"/>
@@ -13535,7 +13378,6 @@
               <w:bottom w:val="single" w:color="auto" w:sz="12" w:space="0"/>
               <w:right w:val="nil"/>
             </w:tcBorders>
-            <w:noWrap w:val="0"/>
             <w:tcMar>
               <w:top w:w="60" w:type="dxa"/>
               <w:left w:w="120" w:type="dxa"/>
@@ -13579,7 +13421,6 @@
               <w:bottom w:val="single" w:color="auto" w:sz="12" w:space="0"/>
               <w:right w:val="nil"/>
             </w:tcBorders>
-            <w:noWrap w:val="0"/>
             <w:tcMar>
               <w:top w:w="60" w:type="dxa"/>
               <w:left w:w="120" w:type="dxa"/>
@@ -13623,7 +13464,6 @@
               <w:bottom w:val="single" w:color="auto" w:sz="12" w:space="0"/>
               <w:right w:val="nil"/>
             </w:tcBorders>
-            <w:noWrap w:val="0"/>
             <w:tcMar>
               <w:top w:w="60" w:type="dxa"/>
               <w:left w:w="120" w:type="dxa"/>
@@ -13667,7 +13507,6 @@
               <w:bottom w:val="single" w:color="auto" w:sz="12" w:space="0"/>
               <w:right w:val="nil"/>
             </w:tcBorders>
-            <w:noWrap w:val="0"/>
             <w:tcMar>
               <w:top w:w="60" w:type="dxa"/>
               <w:left w:w="120" w:type="dxa"/>
@@ -13711,7 +13550,6 @@
               <w:bottom w:val="single" w:color="auto" w:sz="12" w:space="0"/>
               <w:right w:val="single" w:color="auto" w:sz="12" w:space="0"/>
             </w:tcBorders>
-            <w:noWrap w:val="0"/>
             <w:tcMar>
               <w:top w:w="60" w:type="dxa"/>
               <w:left w:w="120" w:type="dxa"/>
@@ -13950,8 +13788,8 @@
         <w:snapToGrid w:val="0"/>
         <w:textAlignment w:val="baseline"/>
       </w:pPr>
-      <w:bookmarkStart w:id="48" w:name="heading_23"/>
-      <w:bookmarkStart w:id="49" w:name="_Toc11836"/>
+      <w:bookmarkStart w:id="48" w:name="_Toc11836"/>
+      <w:bookmarkStart w:id="49" w:name="heading_23"/>
       <w:r>
         <w:t>研发目标</w:t>
       </w:r>
@@ -14057,8 +13895,8 @@
         <w:snapToGrid w:val="0"/>
         <w:textAlignment w:val="baseline"/>
       </w:pPr>
-      <w:bookmarkStart w:id="50" w:name="heading_24"/>
-      <w:bookmarkStart w:id="51" w:name="_Toc9050"/>
+      <w:bookmarkStart w:id="50" w:name="_Toc9050"/>
+      <w:bookmarkStart w:id="51" w:name="heading_24"/>
       <w:r>
         <w:t>实施路径</w:t>
       </w:r>
@@ -14076,12 +13914,12 @@
         <w:tblW w:w="8214" w:type="dxa"/>
         <w:jc w:val="center"/>
         <w:tblBorders>
-          <w:top w:val="none" w:color="DEE0E3" w:sz="0" w:space="0"/>
-          <w:left w:val="none" w:color="DEE0E3" w:sz="0" w:space="0"/>
-          <w:bottom w:val="none" w:color="DEE0E3" w:sz="0" w:space="0"/>
-          <w:right w:val="none" w:color="DEE0E3" w:sz="0" w:space="0"/>
-          <w:insideH w:val="none" w:color="DEE0E3" w:sz="0" w:space="0"/>
-          <w:insideV w:val="none" w:color="DEE0E3" w:sz="0" w:space="0"/>
+          <w:top w:val="none" w:color="auto" w:sz="0" w:space="0"/>
+          <w:left w:val="none" w:color="auto" w:sz="0" w:space="0"/>
+          <w:bottom w:val="none" w:color="auto" w:sz="0" w:space="0"/>
+          <w:right w:val="none" w:color="auto" w:sz="0" w:space="0"/>
+          <w:insideH w:val="none" w:color="auto" w:sz="0" w:space="0"/>
+          <w:insideV w:val="none" w:color="auto" w:sz="0" w:space="0"/>
         </w:tblBorders>
         <w:tblLayout w:type="autofit"/>
         <w:tblCellMar>
@@ -14100,12 +13938,12 @@
       <w:tr>
         <w:tblPrEx>
           <w:tblBorders>
-            <w:top w:val="none" w:color="DEE0E3" w:sz="0" w:space="0"/>
-            <w:left w:val="none" w:color="DEE0E3" w:sz="0" w:space="0"/>
-            <w:bottom w:val="none" w:color="DEE0E3" w:sz="0" w:space="0"/>
-            <w:right w:val="none" w:color="DEE0E3" w:sz="0" w:space="0"/>
-            <w:insideH w:val="none" w:color="DEE0E3" w:sz="0" w:space="0"/>
-            <w:insideV w:val="none" w:color="DEE0E3" w:sz="0" w:space="0"/>
+            <w:top w:val="none" w:color="auto" w:sz="0" w:space="0"/>
+            <w:left w:val="none" w:color="auto" w:sz="0" w:space="0"/>
+            <w:bottom w:val="none" w:color="auto" w:sz="0" w:space="0"/>
+            <w:right w:val="none" w:color="auto" w:sz="0" w:space="0"/>
+            <w:insideH w:val="none" w:color="auto" w:sz="0" w:space="0"/>
+            <w:insideV w:val="none" w:color="auto" w:sz="0" w:space="0"/>
           </w:tblBorders>
           <w:tblCellMar>
             <w:top w:w="0" w:type="dxa"/>
@@ -14128,7 +13966,6 @@
               <w:bottom w:val="nil"/>
               <w:right w:val="nil"/>
             </w:tcBorders>
-            <w:noWrap w:val="0"/>
             <w:tcMar>
               <w:top w:w="60" w:type="dxa"/>
               <w:left w:w="120" w:type="dxa"/>
@@ -14178,7 +14015,6 @@
               <w:bottom w:val="nil"/>
               <w:right w:val="nil"/>
             </w:tcBorders>
-            <w:noWrap w:val="0"/>
             <w:tcMar>
               <w:top w:w="60" w:type="dxa"/>
               <w:left w:w="120" w:type="dxa"/>
@@ -14228,7 +14064,6 @@
               <w:bottom w:val="nil"/>
               <w:right w:val="nil"/>
             </w:tcBorders>
-            <w:noWrap w:val="0"/>
             <w:tcMar>
               <w:top w:w="60" w:type="dxa"/>
               <w:left w:w="120" w:type="dxa"/>
@@ -14278,7 +14113,6 @@
               <w:bottom w:val="nil"/>
               <w:right w:val="single" w:color="auto" w:sz="12" w:space="0"/>
             </w:tcBorders>
-            <w:noWrap w:val="0"/>
             <w:tcMar>
               <w:top w:w="60" w:type="dxa"/>
               <w:left w:w="120" w:type="dxa"/>
@@ -14323,12 +14157,12 @@
       <w:tr>
         <w:tblPrEx>
           <w:tblBorders>
-            <w:top w:val="none" w:color="DEE0E3" w:sz="0" w:space="0"/>
-            <w:left w:val="none" w:color="DEE0E3" w:sz="0" w:space="0"/>
-            <w:bottom w:val="none" w:color="DEE0E3" w:sz="0" w:space="0"/>
-            <w:right w:val="none" w:color="DEE0E3" w:sz="0" w:space="0"/>
-            <w:insideH w:val="none" w:color="DEE0E3" w:sz="0" w:space="0"/>
-            <w:insideV w:val="none" w:color="DEE0E3" w:sz="0" w:space="0"/>
+            <w:top w:val="none" w:color="auto" w:sz="0" w:space="0"/>
+            <w:left w:val="none" w:color="auto" w:sz="0" w:space="0"/>
+            <w:bottom w:val="none" w:color="auto" w:sz="0" w:space="0"/>
+            <w:right w:val="none" w:color="auto" w:sz="0" w:space="0"/>
+            <w:insideH w:val="none" w:color="auto" w:sz="0" w:space="0"/>
+            <w:insideV w:val="none" w:color="auto" w:sz="0" w:space="0"/>
           </w:tblBorders>
           <w:tblCellMar>
             <w:top w:w="0" w:type="dxa"/>
@@ -14350,7 +14184,6 @@
               <w:bottom w:val="nil"/>
               <w:right w:val="nil"/>
             </w:tcBorders>
-            <w:noWrap w:val="0"/>
             <w:tcMar>
               <w:top w:w="60" w:type="dxa"/>
               <w:left w:w="120" w:type="dxa"/>
@@ -14394,7 +14227,6 @@
               <w:bottom w:val="nil"/>
               <w:right w:val="nil"/>
             </w:tcBorders>
-            <w:noWrap w:val="0"/>
             <w:tcMar>
               <w:top w:w="60" w:type="dxa"/>
               <w:left w:w="120" w:type="dxa"/>
@@ -14438,7 +14270,6 @@
               <w:bottom w:val="nil"/>
               <w:right w:val="nil"/>
             </w:tcBorders>
-            <w:noWrap w:val="0"/>
             <w:tcMar>
               <w:top w:w="60" w:type="dxa"/>
               <w:left w:w="120" w:type="dxa"/>
@@ -14482,7 +14313,6 @@
               <w:bottom w:val="nil"/>
               <w:right w:val="single" w:color="auto" w:sz="12" w:space="0"/>
             </w:tcBorders>
-            <w:noWrap w:val="0"/>
             <w:tcMar>
               <w:top w:w="60" w:type="dxa"/>
               <w:left w:w="120" w:type="dxa"/>
@@ -14521,12 +14351,12 @@
       <w:tr>
         <w:tblPrEx>
           <w:tblBorders>
-            <w:top w:val="none" w:color="DEE0E3" w:sz="0" w:space="0"/>
-            <w:left w:val="none" w:color="DEE0E3" w:sz="0" w:space="0"/>
-            <w:bottom w:val="none" w:color="DEE0E3" w:sz="0" w:space="0"/>
-            <w:right w:val="none" w:color="DEE0E3" w:sz="0" w:space="0"/>
-            <w:insideH w:val="none" w:color="DEE0E3" w:sz="0" w:space="0"/>
-            <w:insideV w:val="none" w:color="DEE0E3" w:sz="0" w:space="0"/>
+            <w:top w:val="none" w:color="auto" w:sz="0" w:space="0"/>
+            <w:left w:val="none" w:color="auto" w:sz="0" w:space="0"/>
+            <w:bottom w:val="none" w:color="auto" w:sz="0" w:space="0"/>
+            <w:right w:val="none" w:color="auto" w:sz="0" w:space="0"/>
+            <w:insideH w:val="none" w:color="auto" w:sz="0" w:space="0"/>
+            <w:insideV w:val="none" w:color="auto" w:sz="0" w:space="0"/>
           </w:tblBorders>
           <w:tblCellMar>
             <w:top w:w="0" w:type="dxa"/>
@@ -14548,7 +14378,6 @@
               <w:bottom w:val="nil"/>
               <w:right w:val="nil"/>
             </w:tcBorders>
-            <w:noWrap w:val="0"/>
             <w:tcMar>
               <w:top w:w="60" w:type="dxa"/>
               <w:left w:w="120" w:type="dxa"/>
@@ -14592,7 +14421,6 @@
               <w:bottom w:val="nil"/>
               <w:right w:val="nil"/>
             </w:tcBorders>
-            <w:noWrap w:val="0"/>
             <w:tcMar>
               <w:top w:w="60" w:type="dxa"/>
               <w:left w:w="120" w:type="dxa"/>
@@ -14636,7 +14464,6 @@
               <w:bottom w:val="nil"/>
               <w:right w:val="nil"/>
             </w:tcBorders>
-            <w:noWrap w:val="0"/>
             <w:tcMar>
               <w:top w:w="60" w:type="dxa"/>
               <w:left w:w="120" w:type="dxa"/>
@@ -14680,7 +14507,6 @@
               <w:bottom w:val="nil"/>
               <w:right w:val="single" w:color="auto" w:sz="12" w:space="0"/>
             </w:tcBorders>
-            <w:noWrap w:val="0"/>
             <w:tcMar>
               <w:top w:w="60" w:type="dxa"/>
               <w:left w:w="120" w:type="dxa"/>
@@ -14719,12 +14545,12 @@
       <w:tr>
         <w:tblPrEx>
           <w:tblBorders>
-            <w:top w:val="none" w:color="DEE0E3" w:sz="0" w:space="0"/>
-            <w:left w:val="none" w:color="DEE0E3" w:sz="0" w:space="0"/>
-            <w:bottom w:val="none" w:color="DEE0E3" w:sz="0" w:space="0"/>
-            <w:right w:val="none" w:color="DEE0E3" w:sz="0" w:space="0"/>
-            <w:insideH w:val="none" w:color="DEE0E3" w:sz="0" w:space="0"/>
-            <w:insideV w:val="none" w:color="DEE0E3" w:sz="0" w:space="0"/>
+            <w:top w:val="none" w:color="auto" w:sz="0" w:space="0"/>
+            <w:left w:val="none" w:color="auto" w:sz="0" w:space="0"/>
+            <w:bottom w:val="none" w:color="auto" w:sz="0" w:space="0"/>
+            <w:right w:val="none" w:color="auto" w:sz="0" w:space="0"/>
+            <w:insideH w:val="none" w:color="auto" w:sz="0" w:space="0"/>
+            <w:insideV w:val="none" w:color="auto" w:sz="0" w:space="0"/>
           </w:tblBorders>
           <w:tblCellMar>
             <w:top w:w="0" w:type="dxa"/>
@@ -14746,7 +14572,6 @@
               <w:bottom w:val="nil"/>
               <w:right w:val="nil"/>
             </w:tcBorders>
-            <w:noWrap w:val="0"/>
             <w:tcMar>
               <w:top w:w="60" w:type="dxa"/>
               <w:left w:w="120" w:type="dxa"/>
@@ -14790,7 +14615,6 @@
               <w:bottom w:val="nil"/>
               <w:right w:val="nil"/>
             </w:tcBorders>
-            <w:noWrap w:val="0"/>
             <w:tcMar>
               <w:top w:w="60" w:type="dxa"/>
               <w:left w:w="120" w:type="dxa"/>
@@ -14834,7 +14658,6 @@
               <w:bottom w:val="nil"/>
               <w:right w:val="nil"/>
             </w:tcBorders>
-            <w:noWrap w:val="0"/>
             <w:tcMar>
               <w:top w:w="60" w:type="dxa"/>
               <w:left w:w="120" w:type="dxa"/>
@@ -14878,7 +14701,6 @@
               <w:bottom w:val="nil"/>
               <w:right w:val="single" w:color="auto" w:sz="12" w:space="0"/>
             </w:tcBorders>
-            <w:noWrap w:val="0"/>
             <w:tcMar>
               <w:top w:w="60" w:type="dxa"/>
               <w:left w:w="120" w:type="dxa"/>
@@ -14917,12 +14739,12 @@
       <w:tr>
         <w:tblPrEx>
           <w:tblBorders>
-            <w:top w:val="none" w:color="DEE0E3" w:sz="0" w:space="0"/>
-            <w:left w:val="none" w:color="DEE0E3" w:sz="0" w:space="0"/>
-            <w:bottom w:val="none" w:color="DEE0E3" w:sz="0" w:space="0"/>
-            <w:right w:val="none" w:color="DEE0E3" w:sz="0" w:space="0"/>
-            <w:insideH w:val="none" w:color="DEE0E3" w:sz="0" w:space="0"/>
-            <w:insideV w:val="none" w:color="DEE0E3" w:sz="0" w:space="0"/>
+            <w:top w:val="none" w:color="auto" w:sz="0" w:space="0"/>
+            <w:left w:val="none" w:color="auto" w:sz="0" w:space="0"/>
+            <w:bottom w:val="none" w:color="auto" w:sz="0" w:space="0"/>
+            <w:right w:val="none" w:color="auto" w:sz="0" w:space="0"/>
+            <w:insideH w:val="none" w:color="auto" w:sz="0" w:space="0"/>
+            <w:insideV w:val="none" w:color="auto" w:sz="0" w:space="0"/>
           </w:tblBorders>
           <w:tblCellMar>
             <w:top w:w="0" w:type="dxa"/>
@@ -14944,7 +14766,6 @@
               <w:bottom w:val="single" w:color="auto" w:sz="12" w:space="0"/>
               <w:right w:val="nil"/>
             </w:tcBorders>
-            <w:noWrap w:val="0"/>
             <w:tcMar>
               <w:top w:w="60" w:type="dxa"/>
               <w:left w:w="120" w:type="dxa"/>
@@ -14988,7 +14809,6 @@
               <w:bottom w:val="single" w:color="auto" w:sz="12" w:space="0"/>
               <w:right w:val="nil"/>
             </w:tcBorders>
-            <w:noWrap w:val="0"/>
             <w:tcMar>
               <w:top w:w="60" w:type="dxa"/>
               <w:left w:w="120" w:type="dxa"/>
@@ -15032,7 +14852,6 @@
               <w:bottom w:val="single" w:color="auto" w:sz="12" w:space="0"/>
               <w:right w:val="nil"/>
             </w:tcBorders>
-            <w:noWrap w:val="0"/>
             <w:tcMar>
               <w:top w:w="60" w:type="dxa"/>
               <w:left w:w="120" w:type="dxa"/>
@@ -15076,7 +14895,6 @@
               <w:bottom w:val="single" w:color="auto" w:sz="12" w:space="0"/>
               <w:right w:val="single" w:color="auto" w:sz="12" w:space="0"/>
             </w:tcBorders>
-            <w:noWrap w:val="0"/>
             <w:tcMar>
               <w:top w:w="60" w:type="dxa"/>
               <w:left w:w="120" w:type="dxa"/>
@@ -15131,8 +14949,8 @@
         <w:snapToGrid w:val="0"/>
         <w:textAlignment w:val="baseline"/>
       </w:pPr>
-      <w:bookmarkStart w:id="52" w:name="heading_25"/>
-      <w:bookmarkStart w:id="53" w:name="_Toc11153"/>
+      <w:bookmarkStart w:id="52" w:name="_Toc11153"/>
+      <w:bookmarkStart w:id="53" w:name="heading_25"/>
       <w:r>
         <w:t>资源投入</w:t>
       </w:r>
@@ -15145,12 +14963,12 @@
         <w:tblW w:w="8214" w:type="dxa"/>
         <w:jc w:val="center"/>
         <w:tblBorders>
-          <w:top w:val="none" w:color="DEE0E3" w:sz="0" w:space="0"/>
-          <w:left w:val="none" w:color="DEE0E3" w:sz="0" w:space="0"/>
-          <w:bottom w:val="none" w:color="DEE0E3" w:sz="0" w:space="0"/>
-          <w:right w:val="none" w:color="DEE0E3" w:sz="0" w:space="0"/>
-          <w:insideH w:val="none" w:color="DEE0E3" w:sz="0" w:space="0"/>
-          <w:insideV w:val="none" w:color="DEE0E3" w:sz="0" w:space="0"/>
+          <w:top w:val="none" w:color="auto" w:sz="0" w:space="0"/>
+          <w:left w:val="none" w:color="auto" w:sz="0" w:space="0"/>
+          <w:bottom w:val="none" w:color="auto" w:sz="0" w:space="0"/>
+          <w:right w:val="none" w:color="auto" w:sz="0" w:space="0"/>
+          <w:insideH w:val="none" w:color="auto" w:sz="0" w:space="0"/>
+          <w:insideV w:val="none" w:color="auto" w:sz="0" w:space="0"/>
         </w:tblBorders>
         <w:tblLayout w:type="autofit"/>
         <w:tblCellMar>
@@ -15168,12 +14986,12 @@
       <w:tr>
         <w:tblPrEx>
           <w:tblBorders>
-            <w:top w:val="none" w:color="DEE0E3" w:sz="0" w:space="0"/>
-            <w:left w:val="none" w:color="DEE0E3" w:sz="0" w:space="0"/>
-            <w:bottom w:val="none" w:color="DEE0E3" w:sz="0" w:space="0"/>
-            <w:right w:val="none" w:color="DEE0E3" w:sz="0" w:space="0"/>
-            <w:insideH w:val="none" w:color="DEE0E3" w:sz="0" w:space="0"/>
-            <w:insideV w:val="none" w:color="DEE0E3" w:sz="0" w:space="0"/>
+            <w:top w:val="none" w:color="auto" w:sz="0" w:space="0"/>
+            <w:left w:val="none" w:color="auto" w:sz="0" w:space="0"/>
+            <w:bottom w:val="none" w:color="auto" w:sz="0" w:space="0"/>
+            <w:right w:val="none" w:color="auto" w:sz="0" w:space="0"/>
+            <w:insideH w:val="none" w:color="auto" w:sz="0" w:space="0"/>
+            <w:insideV w:val="none" w:color="auto" w:sz="0" w:space="0"/>
           </w:tblBorders>
           <w:tblCellMar>
             <w:top w:w="0" w:type="dxa"/>
@@ -15196,7 +15014,6 @@
               <w:bottom w:val="nil"/>
               <w:right w:val="nil"/>
             </w:tcBorders>
-            <w:noWrap w:val="0"/>
             <w:tcMar>
               <w:top w:w="60" w:type="dxa"/>
               <w:left w:w="120" w:type="dxa"/>
@@ -15246,7 +15063,6 @@
               <w:bottom w:val="nil"/>
               <w:right w:val="nil"/>
             </w:tcBorders>
-            <w:noWrap w:val="0"/>
             <w:tcMar>
               <w:top w:w="60" w:type="dxa"/>
               <w:left w:w="120" w:type="dxa"/>
@@ -15296,7 +15112,6 @@
               <w:bottom w:val="nil"/>
               <w:right w:val="single" w:color="auto" w:sz="12" w:space="0"/>
             </w:tcBorders>
-            <w:noWrap w:val="0"/>
             <w:tcMar>
               <w:top w:w="60" w:type="dxa"/>
               <w:left w:w="120" w:type="dxa"/>
@@ -15341,12 +15156,12 @@
       <w:tr>
         <w:tblPrEx>
           <w:tblBorders>
-            <w:top w:val="none" w:color="DEE0E3" w:sz="0" w:space="0"/>
-            <w:left w:val="none" w:color="DEE0E3" w:sz="0" w:space="0"/>
-            <w:bottom w:val="none" w:color="DEE0E3" w:sz="0" w:space="0"/>
-            <w:right w:val="none" w:color="DEE0E3" w:sz="0" w:space="0"/>
-            <w:insideH w:val="none" w:color="DEE0E3" w:sz="0" w:space="0"/>
-            <w:insideV w:val="none" w:color="DEE0E3" w:sz="0" w:space="0"/>
+            <w:top w:val="none" w:color="auto" w:sz="0" w:space="0"/>
+            <w:left w:val="none" w:color="auto" w:sz="0" w:space="0"/>
+            <w:bottom w:val="none" w:color="auto" w:sz="0" w:space="0"/>
+            <w:right w:val="none" w:color="auto" w:sz="0" w:space="0"/>
+            <w:insideH w:val="none" w:color="auto" w:sz="0" w:space="0"/>
+            <w:insideV w:val="none" w:color="auto" w:sz="0" w:space="0"/>
           </w:tblBorders>
           <w:tblCellMar>
             <w:top w:w="0" w:type="dxa"/>
@@ -15368,7 +15183,6 @@
               <w:bottom w:val="nil"/>
               <w:right w:val="nil"/>
             </w:tcBorders>
-            <w:noWrap w:val="0"/>
             <w:tcMar>
               <w:top w:w="60" w:type="dxa"/>
               <w:left w:w="120" w:type="dxa"/>
@@ -15412,7 +15226,6 @@
               <w:bottom w:val="nil"/>
               <w:right w:val="nil"/>
             </w:tcBorders>
-            <w:noWrap w:val="0"/>
             <w:tcMar>
               <w:top w:w="60" w:type="dxa"/>
               <w:left w:w="120" w:type="dxa"/>
@@ -15456,7 +15269,6 @@
               <w:bottom w:val="nil"/>
               <w:right w:val="single" w:color="auto" w:sz="12" w:space="0"/>
             </w:tcBorders>
-            <w:noWrap w:val="0"/>
             <w:tcMar>
               <w:top w:w="60" w:type="dxa"/>
               <w:left w:w="120" w:type="dxa"/>
@@ -15495,12 +15307,12 @@
       <w:tr>
         <w:tblPrEx>
           <w:tblBorders>
-            <w:top w:val="none" w:color="DEE0E3" w:sz="0" w:space="0"/>
-            <w:left w:val="none" w:color="DEE0E3" w:sz="0" w:space="0"/>
-            <w:bottom w:val="none" w:color="DEE0E3" w:sz="0" w:space="0"/>
-            <w:right w:val="none" w:color="DEE0E3" w:sz="0" w:space="0"/>
-            <w:insideH w:val="none" w:color="DEE0E3" w:sz="0" w:space="0"/>
-            <w:insideV w:val="none" w:color="DEE0E3" w:sz="0" w:space="0"/>
+            <w:top w:val="none" w:color="auto" w:sz="0" w:space="0"/>
+            <w:left w:val="none" w:color="auto" w:sz="0" w:space="0"/>
+            <w:bottom w:val="none" w:color="auto" w:sz="0" w:space="0"/>
+            <w:right w:val="none" w:color="auto" w:sz="0" w:space="0"/>
+            <w:insideH w:val="none" w:color="auto" w:sz="0" w:space="0"/>
+            <w:insideV w:val="none" w:color="auto" w:sz="0" w:space="0"/>
           </w:tblBorders>
           <w:tblCellMar>
             <w:top w:w="0" w:type="dxa"/>
@@ -15522,7 +15334,6 @@
               <w:bottom w:val="nil"/>
               <w:right w:val="nil"/>
             </w:tcBorders>
-            <w:noWrap w:val="0"/>
             <w:tcMar>
               <w:top w:w="60" w:type="dxa"/>
               <w:left w:w="120" w:type="dxa"/>
@@ -15566,7 +15377,6 @@
               <w:bottom w:val="nil"/>
               <w:right w:val="nil"/>
             </w:tcBorders>
-            <w:noWrap w:val="0"/>
             <w:tcMar>
               <w:top w:w="60" w:type="dxa"/>
               <w:left w:w="120" w:type="dxa"/>
@@ -15610,7 +15420,6 @@
               <w:bottom w:val="nil"/>
               <w:right w:val="single" w:color="auto" w:sz="12" w:space="0"/>
             </w:tcBorders>
-            <w:noWrap w:val="0"/>
             <w:tcMar>
               <w:top w:w="60" w:type="dxa"/>
               <w:left w:w="120" w:type="dxa"/>
@@ -15649,12 +15458,12 @@
       <w:tr>
         <w:tblPrEx>
           <w:tblBorders>
-            <w:top w:val="none" w:color="DEE0E3" w:sz="0" w:space="0"/>
-            <w:left w:val="none" w:color="DEE0E3" w:sz="0" w:space="0"/>
-            <w:bottom w:val="none" w:color="DEE0E3" w:sz="0" w:space="0"/>
-            <w:right w:val="none" w:color="DEE0E3" w:sz="0" w:space="0"/>
-            <w:insideH w:val="none" w:color="DEE0E3" w:sz="0" w:space="0"/>
-            <w:insideV w:val="none" w:color="DEE0E3" w:sz="0" w:space="0"/>
+            <w:top w:val="none" w:color="auto" w:sz="0" w:space="0"/>
+            <w:left w:val="none" w:color="auto" w:sz="0" w:space="0"/>
+            <w:bottom w:val="none" w:color="auto" w:sz="0" w:space="0"/>
+            <w:right w:val="none" w:color="auto" w:sz="0" w:space="0"/>
+            <w:insideH w:val="none" w:color="auto" w:sz="0" w:space="0"/>
+            <w:insideV w:val="none" w:color="auto" w:sz="0" w:space="0"/>
           </w:tblBorders>
           <w:tblCellMar>
             <w:top w:w="0" w:type="dxa"/>
@@ -15676,7 +15485,6 @@
               <w:bottom w:val="nil"/>
               <w:right w:val="nil"/>
             </w:tcBorders>
-            <w:noWrap w:val="0"/>
             <w:tcMar>
               <w:top w:w="60" w:type="dxa"/>
               <w:left w:w="120" w:type="dxa"/>
@@ -15720,7 +15528,6 @@
               <w:bottom w:val="nil"/>
               <w:right w:val="nil"/>
             </w:tcBorders>
-            <w:noWrap w:val="0"/>
             <w:tcMar>
               <w:top w:w="60" w:type="dxa"/>
               <w:left w:w="120" w:type="dxa"/>
@@ -15764,7 +15571,6 @@
               <w:bottom w:val="nil"/>
               <w:right w:val="single" w:color="auto" w:sz="12" w:space="0"/>
             </w:tcBorders>
-            <w:noWrap w:val="0"/>
             <w:tcMar>
               <w:top w:w="60" w:type="dxa"/>
               <w:left w:w="120" w:type="dxa"/>
@@ -15803,12 +15609,12 @@
       <w:tr>
         <w:tblPrEx>
           <w:tblBorders>
-            <w:top w:val="none" w:color="DEE0E3" w:sz="0" w:space="0"/>
-            <w:left w:val="none" w:color="DEE0E3" w:sz="0" w:space="0"/>
-            <w:bottom w:val="none" w:color="DEE0E3" w:sz="0" w:space="0"/>
-            <w:right w:val="none" w:color="DEE0E3" w:sz="0" w:space="0"/>
-            <w:insideH w:val="none" w:color="DEE0E3" w:sz="0" w:space="0"/>
-            <w:insideV w:val="none" w:color="DEE0E3" w:sz="0" w:space="0"/>
+            <w:top w:val="none" w:color="auto" w:sz="0" w:space="0"/>
+            <w:left w:val="none" w:color="auto" w:sz="0" w:space="0"/>
+            <w:bottom w:val="none" w:color="auto" w:sz="0" w:space="0"/>
+            <w:right w:val="none" w:color="auto" w:sz="0" w:space="0"/>
+            <w:insideH w:val="none" w:color="auto" w:sz="0" w:space="0"/>
+            <w:insideV w:val="none" w:color="auto" w:sz="0" w:space="0"/>
           </w:tblBorders>
           <w:tblCellMar>
             <w:top w:w="0" w:type="dxa"/>
@@ -15830,7 +15636,6 @@
               <w:bottom w:val="single" w:color="auto" w:sz="12" w:space="0"/>
               <w:right w:val="nil"/>
             </w:tcBorders>
-            <w:noWrap w:val="0"/>
             <w:tcMar>
               <w:top w:w="60" w:type="dxa"/>
               <w:left w:w="120" w:type="dxa"/>
@@ -15881,7 +15686,6 @@
               <w:bottom w:val="single" w:color="auto" w:sz="12" w:space="0"/>
               <w:right w:val="nil"/>
             </w:tcBorders>
-            <w:noWrap w:val="0"/>
             <w:tcMar>
               <w:top w:w="60" w:type="dxa"/>
               <w:left w:w="120" w:type="dxa"/>
@@ -15924,7 +15728,6 @@
               <w:bottom w:val="single" w:color="auto" w:sz="12" w:space="0"/>
               <w:right w:val="single" w:color="auto" w:sz="12" w:space="0"/>
             </w:tcBorders>
-            <w:noWrap w:val="0"/>
             <w:tcMar>
               <w:top w:w="60" w:type="dxa"/>
               <w:left w:w="120" w:type="dxa"/>
@@ -16012,8 +15815,8 @@
         <w:snapToGrid w:val="0"/>
         <w:textAlignment w:val="baseline"/>
       </w:pPr>
-      <w:bookmarkStart w:id="56" w:name="heading_27"/>
-      <w:bookmarkStart w:id="57" w:name="_Toc29900"/>
+      <w:bookmarkStart w:id="56" w:name="_Toc29900"/>
+      <w:bookmarkStart w:id="57" w:name="heading_27"/>
       <w:r>
         <w:t>2026年度研发经费估算</w:t>
       </w:r>
@@ -16026,12 +15829,12 @@
         <w:tblW w:w="8214" w:type="dxa"/>
         <w:jc w:val="center"/>
         <w:tblBorders>
-          <w:top w:val="none" w:color="DEE0E3" w:sz="0" w:space="0"/>
-          <w:left w:val="none" w:color="DEE0E3" w:sz="0" w:space="0"/>
-          <w:bottom w:val="none" w:color="DEE0E3" w:sz="0" w:space="0"/>
-          <w:right w:val="none" w:color="DEE0E3" w:sz="0" w:space="0"/>
-          <w:insideH w:val="none" w:color="DEE0E3" w:sz="0" w:space="0"/>
-          <w:insideV w:val="none" w:color="DEE0E3" w:sz="0" w:space="0"/>
+          <w:top w:val="none" w:color="auto" w:sz="0" w:space="0"/>
+          <w:left w:val="none" w:color="auto" w:sz="0" w:space="0"/>
+          <w:bottom w:val="none" w:color="auto" w:sz="0" w:space="0"/>
+          <w:right w:val="none" w:color="auto" w:sz="0" w:space="0"/>
+          <w:insideH w:val="none" w:color="auto" w:sz="0" w:space="0"/>
+          <w:insideV w:val="none" w:color="auto" w:sz="0" w:space="0"/>
         </w:tblBorders>
         <w:tblLayout w:type="autofit"/>
         <w:tblCellMar>
@@ -16050,12 +15853,12 @@
       <w:tr>
         <w:tblPrEx>
           <w:tblBorders>
-            <w:top w:val="none" w:color="DEE0E3" w:sz="0" w:space="0"/>
-            <w:left w:val="none" w:color="DEE0E3" w:sz="0" w:space="0"/>
-            <w:bottom w:val="none" w:color="DEE0E3" w:sz="0" w:space="0"/>
-            <w:right w:val="none" w:color="DEE0E3" w:sz="0" w:space="0"/>
-            <w:insideH w:val="none" w:color="DEE0E3" w:sz="0" w:space="0"/>
-            <w:insideV w:val="none" w:color="DEE0E3" w:sz="0" w:space="0"/>
+            <w:top w:val="none" w:color="auto" w:sz="0" w:space="0"/>
+            <w:left w:val="none" w:color="auto" w:sz="0" w:space="0"/>
+            <w:bottom w:val="none" w:color="auto" w:sz="0" w:space="0"/>
+            <w:right w:val="none" w:color="auto" w:sz="0" w:space="0"/>
+            <w:insideH w:val="none" w:color="auto" w:sz="0" w:space="0"/>
+            <w:insideV w:val="none" w:color="auto" w:sz="0" w:space="0"/>
           </w:tblBorders>
           <w:tblCellMar>
             <w:top w:w="0" w:type="dxa"/>
@@ -16078,7 +15881,6 @@
               <w:bottom w:val="nil"/>
               <w:right w:val="nil"/>
             </w:tcBorders>
-            <w:noWrap w:val="0"/>
             <w:tcMar>
               <w:top w:w="60" w:type="dxa"/>
               <w:left w:w="120" w:type="dxa"/>
@@ -16128,7 +15930,6 @@
               <w:bottom w:val="nil"/>
               <w:right w:val="nil"/>
             </w:tcBorders>
-            <w:noWrap w:val="0"/>
             <w:tcMar>
               <w:top w:w="60" w:type="dxa"/>
               <w:left w:w="120" w:type="dxa"/>
@@ -16178,7 +15979,6 @@
               <w:bottom w:val="nil"/>
               <w:right w:val="nil"/>
             </w:tcBorders>
-            <w:noWrap w:val="0"/>
             <w:tcMar>
               <w:top w:w="60" w:type="dxa"/>
               <w:left w:w="120" w:type="dxa"/>
@@ -16228,7 +16028,6 @@
               <w:bottom w:val="nil"/>
               <w:right w:val="single" w:color="auto" w:sz="12" w:space="0"/>
             </w:tcBorders>
-            <w:noWrap w:val="0"/>
             <w:tcMar>
               <w:top w:w="60" w:type="dxa"/>
               <w:left w:w="120" w:type="dxa"/>
@@ -16273,12 +16072,12 @@
       <w:tr>
         <w:tblPrEx>
           <w:tblBorders>
-            <w:top w:val="none" w:color="DEE0E3" w:sz="0" w:space="0"/>
-            <w:left w:val="none" w:color="DEE0E3" w:sz="0" w:space="0"/>
-            <w:bottom w:val="none" w:color="DEE0E3" w:sz="0" w:space="0"/>
-            <w:right w:val="none" w:color="DEE0E3" w:sz="0" w:space="0"/>
-            <w:insideH w:val="none" w:color="DEE0E3" w:sz="0" w:space="0"/>
-            <w:insideV w:val="none" w:color="DEE0E3" w:sz="0" w:space="0"/>
+            <w:top w:val="none" w:color="auto" w:sz="0" w:space="0"/>
+            <w:left w:val="none" w:color="auto" w:sz="0" w:space="0"/>
+            <w:bottom w:val="none" w:color="auto" w:sz="0" w:space="0"/>
+            <w:right w:val="none" w:color="auto" w:sz="0" w:space="0"/>
+            <w:insideH w:val="none" w:color="auto" w:sz="0" w:space="0"/>
+            <w:insideV w:val="none" w:color="auto" w:sz="0" w:space="0"/>
           </w:tblBorders>
           <w:tblCellMar>
             <w:top w:w="0" w:type="dxa"/>
@@ -16300,7 +16099,6 @@
               <w:bottom w:val="nil"/>
               <w:right w:val="nil"/>
             </w:tcBorders>
-            <w:noWrap w:val="0"/>
             <w:tcMar>
               <w:top w:w="60" w:type="dxa"/>
               <w:left w:w="120" w:type="dxa"/>
@@ -16344,7 +16142,6 @@
               <w:bottom w:val="nil"/>
               <w:right w:val="nil"/>
             </w:tcBorders>
-            <w:noWrap w:val="0"/>
             <w:tcMar>
               <w:top w:w="60" w:type="dxa"/>
               <w:left w:w="120" w:type="dxa"/>
@@ -16388,7 +16185,6 @@
               <w:bottom w:val="nil"/>
               <w:right w:val="nil"/>
             </w:tcBorders>
-            <w:noWrap w:val="0"/>
             <w:tcMar>
               <w:top w:w="60" w:type="dxa"/>
               <w:left w:w="120" w:type="dxa"/>
@@ -16432,7 +16228,6 @@
               <w:bottom w:val="nil"/>
               <w:right w:val="single" w:color="auto" w:sz="12" w:space="0"/>
             </w:tcBorders>
-            <w:noWrap w:val="0"/>
             <w:tcMar>
               <w:top w:w="60" w:type="dxa"/>
               <w:left w:w="120" w:type="dxa"/>
@@ -16471,12 +16266,12 @@
       <w:tr>
         <w:tblPrEx>
           <w:tblBorders>
-            <w:top w:val="none" w:color="DEE0E3" w:sz="0" w:space="0"/>
-            <w:left w:val="none" w:color="DEE0E3" w:sz="0" w:space="0"/>
-            <w:bottom w:val="none" w:color="DEE0E3" w:sz="0" w:space="0"/>
-            <w:right w:val="none" w:color="DEE0E3" w:sz="0" w:space="0"/>
-            <w:insideH w:val="none" w:color="DEE0E3" w:sz="0" w:space="0"/>
-            <w:insideV w:val="none" w:color="DEE0E3" w:sz="0" w:space="0"/>
+            <w:top w:val="none" w:color="auto" w:sz="0" w:space="0"/>
+            <w:left w:val="none" w:color="auto" w:sz="0" w:space="0"/>
+            <w:bottom w:val="none" w:color="auto" w:sz="0" w:space="0"/>
+            <w:right w:val="none" w:color="auto" w:sz="0" w:space="0"/>
+            <w:insideH w:val="none" w:color="auto" w:sz="0" w:space="0"/>
+            <w:insideV w:val="none" w:color="auto" w:sz="0" w:space="0"/>
           </w:tblBorders>
           <w:tblCellMar>
             <w:top w:w="0" w:type="dxa"/>
@@ -16498,7 +16293,6 @@
               <w:bottom w:val="nil"/>
               <w:right w:val="nil"/>
             </w:tcBorders>
-            <w:noWrap w:val="0"/>
             <w:tcMar>
               <w:top w:w="60" w:type="dxa"/>
               <w:left w:w="120" w:type="dxa"/>
@@ -16542,7 +16336,6 @@
               <w:bottom w:val="nil"/>
               <w:right w:val="nil"/>
             </w:tcBorders>
-            <w:noWrap w:val="0"/>
             <w:tcMar>
               <w:top w:w="60" w:type="dxa"/>
               <w:left w:w="120" w:type="dxa"/>
@@ -16586,7 +16379,6 @@
               <w:bottom w:val="nil"/>
               <w:right w:val="nil"/>
             </w:tcBorders>
-            <w:noWrap w:val="0"/>
             <w:tcMar>
               <w:top w:w="60" w:type="dxa"/>
               <w:left w:w="120" w:type="dxa"/>
@@ -16630,7 +16422,6 @@
               <w:bottom w:val="nil"/>
               <w:right w:val="single" w:color="auto" w:sz="12" w:space="0"/>
             </w:tcBorders>
-            <w:noWrap w:val="0"/>
             <w:tcMar>
               <w:top w:w="60" w:type="dxa"/>
               <w:left w:w="120" w:type="dxa"/>
@@ -16669,12 +16460,12 @@
       <w:tr>
         <w:tblPrEx>
           <w:tblBorders>
-            <w:top w:val="none" w:color="DEE0E3" w:sz="0" w:space="0"/>
-            <w:left w:val="none" w:color="DEE0E3" w:sz="0" w:space="0"/>
-            <w:bottom w:val="none" w:color="DEE0E3" w:sz="0" w:space="0"/>
-            <w:right w:val="none" w:color="DEE0E3" w:sz="0" w:space="0"/>
-            <w:insideH w:val="none" w:color="DEE0E3" w:sz="0" w:space="0"/>
-            <w:insideV w:val="none" w:color="DEE0E3" w:sz="0" w:space="0"/>
+            <w:top w:val="none" w:color="auto" w:sz="0" w:space="0"/>
+            <w:left w:val="none" w:color="auto" w:sz="0" w:space="0"/>
+            <w:bottom w:val="none" w:color="auto" w:sz="0" w:space="0"/>
+            <w:right w:val="none" w:color="auto" w:sz="0" w:space="0"/>
+            <w:insideH w:val="none" w:color="auto" w:sz="0" w:space="0"/>
+            <w:insideV w:val="none" w:color="auto" w:sz="0" w:space="0"/>
           </w:tblBorders>
           <w:tblCellMar>
             <w:top w:w="0" w:type="dxa"/>
@@ -16696,7 +16487,6 @@
               <w:bottom w:val="nil"/>
               <w:right w:val="nil"/>
             </w:tcBorders>
-            <w:noWrap w:val="0"/>
             <w:tcMar>
               <w:top w:w="60" w:type="dxa"/>
               <w:left w:w="120" w:type="dxa"/>
@@ -16740,7 +16530,6 @@
               <w:bottom w:val="nil"/>
               <w:right w:val="nil"/>
             </w:tcBorders>
-            <w:noWrap w:val="0"/>
             <w:tcMar>
               <w:top w:w="60" w:type="dxa"/>
               <w:left w:w="120" w:type="dxa"/>
@@ -16784,7 +16573,6 @@
               <w:bottom w:val="nil"/>
               <w:right w:val="nil"/>
             </w:tcBorders>
-            <w:noWrap w:val="0"/>
             <w:tcMar>
               <w:top w:w="60" w:type="dxa"/>
               <w:left w:w="120" w:type="dxa"/>
@@ -16828,7 +16616,6 @@
               <w:bottom w:val="nil"/>
               <w:right w:val="single" w:color="auto" w:sz="12" w:space="0"/>
             </w:tcBorders>
-            <w:noWrap w:val="0"/>
             <w:tcMar>
               <w:top w:w="60" w:type="dxa"/>
               <w:left w:w="120" w:type="dxa"/>
@@ -16867,12 +16654,12 @@
       <w:tr>
         <w:tblPrEx>
           <w:tblBorders>
-            <w:top w:val="none" w:color="DEE0E3" w:sz="0" w:space="0"/>
-            <w:left w:val="none" w:color="DEE0E3" w:sz="0" w:space="0"/>
-            <w:bottom w:val="none" w:color="DEE0E3" w:sz="0" w:space="0"/>
-            <w:right w:val="none" w:color="DEE0E3" w:sz="0" w:space="0"/>
-            <w:insideH w:val="none" w:color="DEE0E3" w:sz="0" w:space="0"/>
-            <w:insideV w:val="none" w:color="DEE0E3" w:sz="0" w:space="0"/>
+            <w:top w:val="none" w:color="auto" w:sz="0" w:space="0"/>
+            <w:left w:val="none" w:color="auto" w:sz="0" w:space="0"/>
+            <w:bottom w:val="none" w:color="auto" w:sz="0" w:space="0"/>
+            <w:right w:val="none" w:color="auto" w:sz="0" w:space="0"/>
+            <w:insideH w:val="none" w:color="auto" w:sz="0" w:space="0"/>
+            <w:insideV w:val="none" w:color="auto" w:sz="0" w:space="0"/>
           </w:tblBorders>
           <w:tblCellMar>
             <w:top w:w="0" w:type="dxa"/>
@@ -16894,7 +16681,6 @@
               <w:bottom w:val="nil"/>
               <w:right w:val="nil"/>
             </w:tcBorders>
-            <w:noWrap w:val="0"/>
             <w:tcMar>
               <w:top w:w="60" w:type="dxa"/>
               <w:left w:w="120" w:type="dxa"/>
@@ -16938,7 +16724,6 @@
               <w:bottom w:val="nil"/>
               <w:right w:val="nil"/>
             </w:tcBorders>
-            <w:noWrap w:val="0"/>
             <w:tcMar>
               <w:top w:w="60" w:type="dxa"/>
               <w:left w:w="120" w:type="dxa"/>
@@ -16982,7 +16767,6 @@
               <w:bottom w:val="nil"/>
               <w:right w:val="nil"/>
             </w:tcBorders>
-            <w:noWrap w:val="0"/>
             <w:tcMar>
               <w:top w:w="60" w:type="dxa"/>
               <w:left w:w="120" w:type="dxa"/>
@@ -17026,7 +16810,6 @@
               <w:bottom w:val="nil"/>
               <w:right w:val="single" w:color="auto" w:sz="12" w:space="0"/>
             </w:tcBorders>
-            <w:noWrap w:val="0"/>
             <w:tcMar>
               <w:top w:w="60" w:type="dxa"/>
               <w:left w:w="120" w:type="dxa"/>
@@ -17065,12 +16848,12 @@
       <w:tr>
         <w:tblPrEx>
           <w:tblBorders>
-            <w:top w:val="none" w:color="DEE0E3" w:sz="0" w:space="0"/>
-            <w:left w:val="none" w:color="DEE0E3" w:sz="0" w:space="0"/>
-            <w:bottom w:val="none" w:color="DEE0E3" w:sz="0" w:space="0"/>
-            <w:right w:val="none" w:color="DEE0E3" w:sz="0" w:space="0"/>
-            <w:insideH w:val="none" w:color="DEE0E3" w:sz="0" w:space="0"/>
-            <w:insideV w:val="none" w:color="DEE0E3" w:sz="0" w:space="0"/>
+            <w:top w:val="none" w:color="auto" w:sz="0" w:space="0"/>
+            <w:left w:val="none" w:color="auto" w:sz="0" w:space="0"/>
+            <w:bottom w:val="none" w:color="auto" w:sz="0" w:space="0"/>
+            <w:right w:val="none" w:color="auto" w:sz="0" w:space="0"/>
+            <w:insideH w:val="none" w:color="auto" w:sz="0" w:space="0"/>
+            <w:insideV w:val="none" w:color="auto" w:sz="0" w:space="0"/>
           </w:tblBorders>
           <w:tblCellMar>
             <w:top w:w="0" w:type="dxa"/>
@@ -17092,7 +16875,6 @@
               <w:bottom w:val="nil"/>
               <w:right w:val="nil"/>
             </w:tcBorders>
-            <w:noWrap w:val="0"/>
             <w:tcMar>
               <w:top w:w="60" w:type="dxa"/>
               <w:left w:w="120" w:type="dxa"/>
@@ -17136,7 +16918,6 @@
               <w:bottom w:val="nil"/>
               <w:right w:val="nil"/>
             </w:tcBorders>
-            <w:noWrap w:val="0"/>
             <w:tcMar>
               <w:top w:w="60" w:type="dxa"/>
               <w:left w:w="120" w:type="dxa"/>
@@ -17180,7 +16961,6 @@
               <w:bottom w:val="nil"/>
               <w:right w:val="nil"/>
             </w:tcBorders>
-            <w:noWrap w:val="0"/>
             <w:tcMar>
               <w:top w:w="60" w:type="dxa"/>
               <w:left w:w="120" w:type="dxa"/>
@@ -17224,7 +17004,6 @@
               <w:bottom w:val="nil"/>
               <w:right w:val="single" w:color="auto" w:sz="12" w:space="0"/>
             </w:tcBorders>
-            <w:noWrap w:val="0"/>
             <w:tcMar>
               <w:top w:w="60" w:type="dxa"/>
               <w:left w:w="120" w:type="dxa"/>
@@ -17263,12 +17042,12 @@
       <w:tr>
         <w:tblPrEx>
           <w:tblBorders>
-            <w:top w:val="none" w:color="DEE0E3" w:sz="0" w:space="0"/>
-            <w:left w:val="none" w:color="DEE0E3" w:sz="0" w:space="0"/>
-            <w:bottom w:val="none" w:color="DEE0E3" w:sz="0" w:space="0"/>
-            <w:right w:val="none" w:color="DEE0E3" w:sz="0" w:space="0"/>
-            <w:insideH w:val="none" w:color="DEE0E3" w:sz="0" w:space="0"/>
-            <w:insideV w:val="none" w:color="DEE0E3" w:sz="0" w:space="0"/>
+            <w:top w:val="none" w:color="auto" w:sz="0" w:space="0"/>
+            <w:left w:val="none" w:color="auto" w:sz="0" w:space="0"/>
+            <w:bottom w:val="none" w:color="auto" w:sz="0" w:space="0"/>
+            <w:right w:val="none" w:color="auto" w:sz="0" w:space="0"/>
+            <w:insideH w:val="none" w:color="auto" w:sz="0" w:space="0"/>
+            <w:insideV w:val="none" w:color="auto" w:sz="0" w:space="0"/>
           </w:tblBorders>
           <w:tblCellMar>
             <w:top w:w="0" w:type="dxa"/>
@@ -17290,7 +17069,6 @@
               <w:bottom w:val="nil"/>
               <w:right w:val="nil"/>
             </w:tcBorders>
-            <w:noWrap w:val="0"/>
             <w:tcMar>
               <w:top w:w="60" w:type="dxa"/>
               <w:left w:w="120" w:type="dxa"/>
@@ -17334,7 +17112,6 @@
               <w:bottom w:val="nil"/>
               <w:right w:val="nil"/>
             </w:tcBorders>
-            <w:noWrap w:val="0"/>
             <w:tcMar>
               <w:top w:w="60" w:type="dxa"/>
               <w:left w:w="120" w:type="dxa"/>
@@ -17378,7 +17155,6 @@
               <w:bottom w:val="nil"/>
               <w:right w:val="nil"/>
             </w:tcBorders>
-            <w:noWrap w:val="0"/>
             <w:tcMar>
               <w:top w:w="60" w:type="dxa"/>
               <w:left w:w="120" w:type="dxa"/>
@@ -17422,7 +17198,6 @@
               <w:bottom w:val="nil"/>
               <w:right w:val="single" w:color="auto" w:sz="12" w:space="0"/>
             </w:tcBorders>
-            <w:noWrap w:val="0"/>
             <w:tcMar>
               <w:top w:w="60" w:type="dxa"/>
               <w:left w:w="120" w:type="dxa"/>
@@ -17461,12 +17236,12 @@
       <w:tr>
         <w:tblPrEx>
           <w:tblBorders>
-            <w:top w:val="none" w:color="DEE0E3" w:sz="0" w:space="0"/>
-            <w:left w:val="none" w:color="DEE0E3" w:sz="0" w:space="0"/>
-            <w:bottom w:val="none" w:color="DEE0E3" w:sz="0" w:space="0"/>
-            <w:right w:val="none" w:color="DEE0E3" w:sz="0" w:space="0"/>
-            <w:insideH w:val="none" w:color="DEE0E3" w:sz="0" w:space="0"/>
-            <w:insideV w:val="none" w:color="DEE0E3" w:sz="0" w:space="0"/>
+            <w:top w:val="none" w:color="auto" w:sz="0" w:space="0"/>
+            <w:left w:val="none" w:color="auto" w:sz="0" w:space="0"/>
+            <w:bottom w:val="none" w:color="auto" w:sz="0" w:space="0"/>
+            <w:right w:val="none" w:color="auto" w:sz="0" w:space="0"/>
+            <w:insideH w:val="none" w:color="auto" w:sz="0" w:space="0"/>
+            <w:insideV w:val="none" w:color="auto" w:sz="0" w:space="0"/>
           </w:tblBorders>
           <w:tblCellMar>
             <w:top w:w="0" w:type="dxa"/>
@@ -17488,7 +17263,6 @@
               <w:bottom w:val="nil"/>
               <w:right w:val="nil"/>
             </w:tcBorders>
-            <w:noWrap w:val="0"/>
             <w:tcMar>
               <w:top w:w="60" w:type="dxa"/>
               <w:left w:w="120" w:type="dxa"/>
@@ -17532,7 +17306,6 @@
               <w:bottom w:val="nil"/>
               <w:right w:val="nil"/>
             </w:tcBorders>
-            <w:noWrap w:val="0"/>
             <w:tcMar>
               <w:top w:w="60" w:type="dxa"/>
               <w:left w:w="120" w:type="dxa"/>
@@ -17576,7 +17349,6 @@
               <w:bottom w:val="nil"/>
               <w:right w:val="nil"/>
             </w:tcBorders>
-            <w:noWrap w:val="0"/>
             <w:tcMar>
               <w:top w:w="60" w:type="dxa"/>
               <w:left w:w="120" w:type="dxa"/>
@@ -17620,7 +17392,6 @@
               <w:bottom w:val="nil"/>
               <w:right w:val="single" w:color="auto" w:sz="12" w:space="0"/>
             </w:tcBorders>
-            <w:noWrap w:val="0"/>
             <w:tcMar>
               <w:top w:w="60" w:type="dxa"/>
               <w:left w:w="120" w:type="dxa"/>
@@ -17659,12 +17430,12 @@
       <w:tr>
         <w:tblPrEx>
           <w:tblBorders>
-            <w:top w:val="none" w:color="DEE0E3" w:sz="0" w:space="0"/>
-            <w:left w:val="none" w:color="DEE0E3" w:sz="0" w:space="0"/>
-            <w:bottom w:val="none" w:color="DEE0E3" w:sz="0" w:space="0"/>
-            <w:right w:val="none" w:color="DEE0E3" w:sz="0" w:space="0"/>
-            <w:insideH w:val="none" w:color="DEE0E3" w:sz="0" w:space="0"/>
-            <w:insideV w:val="none" w:color="DEE0E3" w:sz="0" w:space="0"/>
+            <w:top w:val="none" w:color="auto" w:sz="0" w:space="0"/>
+            <w:left w:val="none" w:color="auto" w:sz="0" w:space="0"/>
+            <w:bottom w:val="none" w:color="auto" w:sz="0" w:space="0"/>
+            <w:right w:val="none" w:color="auto" w:sz="0" w:space="0"/>
+            <w:insideH w:val="none" w:color="auto" w:sz="0" w:space="0"/>
+            <w:insideV w:val="none" w:color="auto" w:sz="0" w:space="0"/>
           </w:tblBorders>
           <w:tblCellMar>
             <w:top w:w="0" w:type="dxa"/>
@@ -17686,7 +17457,6 @@
               <w:bottom w:val="single" w:color="auto" w:sz="12" w:space="0"/>
               <w:right w:val="nil"/>
             </w:tcBorders>
-            <w:noWrap w:val="0"/>
             <w:tcMar>
               <w:top w:w="60" w:type="dxa"/>
               <w:left w:w="120" w:type="dxa"/>
@@ -17737,7 +17507,6 @@
               <w:bottom w:val="single" w:color="auto" w:sz="12" w:space="0"/>
               <w:right w:val="nil"/>
             </w:tcBorders>
-            <w:noWrap w:val="0"/>
             <w:tcMar>
               <w:top w:w="60" w:type="dxa"/>
               <w:left w:w="120" w:type="dxa"/>
@@ -17788,7 +17557,6 @@
               <w:bottom w:val="single" w:color="auto" w:sz="12" w:space="0"/>
               <w:right w:val="nil"/>
             </w:tcBorders>
-            <w:noWrap w:val="0"/>
             <w:tcMar>
               <w:top w:w="60" w:type="dxa"/>
               <w:left w:w="120" w:type="dxa"/>
@@ -17831,7 +17599,6 @@
               <w:bottom w:val="single" w:color="auto" w:sz="12" w:space="0"/>
               <w:right w:val="single" w:color="auto" w:sz="12" w:space="0"/>
             </w:tcBorders>
-            <w:noWrap w:val="0"/>
             <w:tcMar>
               <w:top w:w="60" w:type="dxa"/>
               <w:left w:w="120" w:type="dxa"/>

--- a/7-技术管理/运行记录类文件/TXHS-07-04-2026年度运维服务技术研发规划.docx
+++ b/7-技术管理/运行记录类文件/TXHS-07-04-2026年度运维服务技术研发规划.docx
@@ -351,12 +351,6 @@
             <w:insideH w:val="none" w:color="auto" w:sz="0" w:space="0"/>
             <w:insideV w:val="none" w:color="auto" w:sz="0" w:space="0"/>
           </w:tblBorders>
-          <w:tblCellMar>
-            <w:top w:w="0" w:type="dxa"/>
-            <w:left w:w="108" w:type="dxa"/>
-            <w:bottom w:w="0" w:type="dxa"/>
-            <w:right w:w="108" w:type="dxa"/>
-          </w:tblCellMar>
         </w:tblPrEx>
         <w:trPr>
           <w:trHeight w:val="810" w:hRule="atLeast"/>
@@ -1377,7 +1371,7 @@
                 <w:vertAlign w:val="baseline"/>
                 <w:lang w:val="en-US" w:eastAsia="zh-CN"/>
               </w:rPr>
-              <w:t>金天宇</w:t>
+              <w:t>吴桀</w:t>
             </w:r>
           </w:p>
         </w:tc>
@@ -1421,7 +1415,7 @@
                 <w:vertAlign w:val="baseline"/>
                 <w:lang w:val="en-US" w:eastAsia="zh-CN"/>
               </w:rPr>
-              <w:t>陈凯</w:t>
+              <w:t>茅建根</w:t>
             </w:r>
           </w:p>
         </w:tc>
@@ -4353,8 +4347,8 @@
         <w:snapToGrid w:val="0"/>
         <w:textAlignment w:val="baseline"/>
       </w:pPr>
-      <w:bookmarkStart w:id="6" w:name="heading_2"/>
-      <w:bookmarkStart w:id="7" w:name="_Toc15717"/>
+      <w:bookmarkStart w:id="6" w:name="_Toc15717"/>
+      <w:bookmarkStart w:id="7" w:name="heading_2"/>
       <w:r>
         <w:t>适用范围</w:t>
       </w:r>
@@ -5077,8 +5071,8 @@
         <w:snapToGrid w:val="0"/>
         <w:textAlignment w:val="baseline"/>
       </w:pPr>
-      <w:bookmarkStart w:id="10" w:name="_Toc22321"/>
-      <w:bookmarkStart w:id="11" w:name="heading_4"/>
+      <w:bookmarkStart w:id="10" w:name="heading_4"/>
+      <w:bookmarkStart w:id="11" w:name="_Toc22321"/>
       <w:r>
         <w:t>总体规划</w:t>
       </w:r>
@@ -5542,7 +5536,17 @@
               <w:textAlignment w:val="baseline"/>
             </w:pPr>
             <w:r>
-              <w:t>2026年9月</w:t>
+              <w:t>2026年</w:t>
+            </w:r>
+            <w:r>
+              <w:rPr>
+                <w:rFonts w:hint="eastAsia"/>
+                <w:lang w:val="en-US" w:eastAsia="zh-CN"/>
+              </w:rPr>
+              <w:t>9</w:t>
+            </w:r>
+            <w:r>
+              <w:t>月</w:t>
             </w:r>
           </w:p>
         </w:tc>
@@ -5736,7 +5740,17 @@
               <w:textAlignment w:val="baseline"/>
             </w:pPr>
             <w:r>
-              <w:t>2026年10月</w:t>
+              <w:t>2026年</w:t>
+            </w:r>
+            <w:r>
+              <w:rPr>
+                <w:rFonts w:hint="eastAsia"/>
+                <w:lang w:val="en-US" w:eastAsia="zh-CN"/>
+              </w:rPr>
+              <w:t>10</w:t>
+            </w:r>
+            <w:r>
+              <w:t>月</w:t>
             </w:r>
           </w:p>
         </w:tc>
@@ -6133,20 +6147,7 @@
     <w:p>
       <w:pPr>
         <w:pStyle w:val="30"/>
-        <w:keepNext w:val="0"/>
-        <w:keepLines w:val="0"/>
-        <w:pageBreakBefore w:val="0"/>
-        <w:widowControl w:val="0"/>
-        <w:kinsoku w:val="0"/>
-        <w:wordWrap/>
-        <w:overflowPunct/>
-        <w:topLinePunct w:val="0"/>
-        <w:autoSpaceDE w:val="0"/>
-        <w:autoSpaceDN w:val="0"/>
         <w:bidi w:val="0"/>
-        <w:adjustRightInd w:val="0"/>
-        <w:snapToGrid w:val="0"/>
-        <w:textAlignment w:val="baseline"/>
       </w:pPr>
       <w:r>
         <w:t>上述项目分阶段实施，相互支撑，共同构建公司“数智运维”能力的技术基座。</w:t>
@@ -7356,1256 +7357,13 @@
         <w:snapToGrid w:val="0"/>
         <w:textAlignment w:val="baseline"/>
       </w:pPr>
-      <w:bookmarkStart w:id="20" w:name="heading_9"/>
-      <w:bookmarkStart w:id="21" w:name="_Toc818"/>
+      <w:bookmarkStart w:id="20" w:name="heading_10"/>
+      <w:bookmarkStart w:id="21" w:name="_Toc14474"/>
       <w:r>
-        <w:t>研发团队</w:t>
+        <w:t>研发环境</w:t>
       </w:r>
       <w:bookmarkEnd w:id="20"/>
       <w:bookmarkEnd w:id="21"/>
-    </w:p>
-    <w:tbl>
-      <w:tblPr>
-        <w:tblStyle w:val="20"/>
-        <w:tblW w:w="8214" w:type="dxa"/>
-        <w:jc w:val="center"/>
-        <w:tblBorders>
-          <w:top w:val="none" w:color="auto" w:sz="0" w:space="0"/>
-          <w:left w:val="none" w:color="auto" w:sz="0" w:space="0"/>
-          <w:bottom w:val="none" w:color="auto" w:sz="0" w:space="0"/>
-          <w:right w:val="none" w:color="auto" w:sz="0" w:space="0"/>
-          <w:insideH w:val="none" w:color="auto" w:sz="0" w:space="0"/>
-          <w:insideV w:val="none" w:color="auto" w:sz="0" w:space="0"/>
-        </w:tblBorders>
-        <w:tblLayout w:type="autofit"/>
-        <w:tblCellMar>
-          <w:top w:w="0" w:type="dxa"/>
-          <w:left w:w="10" w:type="dxa"/>
-          <w:bottom w:w="0" w:type="dxa"/>
-          <w:right w:w="10" w:type="dxa"/>
-        </w:tblCellMar>
-      </w:tblPr>
-      <w:tblGrid>
-        <w:gridCol w:w="1870"/>
-        <w:gridCol w:w="1601"/>
-        <w:gridCol w:w="3951"/>
-        <w:gridCol w:w="792"/>
-      </w:tblGrid>
-      <w:tr>
-        <w:tblPrEx>
-          <w:tblBorders>
-            <w:top w:val="none" w:color="auto" w:sz="0" w:space="0"/>
-            <w:left w:val="none" w:color="auto" w:sz="0" w:space="0"/>
-            <w:bottom w:val="none" w:color="auto" w:sz="0" w:space="0"/>
-            <w:right w:val="none" w:color="auto" w:sz="0" w:space="0"/>
-            <w:insideH w:val="none" w:color="auto" w:sz="0" w:space="0"/>
-            <w:insideV w:val="none" w:color="auto" w:sz="0" w:space="0"/>
-          </w:tblBorders>
-          <w:tblCellMar>
-            <w:top w:w="0" w:type="dxa"/>
-            <w:left w:w="10" w:type="dxa"/>
-            <w:bottom w:w="0" w:type="dxa"/>
-            <w:right w:w="10" w:type="dxa"/>
-          </w:tblCellMar>
-        </w:tblPrEx>
-        <w:trPr>
-          <w:trHeight w:val="0" w:hRule="atLeast"/>
-          <w:tblHeader/>
-          <w:jc w:val="center"/>
-        </w:trPr>
-        <w:tc>
-          <w:tcPr>
-            <w:tcW w:w="1870" w:type="dxa"/>
-            <w:tcBorders>
-              <w:top w:val="single" w:color="auto" w:sz="12" w:space="0"/>
-              <w:left w:val="single" w:color="auto" w:sz="12" w:space="0"/>
-              <w:bottom w:val="nil"/>
-              <w:right w:val="nil"/>
-            </w:tcBorders>
-            <w:tcMar>
-              <w:top w:w="60" w:type="dxa"/>
-              <w:left w:w="120" w:type="dxa"/>
-              <w:bottom w:w="30" w:type="dxa"/>
-              <w:right w:w="120" w:type="dxa"/>
-            </w:tcMar>
-            <w:vAlign w:val="center"/>
-          </w:tcPr>
-          <w:p>
-            <w:pPr>
-              <w:pStyle w:val="30"/>
-              <w:keepNext w:val="0"/>
-              <w:keepLines w:val="0"/>
-              <w:pageBreakBefore w:val="0"/>
-              <w:widowControl w:val="0"/>
-              <w:kinsoku w:val="0"/>
-              <w:wordWrap/>
-              <w:overflowPunct/>
-              <w:topLinePunct w:val="0"/>
-              <w:autoSpaceDE w:val="0"/>
-              <w:autoSpaceDN w:val="0"/>
-              <w:bidi w:val="0"/>
-              <w:adjustRightInd w:val="0"/>
-              <w:snapToGrid w:val="0"/>
-              <w:spacing w:line="240" w:lineRule="auto"/>
-              <w:ind w:left="0" w:leftChars="0" w:right="0" w:rightChars="0" w:firstLine="0" w:firstLineChars="0"/>
-              <w:jc w:val="center"/>
-              <w:textAlignment w:val="baseline"/>
-              <w:rPr>
-                <w:b/>
-              </w:rPr>
-            </w:pPr>
-            <w:r>
-              <w:rPr>
-                <w:b/>
-              </w:rPr>
-              <w:t>职位名称</w:t>
-            </w:r>
-          </w:p>
-        </w:tc>
-        <w:tc>
-          <w:tcPr>
-            <w:tcW w:w="1601" w:type="dxa"/>
-            <w:tcBorders>
-              <w:top w:val="single" w:color="auto" w:sz="12" w:space="0"/>
-              <w:left w:val="single" w:color="auto" w:sz="4" w:space="0"/>
-              <w:bottom w:val="nil"/>
-              <w:right w:val="nil"/>
-            </w:tcBorders>
-            <w:tcMar>
-              <w:top w:w="60" w:type="dxa"/>
-              <w:left w:w="120" w:type="dxa"/>
-              <w:bottom w:w="30" w:type="dxa"/>
-              <w:right w:w="120" w:type="dxa"/>
-            </w:tcMar>
-            <w:vAlign w:val="center"/>
-          </w:tcPr>
-          <w:p>
-            <w:pPr>
-              <w:pStyle w:val="30"/>
-              <w:keepNext w:val="0"/>
-              <w:keepLines w:val="0"/>
-              <w:pageBreakBefore w:val="0"/>
-              <w:widowControl w:val="0"/>
-              <w:kinsoku w:val="0"/>
-              <w:wordWrap/>
-              <w:overflowPunct/>
-              <w:topLinePunct w:val="0"/>
-              <w:autoSpaceDE w:val="0"/>
-              <w:autoSpaceDN w:val="0"/>
-              <w:bidi w:val="0"/>
-              <w:adjustRightInd w:val="0"/>
-              <w:snapToGrid w:val="0"/>
-              <w:spacing w:line="240" w:lineRule="auto"/>
-              <w:ind w:left="0" w:leftChars="0" w:right="0" w:rightChars="0" w:firstLine="0" w:firstLineChars="0"/>
-              <w:jc w:val="center"/>
-              <w:textAlignment w:val="baseline"/>
-              <w:rPr>
-                <w:b/>
-              </w:rPr>
-            </w:pPr>
-            <w:r>
-              <w:rPr>
-                <w:b/>
-              </w:rPr>
-              <w:t>所属部门</w:t>
-            </w:r>
-          </w:p>
-        </w:tc>
-        <w:tc>
-          <w:tcPr>
-            <w:tcW w:w="3951" w:type="dxa"/>
-            <w:tcBorders>
-              <w:top w:val="single" w:color="auto" w:sz="12" w:space="0"/>
-              <w:left w:val="single" w:color="auto" w:sz="4" w:space="0"/>
-              <w:bottom w:val="nil"/>
-              <w:right w:val="nil"/>
-            </w:tcBorders>
-            <w:tcMar>
-              <w:top w:w="60" w:type="dxa"/>
-              <w:left w:w="120" w:type="dxa"/>
-              <w:bottom w:w="30" w:type="dxa"/>
-              <w:right w:w="120" w:type="dxa"/>
-            </w:tcMar>
-            <w:vAlign w:val="center"/>
-          </w:tcPr>
-          <w:p>
-            <w:pPr>
-              <w:pStyle w:val="30"/>
-              <w:keepNext w:val="0"/>
-              <w:keepLines w:val="0"/>
-              <w:pageBreakBefore w:val="0"/>
-              <w:widowControl w:val="0"/>
-              <w:kinsoku w:val="0"/>
-              <w:wordWrap/>
-              <w:overflowPunct/>
-              <w:topLinePunct w:val="0"/>
-              <w:autoSpaceDE w:val="0"/>
-              <w:autoSpaceDN w:val="0"/>
-              <w:bidi w:val="0"/>
-              <w:adjustRightInd w:val="0"/>
-              <w:snapToGrid w:val="0"/>
-              <w:spacing w:line="240" w:lineRule="auto"/>
-              <w:ind w:left="0" w:leftChars="0" w:right="0" w:rightChars="0" w:firstLine="0" w:firstLineChars="0"/>
-              <w:jc w:val="center"/>
-              <w:textAlignment w:val="baseline"/>
-              <w:rPr>
-                <w:b/>
-              </w:rPr>
-            </w:pPr>
-            <w:r>
-              <w:rPr>
-                <w:b/>
-              </w:rPr>
-              <w:t>职责描述</w:t>
-            </w:r>
-          </w:p>
-        </w:tc>
-        <w:tc>
-          <w:tcPr>
-            <w:tcW w:w="792" w:type="dxa"/>
-            <w:tcBorders>
-              <w:top w:val="single" w:color="auto" w:sz="12" w:space="0"/>
-              <w:left w:val="single" w:color="auto" w:sz="4" w:space="0"/>
-              <w:bottom w:val="nil"/>
-              <w:right w:val="single" w:color="auto" w:sz="12" w:space="0"/>
-            </w:tcBorders>
-            <w:tcMar>
-              <w:top w:w="60" w:type="dxa"/>
-              <w:left w:w="120" w:type="dxa"/>
-              <w:bottom w:w="30" w:type="dxa"/>
-              <w:right w:w="120" w:type="dxa"/>
-            </w:tcMar>
-            <w:vAlign w:val="center"/>
-          </w:tcPr>
-          <w:p>
-            <w:pPr>
-              <w:pStyle w:val="30"/>
-              <w:keepNext w:val="0"/>
-              <w:keepLines w:val="0"/>
-              <w:pageBreakBefore w:val="0"/>
-              <w:widowControl w:val="0"/>
-              <w:kinsoku w:val="0"/>
-              <w:wordWrap/>
-              <w:overflowPunct/>
-              <w:topLinePunct w:val="0"/>
-              <w:autoSpaceDE w:val="0"/>
-              <w:autoSpaceDN w:val="0"/>
-              <w:bidi w:val="0"/>
-              <w:adjustRightInd w:val="0"/>
-              <w:snapToGrid w:val="0"/>
-              <w:spacing w:line="240" w:lineRule="auto"/>
-              <w:ind w:left="0" w:leftChars="0" w:right="0" w:rightChars="0" w:firstLine="0" w:firstLineChars="0"/>
-              <w:jc w:val="center"/>
-              <w:textAlignment w:val="baseline"/>
-              <w:rPr>
-                <w:b/>
-              </w:rPr>
-            </w:pPr>
-            <w:r>
-              <w:rPr>
-                <w:b/>
-              </w:rPr>
-              <w:t>数量</w:t>
-            </w:r>
-          </w:p>
-        </w:tc>
-      </w:tr>
-      <w:tr>
-        <w:tblPrEx>
-          <w:tblBorders>
-            <w:top w:val="none" w:color="auto" w:sz="0" w:space="0"/>
-            <w:left w:val="none" w:color="auto" w:sz="0" w:space="0"/>
-            <w:bottom w:val="none" w:color="auto" w:sz="0" w:space="0"/>
-            <w:right w:val="none" w:color="auto" w:sz="0" w:space="0"/>
-            <w:insideH w:val="none" w:color="auto" w:sz="0" w:space="0"/>
-            <w:insideV w:val="none" w:color="auto" w:sz="0" w:space="0"/>
-          </w:tblBorders>
-          <w:tblCellMar>
-            <w:top w:w="0" w:type="dxa"/>
-            <w:left w:w="10" w:type="dxa"/>
-            <w:bottom w:w="0" w:type="dxa"/>
-            <w:right w:w="10" w:type="dxa"/>
-          </w:tblCellMar>
-        </w:tblPrEx>
-        <w:trPr>
-          <w:trHeight w:val="0" w:hRule="atLeast"/>
-          <w:jc w:val="center"/>
-        </w:trPr>
-        <w:tc>
-          <w:tcPr>
-            <w:tcW w:w="1870" w:type="dxa"/>
-            <w:tcBorders>
-              <w:top w:val="single" w:color="auto" w:sz="4" w:space="0"/>
-              <w:left w:val="single" w:color="auto" w:sz="12" w:space="0"/>
-              <w:bottom w:val="nil"/>
-              <w:right w:val="nil"/>
-            </w:tcBorders>
-            <w:tcMar>
-              <w:top w:w="60" w:type="dxa"/>
-              <w:left w:w="120" w:type="dxa"/>
-              <w:bottom w:w="30" w:type="dxa"/>
-              <w:right w:w="120" w:type="dxa"/>
-            </w:tcMar>
-            <w:vAlign w:val="center"/>
-          </w:tcPr>
-          <w:p>
-            <w:pPr>
-              <w:pStyle w:val="30"/>
-              <w:keepNext w:val="0"/>
-              <w:keepLines w:val="0"/>
-              <w:pageBreakBefore w:val="0"/>
-              <w:widowControl w:val="0"/>
-              <w:kinsoku w:val="0"/>
-              <w:wordWrap/>
-              <w:overflowPunct/>
-              <w:topLinePunct w:val="0"/>
-              <w:autoSpaceDE w:val="0"/>
-              <w:autoSpaceDN w:val="0"/>
-              <w:bidi w:val="0"/>
-              <w:adjustRightInd w:val="0"/>
-              <w:snapToGrid w:val="0"/>
-              <w:spacing w:line="240" w:lineRule="auto"/>
-              <w:ind w:left="0" w:leftChars="0" w:right="0" w:rightChars="0" w:firstLine="0" w:firstLineChars="0"/>
-              <w:jc w:val="center"/>
-              <w:textAlignment w:val="baseline"/>
-            </w:pPr>
-            <w:r>
-              <w:t>研发部经理</w:t>
-            </w:r>
-          </w:p>
-        </w:tc>
-        <w:tc>
-          <w:tcPr>
-            <w:tcW w:w="1601" w:type="dxa"/>
-            <w:tcBorders>
-              <w:top w:val="single" w:color="auto" w:sz="4" w:space="0"/>
-              <w:left w:val="single" w:color="auto" w:sz="4" w:space="0"/>
-              <w:bottom w:val="nil"/>
-              <w:right w:val="nil"/>
-            </w:tcBorders>
-            <w:tcMar>
-              <w:top w:w="60" w:type="dxa"/>
-              <w:left w:w="120" w:type="dxa"/>
-              <w:bottom w:w="30" w:type="dxa"/>
-              <w:right w:w="120" w:type="dxa"/>
-            </w:tcMar>
-            <w:vAlign w:val="center"/>
-          </w:tcPr>
-          <w:p>
-            <w:pPr>
-              <w:pStyle w:val="30"/>
-              <w:keepNext w:val="0"/>
-              <w:keepLines w:val="0"/>
-              <w:pageBreakBefore w:val="0"/>
-              <w:widowControl w:val="0"/>
-              <w:kinsoku w:val="0"/>
-              <w:wordWrap/>
-              <w:overflowPunct/>
-              <w:topLinePunct w:val="0"/>
-              <w:autoSpaceDE w:val="0"/>
-              <w:autoSpaceDN w:val="0"/>
-              <w:bidi w:val="0"/>
-              <w:adjustRightInd w:val="0"/>
-              <w:snapToGrid w:val="0"/>
-              <w:spacing w:line="240" w:lineRule="auto"/>
-              <w:ind w:left="0" w:leftChars="0" w:right="0" w:rightChars="0" w:firstLine="0" w:firstLineChars="0"/>
-              <w:jc w:val="center"/>
-              <w:textAlignment w:val="baseline"/>
-            </w:pPr>
-            <w:r>
-              <w:t>研发部</w:t>
-            </w:r>
-          </w:p>
-        </w:tc>
-        <w:tc>
-          <w:tcPr>
-            <w:tcW w:w="3951" w:type="dxa"/>
-            <w:tcBorders>
-              <w:top w:val="single" w:color="auto" w:sz="4" w:space="0"/>
-              <w:left w:val="single" w:color="auto" w:sz="4" w:space="0"/>
-              <w:bottom w:val="nil"/>
-              <w:right w:val="nil"/>
-            </w:tcBorders>
-            <w:tcMar>
-              <w:top w:w="60" w:type="dxa"/>
-              <w:left w:w="120" w:type="dxa"/>
-              <w:bottom w:w="30" w:type="dxa"/>
-              <w:right w:w="120" w:type="dxa"/>
-            </w:tcMar>
-            <w:vAlign w:val="center"/>
-          </w:tcPr>
-          <w:p>
-            <w:pPr>
-              <w:pStyle w:val="30"/>
-              <w:keepNext w:val="0"/>
-              <w:keepLines w:val="0"/>
-              <w:pageBreakBefore w:val="0"/>
-              <w:widowControl w:val="0"/>
-              <w:kinsoku w:val="0"/>
-              <w:wordWrap/>
-              <w:overflowPunct/>
-              <w:topLinePunct w:val="0"/>
-              <w:autoSpaceDE w:val="0"/>
-              <w:autoSpaceDN w:val="0"/>
-              <w:bidi w:val="0"/>
-              <w:adjustRightInd w:val="0"/>
-              <w:snapToGrid w:val="0"/>
-              <w:spacing w:line="240" w:lineRule="auto"/>
-              <w:ind w:left="0" w:leftChars="0" w:right="0" w:rightChars="0" w:firstLine="0" w:firstLineChars="0"/>
-              <w:jc w:val="left"/>
-              <w:textAlignment w:val="baseline"/>
-            </w:pPr>
-            <w:r>
-              <w:t>项目总体规划与技术决策</w:t>
-            </w:r>
-          </w:p>
-        </w:tc>
-        <w:tc>
-          <w:tcPr>
-            <w:tcW w:w="792" w:type="dxa"/>
-            <w:tcBorders>
-              <w:top w:val="single" w:color="auto" w:sz="4" w:space="0"/>
-              <w:left w:val="single" w:color="auto" w:sz="4" w:space="0"/>
-              <w:bottom w:val="nil"/>
-              <w:right w:val="single" w:color="auto" w:sz="12" w:space="0"/>
-            </w:tcBorders>
-            <w:tcMar>
-              <w:top w:w="60" w:type="dxa"/>
-              <w:left w:w="120" w:type="dxa"/>
-              <w:bottom w:w="30" w:type="dxa"/>
-              <w:right w:w="120" w:type="dxa"/>
-            </w:tcMar>
-            <w:vAlign w:val="center"/>
-          </w:tcPr>
-          <w:p>
-            <w:pPr>
-              <w:pStyle w:val="30"/>
-              <w:keepNext w:val="0"/>
-              <w:keepLines w:val="0"/>
-              <w:pageBreakBefore w:val="0"/>
-              <w:widowControl w:val="0"/>
-              <w:kinsoku w:val="0"/>
-              <w:wordWrap/>
-              <w:overflowPunct/>
-              <w:topLinePunct w:val="0"/>
-              <w:autoSpaceDE w:val="0"/>
-              <w:autoSpaceDN w:val="0"/>
-              <w:bidi w:val="0"/>
-              <w:adjustRightInd w:val="0"/>
-              <w:snapToGrid w:val="0"/>
-              <w:spacing w:line="240" w:lineRule="auto"/>
-              <w:ind w:left="0" w:leftChars="0" w:right="0" w:rightChars="0" w:firstLine="0" w:firstLineChars="0"/>
-              <w:jc w:val="left"/>
-              <w:textAlignment w:val="baseline"/>
-            </w:pPr>
-            <w:r>
-              <w:t>1人</w:t>
-            </w:r>
-          </w:p>
-        </w:tc>
-      </w:tr>
-      <w:tr>
-        <w:tblPrEx>
-          <w:tblBorders>
-            <w:top w:val="none" w:color="auto" w:sz="0" w:space="0"/>
-            <w:left w:val="none" w:color="auto" w:sz="0" w:space="0"/>
-            <w:bottom w:val="none" w:color="auto" w:sz="0" w:space="0"/>
-            <w:right w:val="none" w:color="auto" w:sz="0" w:space="0"/>
-            <w:insideH w:val="none" w:color="auto" w:sz="0" w:space="0"/>
-            <w:insideV w:val="none" w:color="auto" w:sz="0" w:space="0"/>
-          </w:tblBorders>
-          <w:tblCellMar>
-            <w:top w:w="0" w:type="dxa"/>
-            <w:left w:w="10" w:type="dxa"/>
-            <w:bottom w:w="0" w:type="dxa"/>
-            <w:right w:w="10" w:type="dxa"/>
-          </w:tblCellMar>
-        </w:tblPrEx>
-        <w:trPr>
-          <w:trHeight w:val="0" w:hRule="atLeast"/>
-          <w:jc w:val="center"/>
-        </w:trPr>
-        <w:tc>
-          <w:tcPr>
-            <w:tcW w:w="1870" w:type="dxa"/>
-            <w:tcBorders>
-              <w:top w:val="single" w:color="auto" w:sz="4" w:space="0"/>
-              <w:left w:val="single" w:color="auto" w:sz="12" w:space="0"/>
-              <w:bottom w:val="nil"/>
-              <w:right w:val="nil"/>
-            </w:tcBorders>
-            <w:tcMar>
-              <w:top w:w="60" w:type="dxa"/>
-              <w:left w:w="120" w:type="dxa"/>
-              <w:bottom w:w="30" w:type="dxa"/>
-              <w:right w:w="120" w:type="dxa"/>
-            </w:tcMar>
-            <w:vAlign w:val="center"/>
-          </w:tcPr>
-          <w:p>
-            <w:pPr>
-              <w:pStyle w:val="30"/>
-              <w:keepNext w:val="0"/>
-              <w:keepLines w:val="0"/>
-              <w:pageBreakBefore w:val="0"/>
-              <w:widowControl w:val="0"/>
-              <w:kinsoku w:val="0"/>
-              <w:wordWrap/>
-              <w:overflowPunct/>
-              <w:topLinePunct w:val="0"/>
-              <w:autoSpaceDE w:val="0"/>
-              <w:autoSpaceDN w:val="0"/>
-              <w:bidi w:val="0"/>
-              <w:adjustRightInd w:val="0"/>
-              <w:snapToGrid w:val="0"/>
-              <w:spacing w:line="240" w:lineRule="auto"/>
-              <w:ind w:left="0" w:leftChars="0" w:right="0" w:rightChars="0" w:firstLine="0" w:firstLineChars="0"/>
-              <w:jc w:val="center"/>
-              <w:textAlignment w:val="baseline"/>
-            </w:pPr>
-            <w:r>
-              <w:t>开发工程师</w:t>
-            </w:r>
-          </w:p>
-        </w:tc>
-        <w:tc>
-          <w:tcPr>
-            <w:tcW w:w="1601" w:type="dxa"/>
-            <w:tcBorders>
-              <w:top w:val="single" w:color="auto" w:sz="4" w:space="0"/>
-              <w:left w:val="single" w:color="auto" w:sz="4" w:space="0"/>
-              <w:bottom w:val="nil"/>
-              <w:right w:val="nil"/>
-            </w:tcBorders>
-            <w:tcMar>
-              <w:top w:w="60" w:type="dxa"/>
-              <w:left w:w="120" w:type="dxa"/>
-              <w:bottom w:w="30" w:type="dxa"/>
-              <w:right w:w="120" w:type="dxa"/>
-            </w:tcMar>
-            <w:vAlign w:val="center"/>
-          </w:tcPr>
-          <w:p>
-            <w:pPr>
-              <w:pStyle w:val="30"/>
-              <w:keepNext w:val="0"/>
-              <w:keepLines w:val="0"/>
-              <w:pageBreakBefore w:val="0"/>
-              <w:widowControl w:val="0"/>
-              <w:kinsoku w:val="0"/>
-              <w:wordWrap/>
-              <w:overflowPunct/>
-              <w:topLinePunct w:val="0"/>
-              <w:autoSpaceDE w:val="0"/>
-              <w:autoSpaceDN w:val="0"/>
-              <w:bidi w:val="0"/>
-              <w:adjustRightInd w:val="0"/>
-              <w:snapToGrid w:val="0"/>
-              <w:spacing w:line="240" w:lineRule="auto"/>
-              <w:ind w:left="0" w:leftChars="0" w:right="0" w:rightChars="0" w:firstLine="0" w:firstLineChars="0"/>
-              <w:jc w:val="center"/>
-              <w:textAlignment w:val="baseline"/>
-            </w:pPr>
-            <w:r>
-              <w:t>研发部</w:t>
-            </w:r>
-          </w:p>
-        </w:tc>
-        <w:tc>
-          <w:tcPr>
-            <w:tcW w:w="3951" w:type="dxa"/>
-            <w:tcBorders>
-              <w:top w:val="single" w:color="auto" w:sz="4" w:space="0"/>
-              <w:left w:val="single" w:color="auto" w:sz="4" w:space="0"/>
-              <w:bottom w:val="nil"/>
-              <w:right w:val="nil"/>
-            </w:tcBorders>
-            <w:tcMar>
-              <w:top w:w="60" w:type="dxa"/>
-              <w:left w:w="120" w:type="dxa"/>
-              <w:bottom w:w="30" w:type="dxa"/>
-              <w:right w:w="120" w:type="dxa"/>
-            </w:tcMar>
-            <w:vAlign w:val="center"/>
-          </w:tcPr>
-          <w:p>
-            <w:pPr>
-              <w:pStyle w:val="30"/>
-              <w:keepNext w:val="0"/>
-              <w:keepLines w:val="0"/>
-              <w:pageBreakBefore w:val="0"/>
-              <w:widowControl w:val="0"/>
-              <w:kinsoku w:val="0"/>
-              <w:wordWrap/>
-              <w:overflowPunct/>
-              <w:topLinePunct w:val="0"/>
-              <w:autoSpaceDE w:val="0"/>
-              <w:autoSpaceDN w:val="0"/>
-              <w:bidi w:val="0"/>
-              <w:adjustRightInd w:val="0"/>
-              <w:snapToGrid w:val="0"/>
-              <w:spacing w:line="240" w:lineRule="auto"/>
-              <w:ind w:left="0" w:leftChars="0" w:right="0" w:rightChars="0" w:firstLine="0" w:firstLineChars="0"/>
-              <w:jc w:val="left"/>
-              <w:textAlignment w:val="baseline"/>
-            </w:pPr>
-            <w:r>
-              <w:t>后端开发、API开发、前端开发</w:t>
-            </w:r>
-          </w:p>
-        </w:tc>
-        <w:tc>
-          <w:tcPr>
-            <w:tcW w:w="792" w:type="dxa"/>
-            <w:tcBorders>
-              <w:top w:val="single" w:color="auto" w:sz="4" w:space="0"/>
-              <w:left w:val="single" w:color="auto" w:sz="4" w:space="0"/>
-              <w:bottom w:val="nil"/>
-              <w:right w:val="single" w:color="auto" w:sz="12" w:space="0"/>
-            </w:tcBorders>
-            <w:tcMar>
-              <w:top w:w="60" w:type="dxa"/>
-              <w:left w:w="120" w:type="dxa"/>
-              <w:bottom w:w="30" w:type="dxa"/>
-              <w:right w:w="120" w:type="dxa"/>
-            </w:tcMar>
-            <w:vAlign w:val="center"/>
-          </w:tcPr>
-          <w:p>
-            <w:pPr>
-              <w:pStyle w:val="30"/>
-              <w:keepNext w:val="0"/>
-              <w:keepLines w:val="0"/>
-              <w:pageBreakBefore w:val="0"/>
-              <w:widowControl w:val="0"/>
-              <w:kinsoku w:val="0"/>
-              <w:wordWrap/>
-              <w:overflowPunct/>
-              <w:topLinePunct w:val="0"/>
-              <w:autoSpaceDE w:val="0"/>
-              <w:autoSpaceDN w:val="0"/>
-              <w:bidi w:val="0"/>
-              <w:adjustRightInd w:val="0"/>
-              <w:snapToGrid w:val="0"/>
-              <w:spacing w:line="240" w:lineRule="auto"/>
-              <w:ind w:left="0" w:leftChars="0" w:right="0" w:rightChars="0" w:firstLine="0" w:firstLineChars="0"/>
-              <w:jc w:val="left"/>
-              <w:textAlignment w:val="baseline"/>
-            </w:pPr>
-            <w:r>
-              <w:t>3人</w:t>
-            </w:r>
-          </w:p>
-        </w:tc>
-      </w:tr>
-      <w:tr>
-        <w:tblPrEx>
-          <w:tblBorders>
-            <w:top w:val="none" w:color="auto" w:sz="0" w:space="0"/>
-            <w:left w:val="none" w:color="auto" w:sz="0" w:space="0"/>
-            <w:bottom w:val="none" w:color="auto" w:sz="0" w:space="0"/>
-            <w:right w:val="none" w:color="auto" w:sz="0" w:space="0"/>
-            <w:insideH w:val="none" w:color="auto" w:sz="0" w:space="0"/>
-            <w:insideV w:val="none" w:color="auto" w:sz="0" w:space="0"/>
-          </w:tblBorders>
-          <w:tblCellMar>
-            <w:top w:w="0" w:type="dxa"/>
-            <w:left w:w="10" w:type="dxa"/>
-            <w:bottom w:w="0" w:type="dxa"/>
-            <w:right w:w="10" w:type="dxa"/>
-          </w:tblCellMar>
-        </w:tblPrEx>
-        <w:trPr>
-          <w:trHeight w:val="0" w:hRule="atLeast"/>
-          <w:jc w:val="center"/>
-        </w:trPr>
-        <w:tc>
-          <w:tcPr>
-            <w:tcW w:w="1870" w:type="dxa"/>
-            <w:tcBorders>
-              <w:top w:val="single" w:color="auto" w:sz="4" w:space="0"/>
-              <w:left w:val="single" w:color="auto" w:sz="12" w:space="0"/>
-              <w:bottom w:val="nil"/>
-              <w:right w:val="nil"/>
-            </w:tcBorders>
-            <w:tcMar>
-              <w:top w:w="60" w:type="dxa"/>
-              <w:left w:w="120" w:type="dxa"/>
-              <w:bottom w:w="30" w:type="dxa"/>
-              <w:right w:w="120" w:type="dxa"/>
-            </w:tcMar>
-            <w:vAlign w:val="center"/>
-          </w:tcPr>
-          <w:p>
-            <w:pPr>
-              <w:pStyle w:val="30"/>
-              <w:keepNext w:val="0"/>
-              <w:keepLines w:val="0"/>
-              <w:pageBreakBefore w:val="0"/>
-              <w:widowControl w:val="0"/>
-              <w:kinsoku w:val="0"/>
-              <w:wordWrap/>
-              <w:overflowPunct/>
-              <w:topLinePunct w:val="0"/>
-              <w:autoSpaceDE w:val="0"/>
-              <w:autoSpaceDN w:val="0"/>
-              <w:bidi w:val="0"/>
-              <w:adjustRightInd w:val="0"/>
-              <w:snapToGrid w:val="0"/>
-              <w:spacing w:line="240" w:lineRule="auto"/>
-              <w:ind w:left="0" w:leftChars="0" w:right="0" w:rightChars="0" w:firstLine="0" w:firstLineChars="0"/>
-              <w:jc w:val="center"/>
-              <w:textAlignment w:val="baseline"/>
-            </w:pPr>
-            <w:r>
-              <w:t>需求分析师</w:t>
-            </w:r>
-          </w:p>
-        </w:tc>
-        <w:tc>
-          <w:tcPr>
-            <w:tcW w:w="1601" w:type="dxa"/>
-            <w:tcBorders>
-              <w:top w:val="single" w:color="auto" w:sz="4" w:space="0"/>
-              <w:left w:val="single" w:color="auto" w:sz="4" w:space="0"/>
-              <w:bottom w:val="nil"/>
-              <w:right w:val="nil"/>
-            </w:tcBorders>
-            <w:tcMar>
-              <w:top w:w="60" w:type="dxa"/>
-              <w:left w:w="120" w:type="dxa"/>
-              <w:bottom w:w="30" w:type="dxa"/>
-              <w:right w:w="120" w:type="dxa"/>
-            </w:tcMar>
-            <w:vAlign w:val="center"/>
-          </w:tcPr>
-          <w:p>
-            <w:pPr>
-              <w:pStyle w:val="30"/>
-              <w:keepNext w:val="0"/>
-              <w:keepLines w:val="0"/>
-              <w:pageBreakBefore w:val="0"/>
-              <w:widowControl w:val="0"/>
-              <w:kinsoku w:val="0"/>
-              <w:wordWrap/>
-              <w:overflowPunct/>
-              <w:topLinePunct w:val="0"/>
-              <w:autoSpaceDE w:val="0"/>
-              <w:autoSpaceDN w:val="0"/>
-              <w:bidi w:val="0"/>
-              <w:adjustRightInd w:val="0"/>
-              <w:snapToGrid w:val="0"/>
-              <w:spacing w:line="240" w:lineRule="auto"/>
-              <w:ind w:left="0" w:leftChars="0" w:right="0" w:rightChars="0" w:firstLine="0" w:firstLineChars="0"/>
-              <w:jc w:val="center"/>
-              <w:textAlignment w:val="baseline"/>
-            </w:pPr>
-            <w:r>
-              <w:t>研发部</w:t>
-            </w:r>
-          </w:p>
-        </w:tc>
-        <w:tc>
-          <w:tcPr>
-            <w:tcW w:w="3951" w:type="dxa"/>
-            <w:tcBorders>
-              <w:top w:val="single" w:color="auto" w:sz="4" w:space="0"/>
-              <w:left w:val="single" w:color="auto" w:sz="4" w:space="0"/>
-              <w:bottom w:val="nil"/>
-              <w:right w:val="nil"/>
-            </w:tcBorders>
-            <w:tcMar>
-              <w:top w:w="60" w:type="dxa"/>
-              <w:left w:w="120" w:type="dxa"/>
-              <w:bottom w:w="30" w:type="dxa"/>
-              <w:right w:w="120" w:type="dxa"/>
-            </w:tcMar>
-            <w:vAlign w:val="center"/>
-          </w:tcPr>
-          <w:p>
-            <w:pPr>
-              <w:pStyle w:val="30"/>
-              <w:keepNext w:val="0"/>
-              <w:keepLines w:val="0"/>
-              <w:pageBreakBefore w:val="0"/>
-              <w:widowControl w:val="0"/>
-              <w:kinsoku w:val="0"/>
-              <w:wordWrap/>
-              <w:overflowPunct/>
-              <w:topLinePunct w:val="0"/>
-              <w:autoSpaceDE w:val="0"/>
-              <w:autoSpaceDN w:val="0"/>
-              <w:bidi w:val="0"/>
-              <w:adjustRightInd w:val="0"/>
-              <w:snapToGrid w:val="0"/>
-              <w:spacing w:line="240" w:lineRule="auto"/>
-              <w:ind w:left="0" w:leftChars="0" w:right="0" w:rightChars="0" w:firstLine="0" w:firstLineChars="0"/>
-              <w:jc w:val="left"/>
-              <w:textAlignment w:val="baseline"/>
-            </w:pPr>
-            <w:r>
-              <w:t>收集分析业务需求</w:t>
-            </w:r>
-          </w:p>
-        </w:tc>
-        <w:tc>
-          <w:tcPr>
-            <w:tcW w:w="792" w:type="dxa"/>
-            <w:tcBorders>
-              <w:top w:val="single" w:color="auto" w:sz="4" w:space="0"/>
-              <w:left w:val="single" w:color="auto" w:sz="4" w:space="0"/>
-              <w:bottom w:val="nil"/>
-              <w:right w:val="single" w:color="auto" w:sz="12" w:space="0"/>
-            </w:tcBorders>
-            <w:tcMar>
-              <w:top w:w="60" w:type="dxa"/>
-              <w:left w:w="120" w:type="dxa"/>
-              <w:bottom w:w="30" w:type="dxa"/>
-              <w:right w:w="120" w:type="dxa"/>
-            </w:tcMar>
-            <w:vAlign w:val="center"/>
-          </w:tcPr>
-          <w:p>
-            <w:pPr>
-              <w:pStyle w:val="30"/>
-              <w:keepNext w:val="0"/>
-              <w:keepLines w:val="0"/>
-              <w:pageBreakBefore w:val="0"/>
-              <w:widowControl w:val="0"/>
-              <w:kinsoku w:val="0"/>
-              <w:wordWrap/>
-              <w:overflowPunct/>
-              <w:topLinePunct w:val="0"/>
-              <w:autoSpaceDE w:val="0"/>
-              <w:autoSpaceDN w:val="0"/>
-              <w:bidi w:val="0"/>
-              <w:adjustRightInd w:val="0"/>
-              <w:snapToGrid w:val="0"/>
-              <w:spacing w:line="240" w:lineRule="auto"/>
-              <w:ind w:left="0" w:leftChars="0" w:right="0" w:rightChars="0" w:firstLine="0" w:firstLineChars="0"/>
-              <w:jc w:val="left"/>
-              <w:textAlignment w:val="baseline"/>
-            </w:pPr>
-            <w:r>
-              <w:t>1人</w:t>
-            </w:r>
-          </w:p>
-        </w:tc>
-      </w:tr>
-      <w:tr>
-        <w:tblPrEx>
-          <w:tblBorders>
-            <w:top w:val="none" w:color="auto" w:sz="0" w:space="0"/>
-            <w:left w:val="none" w:color="auto" w:sz="0" w:space="0"/>
-            <w:bottom w:val="none" w:color="auto" w:sz="0" w:space="0"/>
-            <w:right w:val="none" w:color="auto" w:sz="0" w:space="0"/>
-            <w:insideH w:val="none" w:color="auto" w:sz="0" w:space="0"/>
-            <w:insideV w:val="none" w:color="auto" w:sz="0" w:space="0"/>
-          </w:tblBorders>
-          <w:tblCellMar>
-            <w:top w:w="0" w:type="dxa"/>
-            <w:left w:w="10" w:type="dxa"/>
-            <w:bottom w:w="0" w:type="dxa"/>
-            <w:right w:w="10" w:type="dxa"/>
-          </w:tblCellMar>
-        </w:tblPrEx>
-        <w:trPr>
-          <w:trHeight w:val="0" w:hRule="atLeast"/>
-          <w:jc w:val="center"/>
-        </w:trPr>
-        <w:tc>
-          <w:tcPr>
-            <w:tcW w:w="1870" w:type="dxa"/>
-            <w:tcBorders>
-              <w:top w:val="single" w:color="auto" w:sz="4" w:space="0"/>
-              <w:left w:val="single" w:color="auto" w:sz="12" w:space="0"/>
-              <w:bottom w:val="nil"/>
-              <w:right w:val="nil"/>
-            </w:tcBorders>
-            <w:tcMar>
-              <w:top w:w="60" w:type="dxa"/>
-              <w:left w:w="120" w:type="dxa"/>
-              <w:bottom w:w="30" w:type="dxa"/>
-              <w:right w:w="120" w:type="dxa"/>
-            </w:tcMar>
-            <w:vAlign w:val="center"/>
-          </w:tcPr>
-          <w:p>
-            <w:pPr>
-              <w:pStyle w:val="30"/>
-              <w:keepNext w:val="0"/>
-              <w:keepLines w:val="0"/>
-              <w:pageBreakBefore w:val="0"/>
-              <w:widowControl w:val="0"/>
-              <w:kinsoku w:val="0"/>
-              <w:wordWrap/>
-              <w:overflowPunct/>
-              <w:topLinePunct w:val="0"/>
-              <w:autoSpaceDE w:val="0"/>
-              <w:autoSpaceDN w:val="0"/>
-              <w:bidi w:val="0"/>
-              <w:adjustRightInd w:val="0"/>
-              <w:snapToGrid w:val="0"/>
-              <w:spacing w:line="240" w:lineRule="auto"/>
-              <w:ind w:left="0" w:leftChars="0" w:right="0" w:rightChars="0" w:firstLine="0" w:firstLineChars="0"/>
-              <w:jc w:val="center"/>
-              <w:textAlignment w:val="baseline"/>
-            </w:pPr>
-            <w:r>
-              <w:t>运维项目经理</w:t>
-            </w:r>
-          </w:p>
-        </w:tc>
-        <w:tc>
-          <w:tcPr>
-            <w:tcW w:w="1601" w:type="dxa"/>
-            <w:tcBorders>
-              <w:top w:val="single" w:color="auto" w:sz="4" w:space="0"/>
-              <w:left w:val="single" w:color="auto" w:sz="4" w:space="0"/>
-              <w:bottom w:val="nil"/>
-              <w:right w:val="nil"/>
-            </w:tcBorders>
-            <w:tcMar>
-              <w:top w:w="60" w:type="dxa"/>
-              <w:left w:w="120" w:type="dxa"/>
-              <w:bottom w:w="30" w:type="dxa"/>
-              <w:right w:w="120" w:type="dxa"/>
-            </w:tcMar>
-            <w:vAlign w:val="center"/>
-          </w:tcPr>
-          <w:p>
-            <w:pPr>
-              <w:pStyle w:val="30"/>
-              <w:keepNext w:val="0"/>
-              <w:keepLines w:val="0"/>
-              <w:pageBreakBefore w:val="0"/>
-              <w:widowControl w:val="0"/>
-              <w:kinsoku w:val="0"/>
-              <w:wordWrap/>
-              <w:overflowPunct/>
-              <w:topLinePunct w:val="0"/>
-              <w:autoSpaceDE w:val="0"/>
-              <w:autoSpaceDN w:val="0"/>
-              <w:bidi w:val="0"/>
-              <w:adjustRightInd w:val="0"/>
-              <w:snapToGrid w:val="0"/>
-              <w:spacing w:line="240" w:lineRule="auto"/>
-              <w:ind w:left="0" w:leftChars="0" w:right="0" w:rightChars="0" w:firstLine="0" w:firstLineChars="0"/>
-              <w:jc w:val="center"/>
-              <w:textAlignment w:val="baseline"/>
-            </w:pPr>
-            <w:r>
-              <w:t>运维部</w:t>
-            </w:r>
-          </w:p>
-        </w:tc>
-        <w:tc>
-          <w:tcPr>
-            <w:tcW w:w="3951" w:type="dxa"/>
-            <w:tcBorders>
-              <w:top w:val="single" w:color="auto" w:sz="4" w:space="0"/>
-              <w:left w:val="single" w:color="auto" w:sz="4" w:space="0"/>
-              <w:bottom w:val="nil"/>
-              <w:right w:val="nil"/>
-            </w:tcBorders>
-            <w:tcMar>
-              <w:top w:w="60" w:type="dxa"/>
-              <w:left w:w="120" w:type="dxa"/>
-              <w:bottom w:w="30" w:type="dxa"/>
-              <w:right w:w="120" w:type="dxa"/>
-            </w:tcMar>
-            <w:vAlign w:val="center"/>
-          </w:tcPr>
-          <w:p>
-            <w:pPr>
-              <w:pStyle w:val="30"/>
-              <w:keepNext w:val="0"/>
-              <w:keepLines w:val="0"/>
-              <w:pageBreakBefore w:val="0"/>
-              <w:widowControl w:val="0"/>
-              <w:kinsoku w:val="0"/>
-              <w:wordWrap/>
-              <w:overflowPunct/>
-              <w:topLinePunct w:val="0"/>
-              <w:autoSpaceDE w:val="0"/>
-              <w:autoSpaceDN w:val="0"/>
-              <w:bidi w:val="0"/>
-              <w:adjustRightInd w:val="0"/>
-              <w:snapToGrid w:val="0"/>
-              <w:spacing w:line="240" w:lineRule="auto"/>
-              <w:ind w:left="0" w:leftChars="0" w:right="0" w:rightChars="0" w:firstLine="0" w:firstLineChars="0"/>
-              <w:jc w:val="left"/>
-              <w:textAlignment w:val="baseline"/>
-            </w:pPr>
-            <w:r>
-              <w:t>协调业务资源，参与设计与测试</w:t>
-            </w:r>
-          </w:p>
-        </w:tc>
-        <w:tc>
-          <w:tcPr>
-            <w:tcW w:w="792" w:type="dxa"/>
-            <w:tcBorders>
-              <w:top w:val="single" w:color="auto" w:sz="4" w:space="0"/>
-              <w:left w:val="single" w:color="auto" w:sz="4" w:space="0"/>
-              <w:bottom w:val="nil"/>
-              <w:right w:val="single" w:color="auto" w:sz="12" w:space="0"/>
-            </w:tcBorders>
-            <w:tcMar>
-              <w:top w:w="60" w:type="dxa"/>
-              <w:left w:w="120" w:type="dxa"/>
-              <w:bottom w:w="30" w:type="dxa"/>
-              <w:right w:w="120" w:type="dxa"/>
-            </w:tcMar>
-            <w:vAlign w:val="center"/>
-          </w:tcPr>
-          <w:p>
-            <w:pPr>
-              <w:pStyle w:val="30"/>
-              <w:keepNext w:val="0"/>
-              <w:keepLines w:val="0"/>
-              <w:pageBreakBefore w:val="0"/>
-              <w:widowControl w:val="0"/>
-              <w:kinsoku w:val="0"/>
-              <w:wordWrap/>
-              <w:overflowPunct/>
-              <w:topLinePunct w:val="0"/>
-              <w:autoSpaceDE w:val="0"/>
-              <w:autoSpaceDN w:val="0"/>
-              <w:bidi w:val="0"/>
-              <w:adjustRightInd w:val="0"/>
-              <w:snapToGrid w:val="0"/>
-              <w:spacing w:line="240" w:lineRule="auto"/>
-              <w:ind w:left="0" w:leftChars="0" w:right="0" w:rightChars="0" w:firstLine="0" w:firstLineChars="0"/>
-              <w:jc w:val="left"/>
-              <w:textAlignment w:val="baseline"/>
-            </w:pPr>
-            <w:r>
-              <w:t>1人</w:t>
-            </w:r>
-          </w:p>
-        </w:tc>
-      </w:tr>
-      <w:tr>
-        <w:tblPrEx>
-          <w:tblBorders>
-            <w:top w:val="none" w:color="auto" w:sz="0" w:space="0"/>
-            <w:left w:val="none" w:color="auto" w:sz="0" w:space="0"/>
-            <w:bottom w:val="none" w:color="auto" w:sz="0" w:space="0"/>
-            <w:right w:val="none" w:color="auto" w:sz="0" w:space="0"/>
-            <w:insideH w:val="none" w:color="auto" w:sz="0" w:space="0"/>
-            <w:insideV w:val="none" w:color="auto" w:sz="0" w:space="0"/>
-          </w:tblBorders>
-          <w:tblCellMar>
-            <w:top w:w="0" w:type="dxa"/>
-            <w:left w:w="10" w:type="dxa"/>
-            <w:bottom w:w="0" w:type="dxa"/>
-            <w:right w:w="10" w:type="dxa"/>
-          </w:tblCellMar>
-        </w:tblPrEx>
-        <w:trPr>
-          <w:trHeight w:val="0" w:hRule="atLeast"/>
-          <w:jc w:val="center"/>
-        </w:trPr>
-        <w:tc>
-          <w:tcPr>
-            <w:tcW w:w="1870" w:type="dxa"/>
-            <w:tcBorders>
-              <w:top w:val="single" w:color="auto" w:sz="4" w:space="0"/>
-              <w:left w:val="single" w:color="auto" w:sz="12" w:space="0"/>
-              <w:bottom w:val="single" w:color="auto" w:sz="12" w:space="0"/>
-              <w:right w:val="nil"/>
-            </w:tcBorders>
-            <w:tcMar>
-              <w:top w:w="60" w:type="dxa"/>
-              <w:left w:w="120" w:type="dxa"/>
-              <w:bottom w:w="30" w:type="dxa"/>
-              <w:right w:w="120" w:type="dxa"/>
-            </w:tcMar>
-            <w:vAlign w:val="center"/>
-          </w:tcPr>
-          <w:p>
-            <w:pPr>
-              <w:pStyle w:val="30"/>
-              <w:keepNext w:val="0"/>
-              <w:keepLines w:val="0"/>
-              <w:pageBreakBefore w:val="0"/>
-              <w:widowControl w:val="0"/>
-              <w:kinsoku w:val="0"/>
-              <w:wordWrap/>
-              <w:overflowPunct/>
-              <w:topLinePunct w:val="0"/>
-              <w:autoSpaceDE w:val="0"/>
-              <w:autoSpaceDN w:val="0"/>
-              <w:bidi w:val="0"/>
-              <w:adjustRightInd w:val="0"/>
-              <w:snapToGrid w:val="0"/>
-              <w:spacing w:line="240" w:lineRule="auto"/>
-              <w:ind w:left="0" w:leftChars="0" w:right="0" w:rightChars="0" w:firstLine="0" w:firstLineChars="0"/>
-              <w:jc w:val="center"/>
-              <w:textAlignment w:val="baseline"/>
-            </w:pPr>
-            <w:r>
-              <w:t>质量管理专员</w:t>
-            </w:r>
-          </w:p>
-        </w:tc>
-        <w:tc>
-          <w:tcPr>
-            <w:tcW w:w="1601" w:type="dxa"/>
-            <w:tcBorders>
-              <w:top w:val="single" w:color="auto" w:sz="4" w:space="0"/>
-              <w:left w:val="single" w:color="auto" w:sz="4" w:space="0"/>
-              <w:bottom w:val="single" w:color="auto" w:sz="12" w:space="0"/>
-              <w:right w:val="nil"/>
-            </w:tcBorders>
-            <w:tcMar>
-              <w:top w:w="60" w:type="dxa"/>
-              <w:left w:w="120" w:type="dxa"/>
-              <w:bottom w:w="30" w:type="dxa"/>
-              <w:right w:w="120" w:type="dxa"/>
-            </w:tcMar>
-            <w:vAlign w:val="center"/>
-          </w:tcPr>
-          <w:p>
-            <w:pPr>
-              <w:pStyle w:val="30"/>
-              <w:keepNext w:val="0"/>
-              <w:keepLines w:val="0"/>
-              <w:pageBreakBefore w:val="0"/>
-              <w:widowControl w:val="0"/>
-              <w:kinsoku w:val="0"/>
-              <w:wordWrap/>
-              <w:overflowPunct/>
-              <w:topLinePunct w:val="0"/>
-              <w:autoSpaceDE w:val="0"/>
-              <w:autoSpaceDN w:val="0"/>
-              <w:bidi w:val="0"/>
-              <w:adjustRightInd w:val="0"/>
-              <w:snapToGrid w:val="0"/>
-              <w:spacing w:line="240" w:lineRule="auto"/>
-              <w:ind w:left="0" w:leftChars="0" w:right="0" w:rightChars="0" w:firstLine="0" w:firstLineChars="0"/>
-              <w:jc w:val="center"/>
-              <w:textAlignment w:val="baseline"/>
-            </w:pPr>
-            <w:r>
-              <w:t>质量管理部</w:t>
-            </w:r>
-          </w:p>
-        </w:tc>
-        <w:tc>
-          <w:tcPr>
-            <w:tcW w:w="3951" w:type="dxa"/>
-            <w:tcBorders>
-              <w:top w:val="single" w:color="auto" w:sz="4" w:space="0"/>
-              <w:left w:val="single" w:color="auto" w:sz="4" w:space="0"/>
-              <w:bottom w:val="single" w:color="auto" w:sz="12" w:space="0"/>
-              <w:right w:val="nil"/>
-            </w:tcBorders>
-            <w:tcMar>
-              <w:top w:w="60" w:type="dxa"/>
-              <w:left w:w="120" w:type="dxa"/>
-              <w:bottom w:w="30" w:type="dxa"/>
-              <w:right w:w="120" w:type="dxa"/>
-            </w:tcMar>
-            <w:vAlign w:val="center"/>
-          </w:tcPr>
-          <w:p>
-            <w:pPr>
-              <w:pStyle w:val="30"/>
-              <w:keepNext w:val="0"/>
-              <w:keepLines w:val="0"/>
-              <w:pageBreakBefore w:val="0"/>
-              <w:widowControl w:val="0"/>
-              <w:kinsoku w:val="0"/>
-              <w:wordWrap/>
-              <w:overflowPunct/>
-              <w:topLinePunct w:val="0"/>
-              <w:autoSpaceDE w:val="0"/>
-              <w:autoSpaceDN w:val="0"/>
-              <w:bidi w:val="0"/>
-              <w:adjustRightInd w:val="0"/>
-              <w:snapToGrid w:val="0"/>
-              <w:spacing w:line="240" w:lineRule="auto"/>
-              <w:ind w:left="0" w:leftChars="0" w:right="0" w:rightChars="0" w:firstLine="0" w:firstLineChars="0"/>
-              <w:jc w:val="left"/>
-              <w:textAlignment w:val="baseline"/>
-            </w:pPr>
-            <w:r>
-              <w:t>监督研发过程质量</w:t>
-            </w:r>
-          </w:p>
-        </w:tc>
-        <w:tc>
-          <w:tcPr>
-            <w:tcW w:w="792" w:type="dxa"/>
-            <w:tcBorders>
-              <w:top w:val="single" w:color="auto" w:sz="4" w:space="0"/>
-              <w:left w:val="single" w:color="auto" w:sz="4" w:space="0"/>
-              <w:bottom w:val="single" w:color="auto" w:sz="12" w:space="0"/>
-              <w:right w:val="single" w:color="auto" w:sz="12" w:space="0"/>
-            </w:tcBorders>
-            <w:tcMar>
-              <w:top w:w="60" w:type="dxa"/>
-              <w:left w:w="120" w:type="dxa"/>
-              <w:bottom w:w="30" w:type="dxa"/>
-              <w:right w:w="120" w:type="dxa"/>
-            </w:tcMar>
-            <w:vAlign w:val="center"/>
-          </w:tcPr>
-          <w:p>
-            <w:pPr>
-              <w:pStyle w:val="30"/>
-              <w:keepNext w:val="0"/>
-              <w:keepLines w:val="0"/>
-              <w:pageBreakBefore w:val="0"/>
-              <w:widowControl w:val="0"/>
-              <w:kinsoku w:val="0"/>
-              <w:wordWrap/>
-              <w:overflowPunct/>
-              <w:topLinePunct w:val="0"/>
-              <w:autoSpaceDE w:val="0"/>
-              <w:autoSpaceDN w:val="0"/>
-              <w:bidi w:val="0"/>
-              <w:adjustRightInd w:val="0"/>
-              <w:snapToGrid w:val="0"/>
-              <w:spacing w:line="240" w:lineRule="auto"/>
-              <w:ind w:left="0" w:leftChars="0" w:right="0" w:rightChars="0" w:firstLine="0" w:firstLineChars="0"/>
-              <w:jc w:val="left"/>
-              <w:textAlignment w:val="baseline"/>
-            </w:pPr>
-            <w:r>
-              <w:t>1人</w:t>
-            </w:r>
-          </w:p>
-        </w:tc>
-      </w:tr>
-    </w:tbl>
-    <w:p>
-      <w:pPr>
-        <w:pStyle w:val="31"/>
-        <w:keepNext w:val="0"/>
-        <w:keepLines w:val="0"/>
-        <w:pageBreakBefore w:val="0"/>
-        <w:widowControl w:val="0"/>
-        <w:kinsoku w:val="0"/>
-        <w:wordWrap/>
-        <w:overflowPunct/>
-        <w:topLinePunct w:val="0"/>
-        <w:autoSpaceDE w:val="0"/>
-        <w:autoSpaceDN w:val="0"/>
-        <w:bidi w:val="0"/>
-        <w:adjustRightInd w:val="0"/>
-        <w:snapToGrid w:val="0"/>
-        <w:textAlignment w:val="baseline"/>
-      </w:pPr>
-      <w:bookmarkStart w:id="22" w:name="_Toc14474"/>
-      <w:bookmarkStart w:id="23" w:name="heading_10"/>
-      <w:r>
-        <w:t>研发环境</w:t>
-      </w:r>
-      <w:bookmarkEnd w:id="22"/>
-      <w:bookmarkEnd w:id="23"/>
     </w:p>
     <w:tbl>
       <w:tblPr>
@@ -9454,15 +8212,13 @@
         <w:snapToGrid w:val="0"/>
         <w:textAlignment w:val="baseline"/>
       </w:pPr>
-      <w:bookmarkStart w:id="24" w:name="_Toc24676"/>
-      <w:bookmarkStart w:id="25" w:name="heading_11"/>
+      <w:bookmarkStart w:id="22" w:name="_Toc24676"/>
+      <w:bookmarkStart w:id="23" w:name="heading_11"/>
       <w:r>
         <w:t>研发进度</w:t>
       </w:r>
-      <w:bookmarkEnd w:id="24"/>
-      <w:bookmarkEnd w:id="25"/>
-      <w:bookmarkStart w:id="64" w:name="_GoBack"/>
-      <w:bookmarkEnd w:id="64"/>
+      <w:bookmarkEnd w:id="22"/>
+      <w:bookmarkEnd w:id="23"/>
     </w:p>
     <w:tbl>
       <w:tblPr>
@@ -10283,13 +9039,13 @@
         <w:snapToGrid w:val="0"/>
         <w:textAlignment w:val="baseline"/>
       </w:pPr>
-      <w:bookmarkStart w:id="26" w:name="heading_12"/>
-      <w:bookmarkStart w:id="27" w:name="_Toc13794"/>
+      <w:bookmarkStart w:id="24" w:name="heading_12"/>
+      <w:bookmarkStart w:id="25" w:name="_Toc13794"/>
       <w:r>
         <w:t>运维工具优化升级</w:t>
       </w:r>
-      <w:bookmarkEnd w:id="26"/>
-      <w:bookmarkEnd w:id="27"/>
+      <w:bookmarkEnd w:id="24"/>
+      <w:bookmarkEnd w:id="25"/>
     </w:p>
     <w:p>
       <w:pPr>
@@ -10309,13 +9065,13 @@
         <w:snapToGrid w:val="0"/>
         <w:textAlignment w:val="baseline"/>
       </w:pPr>
-      <w:bookmarkStart w:id="28" w:name="_Toc8245"/>
-      <w:bookmarkStart w:id="29" w:name="heading_13"/>
+      <w:bookmarkStart w:id="26" w:name="heading_13"/>
+      <w:bookmarkStart w:id="27" w:name="_Toc8245"/>
       <w:r>
         <w:t>研发背景</w:t>
       </w:r>
-      <w:bookmarkEnd w:id="28"/>
-      <w:bookmarkEnd w:id="29"/>
+      <w:bookmarkEnd w:id="26"/>
+      <w:bookmarkEnd w:id="27"/>
     </w:p>
     <w:p>
       <w:pPr>
@@ -10357,13 +9113,13 @@
         <w:snapToGrid w:val="0"/>
         <w:textAlignment w:val="baseline"/>
       </w:pPr>
-      <w:bookmarkStart w:id="30" w:name="heading_14"/>
-      <w:bookmarkStart w:id="31" w:name="_Toc27397"/>
+      <w:bookmarkStart w:id="28" w:name="heading_14"/>
+      <w:bookmarkStart w:id="29" w:name="_Toc27397"/>
       <w:r>
         <w:t>研发目标</w:t>
       </w:r>
-      <w:bookmarkEnd w:id="30"/>
-      <w:bookmarkEnd w:id="31"/>
+      <w:bookmarkEnd w:id="28"/>
+      <w:bookmarkEnd w:id="29"/>
     </w:p>
     <w:p>
       <w:pPr>
@@ -10491,13 +9247,13 @@
         <w:snapToGrid w:val="0"/>
         <w:textAlignment w:val="baseline"/>
       </w:pPr>
-      <w:bookmarkStart w:id="32" w:name="heading_15"/>
-      <w:bookmarkStart w:id="33" w:name="_Toc20137"/>
+      <w:bookmarkStart w:id="30" w:name="_Toc20137"/>
+      <w:bookmarkStart w:id="31" w:name="heading_15"/>
       <w:r>
         <w:t>研发内容</w:t>
       </w:r>
-      <w:bookmarkEnd w:id="32"/>
-      <w:bookmarkEnd w:id="33"/>
+      <w:bookmarkEnd w:id="30"/>
+      <w:bookmarkEnd w:id="31"/>
     </w:p>
     <w:tbl>
       <w:tblPr>
@@ -11469,13 +10225,13 @@
         <w:snapToGrid w:val="0"/>
         <w:textAlignment w:val="baseline"/>
       </w:pPr>
-      <w:bookmarkStart w:id="34" w:name="heading_16"/>
-      <w:bookmarkStart w:id="35" w:name="_Toc29491"/>
+      <w:bookmarkStart w:id="32" w:name="heading_16"/>
+      <w:bookmarkStart w:id="33" w:name="_Toc29491"/>
       <w:r>
         <w:t>实施计划</w:t>
       </w:r>
-      <w:bookmarkEnd w:id="34"/>
-      <w:bookmarkEnd w:id="35"/>
+      <w:bookmarkEnd w:id="32"/>
+      <w:bookmarkEnd w:id="33"/>
     </w:p>
     <w:tbl>
       <w:tblPr>
@@ -12296,13 +11052,13 @@
         <w:snapToGrid w:val="0"/>
         <w:textAlignment w:val="baseline"/>
       </w:pPr>
-      <w:bookmarkStart w:id="36" w:name="heading_17"/>
-      <w:bookmarkStart w:id="37" w:name="_Toc1057"/>
+      <w:bookmarkStart w:id="34" w:name="heading_17"/>
+      <w:bookmarkStart w:id="35" w:name="_Toc1057"/>
       <w:r>
         <w:t>运维手册体系完善</w:t>
       </w:r>
-      <w:bookmarkEnd w:id="36"/>
-      <w:bookmarkEnd w:id="37"/>
+      <w:bookmarkEnd w:id="34"/>
+      <w:bookmarkEnd w:id="35"/>
     </w:p>
     <w:p>
       <w:pPr>
@@ -12322,13 +11078,13 @@
         <w:snapToGrid w:val="0"/>
         <w:textAlignment w:val="baseline"/>
       </w:pPr>
-      <w:bookmarkStart w:id="38" w:name="_Toc20194"/>
-      <w:bookmarkStart w:id="39" w:name="heading_18"/>
+      <w:bookmarkStart w:id="36" w:name="_Toc20194"/>
+      <w:bookmarkStart w:id="37" w:name="heading_18"/>
       <w:r>
         <w:t>现状分析</w:t>
       </w:r>
-      <w:bookmarkEnd w:id="38"/>
-      <w:bookmarkEnd w:id="39"/>
+      <w:bookmarkEnd w:id="36"/>
+      <w:bookmarkEnd w:id="37"/>
     </w:p>
     <w:p>
       <w:pPr>
@@ -12370,34 +11126,13 @@
         <w:snapToGrid w:val="0"/>
         <w:textAlignment w:val="baseline"/>
       </w:pPr>
-      <w:bookmarkStart w:id="40" w:name="heading_19"/>
-      <w:bookmarkStart w:id="41" w:name="_Toc19056"/>
+      <w:bookmarkStart w:id="38" w:name="heading_19"/>
+      <w:bookmarkStart w:id="39" w:name="_Toc19056"/>
       <w:r>
         <w:t>手册研发计划</w:t>
       </w:r>
-      <w:bookmarkEnd w:id="40"/>
-      <w:bookmarkEnd w:id="41"/>
-    </w:p>
-    <w:p>
-      <w:pPr>
-        <w:keepNext w:val="0"/>
-        <w:keepLines w:val="0"/>
-        <w:pageBreakBefore w:val="0"/>
-        <w:widowControl w:val="0"/>
-        <w:kinsoku w:val="0"/>
-        <w:wordWrap/>
-        <w:overflowPunct/>
-        <w:topLinePunct w:val="0"/>
-        <w:autoSpaceDE w:val="0"/>
-        <w:autoSpaceDN w:val="0"/>
-        <w:bidi w:val="0"/>
-        <w:adjustRightInd w:val="0"/>
-        <w:snapToGrid w:val="0"/>
-        <w:textAlignment w:val="baseline"/>
-      </w:pPr>
-      <w:r>
-        <w:br w:type="page"/>
-      </w:r>
+      <w:bookmarkEnd w:id="38"/>
+      <w:bookmarkEnd w:id="39"/>
     </w:p>
     <w:tbl>
       <w:tblPr>
@@ -13604,13 +12339,13 @@
         <w:snapToGrid w:val="0"/>
         <w:textAlignment w:val="baseline"/>
       </w:pPr>
-      <w:bookmarkStart w:id="42" w:name="heading_20"/>
-      <w:bookmarkStart w:id="43" w:name="_Toc1796"/>
+      <w:bookmarkStart w:id="40" w:name="_Toc1796"/>
+      <w:bookmarkStart w:id="41" w:name="heading_20"/>
       <w:r>
         <w:t>手册更新机制</w:t>
       </w:r>
-      <w:bookmarkEnd w:id="42"/>
-      <w:bookmarkEnd w:id="43"/>
+      <w:bookmarkEnd w:id="40"/>
+      <w:bookmarkEnd w:id="41"/>
     </w:p>
     <w:p>
       <w:pPr>
@@ -13711,13 +12446,13 @@
         <w:snapToGrid w:val="0"/>
         <w:textAlignment w:val="baseline"/>
       </w:pPr>
-      <w:bookmarkStart w:id="44" w:name="heading_21"/>
-      <w:bookmarkStart w:id="45" w:name="_Toc15233"/>
+      <w:bookmarkStart w:id="42" w:name="heading_21"/>
+      <w:bookmarkStart w:id="43" w:name="_Toc15233"/>
       <w:r>
         <w:t>新技术落地应用</w:t>
       </w:r>
-      <w:bookmarkEnd w:id="44"/>
-      <w:bookmarkEnd w:id="45"/>
+      <w:bookmarkEnd w:id="42"/>
+      <w:bookmarkEnd w:id="43"/>
     </w:p>
     <w:p>
       <w:pPr>
@@ -13737,16 +12472,13 @@
         <w:snapToGrid w:val="0"/>
         <w:textAlignment w:val="baseline"/>
       </w:pPr>
-      <w:bookmarkStart w:id="46" w:name="heading_22"/>
-      <w:r>
-        <w:t xml:space="preserve"> </w:t>
-      </w:r>
-      <w:bookmarkStart w:id="47" w:name="_Toc14225"/>
+      <w:bookmarkStart w:id="44" w:name="heading_22"/>
+      <w:bookmarkStart w:id="45" w:name="_Toc14225"/>
       <w:r>
         <w:t>研发背景</w:t>
       </w:r>
-      <w:bookmarkEnd w:id="46"/>
-      <w:bookmarkEnd w:id="47"/>
+      <w:bookmarkEnd w:id="44"/>
+      <w:bookmarkEnd w:id="45"/>
     </w:p>
     <w:p>
       <w:pPr>
@@ -13788,13 +12520,13 @@
         <w:snapToGrid w:val="0"/>
         <w:textAlignment w:val="baseline"/>
       </w:pPr>
-      <w:bookmarkStart w:id="48" w:name="_Toc11836"/>
-      <w:bookmarkStart w:id="49" w:name="heading_23"/>
+      <w:bookmarkStart w:id="46" w:name="_Toc11836"/>
+      <w:bookmarkStart w:id="47" w:name="heading_23"/>
       <w:r>
         <w:t>研发目标</w:t>
       </w:r>
-      <w:bookmarkEnd w:id="48"/>
-      <w:bookmarkEnd w:id="49"/>
+      <w:bookmarkEnd w:id="46"/>
+      <w:bookmarkEnd w:id="47"/>
     </w:p>
     <w:p>
       <w:pPr>
@@ -13895,18 +12627,13 @@
         <w:snapToGrid w:val="0"/>
         <w:textAlignment w:val="baseline"/>
       </w:pPr>
-      <w:bookmarkStart w:id="50" w:name="_Toc9050"/>
-      <w:bookmarkStart w:id="51" w:name="heading_24"/>
+      <w:bookmarkStart w:id="48" w:name="heading_24"/>
+      <w:bookmarkStart w:id="49" w:name="_Toc9050"/>
       <w:r>
         <w:t>实施路径</w:t>
       </w:r>
-      <w:bookmarkEnd w:id="50"/>
-      <w:bookmarkEnd w:id="51"/>
-    </w:p>
-    <w:p>
-      <w:r>
-        <w:br w:type="page"/>
-      </w:r>
+      <w:bookmarkEnd w:id="48"/>
+      <w:bookmarkEnd w:id="49"/>
     </w:p>
     <w:tbl>
       <w:tblPr>
@@ -14933,6 +13660,32 @@
     </w:tbl>
     <w:p>
       <w:pPr>
+        <w:pStyle w:val="29"/>
+        <w:keepNext w:val="0"/>
+        <w:keepLines w:val="0"/>
+        <w:pageBreakBefore w:val="0"/>
+        <w:widowControl w:val="0"/>
+        <w:kinsoku w:val="0"/>
+        <w:wordWrap/>
+        <w:overflowPunct/>
+        <w:topLinePunct w:val="0"/>
+        <w:autoSpaceDE w:val="0"/>
+        <w:autoSpaceDN w:val="0"/>
+        <w:bidi w:val="0"/>
+        <w:adjustRightInd w:val="0"/>
+        <w:snapToGrid w:val="0"/>
+        <w:textAlignment w:val="baseline"/>
+      </w:pPr>
+      <w:r>
+        <w:rPr>
+          <w:rFonts w:hint="eastAsia"/>
+          <w:lang w:val="en-US" w:eastAsia="zh-CN"/>
+        </w:rPr>
+        <w:t>研发资源投入</w:t>
+      </w:r>
+    </w:p>
+    <w:p>
+      <w:pPr>
         <w:pStyle w:val="31"/>
         <w:keepNext w:val="0"/>
         <w:keepLines w:val="0"/>
@@ -14949,13 +13702,13 @@
         <w:snapToGrid w:val="0"/>
         <w:textAlignment w:val="baseline"/>
       </w:pPr>
-      <w:bookmarkStart w:id="52" w:name="_Toc11153"/>
-      <w:bookmarkStart w:id="53" w:name="heading_25"/>
+      <w:bookmarkStart w:id="50" w:name="heading_9"/>
+      <w:bookmarkStart w:id="51" w:name="_Toc818"/>
       <w:r>
-        <w:t>资源投入</w:t>
+        <w:t>研发团队</w:t>
       </w:r>
-      <w:bookmarkEnd w:id="52"/>
-      <w:bookmarkEnd w:id="53"/>
+      <w:bookmarkEnd w:id="50"/>
+      <w:bookmarkEnd w:id="51"/>
     </w:p>
     <w:tbl>
       <w:tblPr>
@@ -14979,9 +13732,10 @@
         </w:tblCellMar>
       </w:tblPr>
       <w:tblGrid>
-        <w:gridCol w:w="1999"/>
-        <w:gridCol w:w="3640"/>
-        <w:gridCol w:w="2575"/>
+        <w:gridCol w:w="1870"/>
+        <w:gridCol w:w="1601"/>
+        <w:gridCol w:w="3951"/>
+        <w:gridCol w:w="792"/>
       </w:tblGrid>
       <w:tr>
         <w:tblPrEx>
@@ -15007,7 +13761,7 @@
         </w:trPr>
         <w:tc>
           <w:tcPr>
-            <w:tcW w:w="1999" w:type="dxa"/>
+            <w:tcW w:w="1870" w:type="dxa"/>
             <w:tcBorders>
               <w:top w:val="single" w:color="auto" w:sz="12" w:space="0"/>
               <w:left w:val="single" w:color="auto" w:sz="12" w:space="0"/>
@@ -15050,13 +13804,13 @@
               <w:rPr>
                 <w:b/>
               </w:rPr>
-              <w:t>资源类型</w:t>
-            </w:r>
-          </w:p>
-        </w:tc>
-        <w:tc>
-          <w:tcPr>
-            <w:tcW w:w="3640" w:type="dxa"/>
+              <w:t>职位名称</w:t>
+            </w:r>
+          </w:p>
+        </w:tc>
+        <w:tc>
+          <w:tcPr>
+            <w:tcW w:w="1601" w:type="dxa"/>
             <w:tcBorders>
               <w:top w:val="single" w:color="auto" w:sz="12" w:space="0"/>
               <w:left w:val="single" w:color="auto" w:sz="4" w:space="0"/>
@@ -15099,13 +13853,62 @@
               <w:rPr>
                 <w:b/>
               </w:rPr>
-              <w:t>说明</w:t>
-            </w:r>
-          </w:p>
-        </w:tc>
-        <w:tc>
-          <w:tcPr>
-            <w:tcW w:w="2575" w:type="dxa"/>
+              <w:t>所属部门</w:t>
+            </w:r>
+          </w:p>
+        </w:tc>
+        <w:tc>
+          <w:tcPr>
+            <w:tcW w:w="3951" w:type="dxa"/>
+            <w:tcBorders>
+              <w:top w:val="single" w:color="auto" w:sz="12" w:space="0"/>
+              <w:left w:val="single" w:color="auto" w:sz="4" w:space="0"/>
+              <w:bottom w:val="nil"/>
+              <w:right w:val="nil"/>
+            </w:tcBorders>
+            <w:tcMar>
+              <w:top w:w="60" w:type="dxa"/>
+              <w:left w:w="120" w:type="dxa"/>
+              <w:bottom w:w="30" w:type="dxa"/>
+              <w:right w:w="120" w:type="dxa"/>
+            </w:tcMar>
+            <w:vAlign w:val="center"/>
+          </w:tcPr>
+          <w:p>
+            <w:pPr>
+              <w:pStyle w:val="30"/>
+              <w:keepNext w:val="0"/>
+              <w:keepLines w:val="0"/>
+              <w:pageBreakBefore w:val="0"/>
+              <w:widowControl w:val="0"/>
+              <w:kinsoku w:val="0"/>
+              <w:wordWrap/>
+              <w:overflowPunct/>
+              <w:topLinePunct w:val="0"/>
+              <w:autoSpaceDE w:val="0"/>
+              <w:autoSpaceDN w:val="0"/>
+              <w:bidi w:val="0"/>
+              <w:adjustRightInd w:val="0"/>
+              <w:snapToGrid w:val="0"/>
+              <w:spacing w:line="240" w:lineRule="auto"/>
+              <w:ind w:left="0" w:leftChars="0" w:right="0" w:rightChars="0" w:firstLine="0" w:firstLineChars="0"/>
+              <w:jc w:val="center"/>
+              <w:textAlignment w:val="baseline"/>
+              <w:rPr>
+                <w:b/>
+              </w:rPr>
+            </w:pPr>
+            <w:r>
+              <w:rPr>
+                <w:b/>
+              </w:rPr>
+              <w:t>职责描述</w:t>
+            </w:r>
+          </w:p>
+        </w:tc>
+        <w:tc>
+          <w:tcPr>
+            <w:tcW w:w="792" w:type="dxa"/>
             <w:tcBorders>
               <w:top w:val="single" w:color="auto" w:sz="12" w:space="0"/>
               <w:left w:val="single" w:color="auto" w:sz="4" w:space="0"/>
@@ -15148,7 +13951,7 @@
               <w:rPr>
                 <w:b/>
               </w:rPr>
-              <w:t>预估费用（万元）</w:t>
+              <w:t>数量</w:t>
             </w:r>
           </w:p>
         </w:tc>
@@ -15176,7 +13979,7 @@
         </w:trPr>
         <w:tc>
           <w:tcPr>
-            <w:tcW w:w="1999" w:type="dxa"/>
+            <w:tcW w:w="1870" w:type="dxa"/>
             <w:tcBorders>
               <w:top w:val="single" w:color="auto" w:sz="4" w:space="0"/>
               <w:left w:val="single" w:color="auto" w:sz="12" w:space="0"/>
@@ -15213,13 +14016,13 @@
               <w:textAlignment w:val="baseline"/>
             </w:pPr>
             <w:r>
-              <w:t>人力成本</w:t>
-            </w:r>
-          </w:p>
-        </w:tc>
-        <w:tc>
-          <w:tcPr>
-            <w:tcW w:w="3640" w:type="dxa"/>
+              <w:t>研发部经理</w:t>
+            </w:r>
+          </w:p>
+        </w:tc>
+        <w:tc>
+          <w:tcPr>
+            <w:tcW w:w="1601" w:type="dxa"/>
             <w:tcBorders>
               <w:top w:val="single" w:color="auto" w:sz="4" w:space="0"/>
               <w:left w:val="single" w:color="auto" w:sz="4" w:space="0"/>
@@ -15252,17 +14055,60 @@
               <w:snapToGrid w:val="0"/>
               <w:spacing w:line="240" w:lineRule="auto"/>
               <w:ind w:left="0" w:leftChars="0" w:right="0" w:rightChars="0" w:firstLine="0" w:firstLineChars="0"/>
+              <w:jc w:val="center"/>
+              <w:textAlignment w:val="baseline"/>
+            </w:pPr>
+            <w:r>
+              <w:t>研发部</w:t>
+            </w:r>
+          </w:p>
+        </w:tc>
+        <w:tc>
+          <w:tcPr>
+            <w:tcW w:w="3951" w:type="dxa"/>
+            <w:tcBorders>
+              <w:top w:val="single" w:color="auto" w:sz="4" w:space="0"/>
+              <w:left w:val="single" w:color="auto" w:sz="4" w:space="0"/>
+              <w:bottom w:val="nil"/>
+              <w:right w:val="nil"/>
+            </w:tcBorders>
+            <w:tcMar>
+              <w:top w:w="60" w:type="dxa"/>
+              <w:left w:w="120" w:type="dxa"/>
+              <w:bottom w:w="30" w:type="dxa"/>
+              <w:right w:w="120" w:type="dxa"/>
+            </w:tcMar>
+            <w:vAlign w:val="center"/>
+          </w:tcPr>
+          <w:p>
+            <w:pPr>
+              <w:pStyle w:val="30"/>
+              <w:keepNext w:val="0"/>
+              <w:keepLines w:val="0"/>
+              <w:pageBreakBefore w:val="0"/>
+              <w:widowControl w:val="0"/>
+              <w:kinsoku w:val="0"/>
+              <w:wordWrap/>
+              <w:overflowPunct/>
+              <w:topLinePunct w:val="0"/>
+              <w:autoSpaceDE w:val="0"/>
+              <w:autoSpaceDN w:val="0"/>
+              <w:bidi w:val="0"/>
+              <w:adjustRightInd w:val="0"/>
+              <w:snapToGrid w:val="0"/>
+              <w:spacing w:line="240" w:lineRule="auto"/>
+              <w:ind w:left="0" w:leftChars="0" w:right="0" w:rightChars="0" w:firstLine="0" w:firstLineChars="0"/>
               <w:jc w:val="left"/>
               <w:textAlignment w:val="baseline"/>
             </w:pPr>
             <w:r>
-              <w:t>研发部2人兼职+运维部1人</w:t>
-            </w:r>
-          </w:p>
-        </w:tc>
-        <w:tc>
-          <w:tcPr>
-            <w:tcW w:w="2575" w:type="dxa"/>
+              <w:t>项目总体规划与技术决策</w:t>
+            </w:r>
+          </w:p>
+        </w:tc>
+        <w:tc>
+          <w:tcPr>
+            <w:tcW w:w="792" w:type="dxa"/>
             <w:tcBorders>
               <w:top w:val="single" w:color="auto" w:sz="4" w:space="0"/>
               <w:left w:val="single" w:color="auto" w:sz="4" w:space="0"/>
@@ -15299,7 +14145,7 @@
               <w:textAlignment w:val="baseline"/>
             </w:pPr>
             <w:r>
-              <w:t>5</w:t>
+              <w:t>1人</w:t>
             </w:r>
           </w:p>
         </w:tc>
@@ -15327,7 +14173,7 @@
         </w:trPr>
         <w:tc>
           <w:tcPr>
-            <w:tcW w:w="1999" w:type="dxa"/>
+            <w:tcW w:w="1870" w:type="dxa"/>
             <w:tcBorders>
               <w:top w:val="single" w:color="auto" w:sz="4" w:space="0"/>
               <w:left w:val="single" w:color="auto" w:sz="12" w:space="0"/>
@@ -15364,13 +14210,13 @@
               <w:textAlignment w:val="baseline"/>
             </w:pPr>
             <w:r>
-              <w:t>工具与云资源</w:t>
-            </w:r>
-          </w:p>
-        </w:tc>
-        <w:tc>
-          <w:tcPr>
-            <w:tcW w:w="3640" w:type="dxa"/>
+              <w:t>开发工程师</w:t>
+            </w:r>
+          </w:p>
+        </w:tc>
+        <w:tc>
+          <w:tcPr>
+            <w:tcW w:w="1601" w:type="dxa"/>
             <w:tcBorders>
               <w:top w:val="single" w:color="auto" w:sz="4" w:space="0"/>
               <w:left w:val="single" w:color="auto" w:sz="4" w:space="0"/>
@@ -15403,17 +14249,60 @@
               <w:snapToGrid w:val="0"/>
               <w:spacing w:line="240" w:lineRule="auto"/>
               <w:ind w:left="0" w:leftChars="0" w:right="0" w:rightChars="0" w:firstLine="0" w:firstLineChars="0"/>
+              <w:jc w:val="center"/>
+              <w:textAlignment w:val="baseline"/>
+            </w:pPr>
+            <w:r>
+              <w:t>研发部</w:t>
+            </w:r>
+          </w:p>
+        </w:tc>
+        <w:tc>
+          <w:tcPr>
+            <w:tcW w:w="3951" w:type="dxa"/>
+            <w:tcBorders>
+              <w:top w:val="single" w:color="auto" w:sz="4" w:space="0"/>
+              <w:left w:val="single" w:color="auto" w:sz="4" w:space="0"/>
+              <w:bottom w:val="nil"/>
+              <w:right w:val="nil"/>
+            </w:tcBorders>
+            <w:tcMar>
+              <w:top w:w="60" w:type="dxa"/>
+              <w:left w:w="120" w:type="dxa"/>
+              <w:bottom w:w="30" w:type="dxa"/>
+              <w:right w:w="120" w:type="dxa"/>
+            </w:tcMar>
+            <w:vAlign w:val="center"/>
+          </w:tcPr>
+          <w:p>
+            <w:pPr>
+              <w:pStyle w:val="30"/>
+              <w:keepNext w:val="0"/>
+              <w:keepLines w:val="0"/>
+              <w:pageBreakBefore w:val="0"/>
+              <w:widowControl w:val="0"/>
+              <w:kinsoku w:val="0"/>
+              <w:wordWrap/>
+              <w:overflowPunct/>
+              <w:topLinePunct w:val="0"/>
+              <w:autoSpaceDE w:val="0"/>
+              <w:autoSpaceDN w:val="0"/>
+              <w:bidi w:val="0"/>
+              <w:adjustRightInd w:val="0"/>
+              <w:snapToGrid w:val="0"/>
+              <w:spacing w:line="240" w:lineRule="auto"/>
+              <w:ind w:left="0" w:leftChars="0" w:right="0" w:rightChars="0" w:firstLine="0" w:firstLineChars="0"/>
               <w:jc w:val="left"/>
               <w:textAlignment w:val="baseline"/>
             </w:pPr>
             <w:r>
-              <w:t>机器学习平台、计算资源</w:t>
-            </w:r>
-          </w:p>
-        </w:tc>
-        <w:tc>
-          <w:tcPr>
-            <w:tcW w:w="2575" w:type="dxa"/>
+              <w:t>后端开发、API开发、前端开发</w:t>
+            </w:r>
+          </w:p>
+        </w:tc>
+        <w:tc>
+          <w:tcPr>
+            <w:tcW w:w="792" w:type="dxa"/>
             <w:tcBorders>
               <w:top w:val="single" w:color="auto" w:sz="4" w:space="0"/>
               <w:left w:val="single" w:color="auto" w:sz="4" w:space="0"/>
@@ -15450,7 +14339,7 @@
               <w:textAlignment w:val="baseline"/>
             </w:pPr>
             <w:r>
-              <w:t>3</w:t>
+              <w:t>3人</w:t>
             </w:r>
           </w:p>
         </w:tc>
@@ -15478,7 +14367,7 @@
         </w:trPr>
         <w:tc>
           <w:tcPr>
-            <w:tcW w:w="1999" w:type="dxa"/>
+            <w:tcW w:w="1870" w:type="dxa"/>
             <w:tcBorders>
               <w:top w:val="single" w:color="auto" w:sz="4" w:space="0"/>
               <w:left w:val="single" w:color="auto" w:sz="12" w:space="0"/>
@@ -15515,13 +14404,13 @@
               <w:textAlignment w:val="baseline"/>
             </w:pPr>
             <w:r>
-              <w:t>外部咨询</w:t>
-            </w:r>
-          </w:p>
-        </w:tc>
-        <w:tc>
-          <w:tcPr>
-            <w:tcW w:w="3640" w:type="dxa"/>
+              <w:t>需求分析师</w:t>
+            </w:r>
+          </w:p>
+        </w:tc>
+        <w:tc>
+          <w:tcPr>
+            <w:tcW w:w="1601" w:type="dxa"/>
             <w:tcBorders>
               <w:top w:val="single" w:color="auto" w:sz="4" w:space="0"/>
               <w:left w:val="single" w:color="auto" w:sz="4" w:space="0"/>
@@ -15554,17 +14443,60 @@
               <w:snapToGrid w:val="0"/>
               <w:spacing w:line="240" w:lineRule="auto"/>
               <w:ind w:left="0" w:leftChars="0" w:right="0" w:rightChars="0" w:firstLine="0" w:firstLineChars="0"/>
+              <w:jc w:val="center"/>
+              <w:textAlignment w:val="baseline"/>
+            </w:pPr>
+            <w:r>
+              <w:t>研发部</w:t>
+            </w:r>
+          </w:p>
+        </w:tc>
+        <w:tc>
+          <w:tcPr>
+            <w:tcW w:w="3951" w:type="dxa"/>
+            <w:tcBorders>
+              <w:top w:val="single" w:color="auto" w:sz="4" w:space="0"/>
+              <w:left w:val="single" w:color="auto" w:sz="4" w:space="0"/>
+              <w:bottom w:val="nil"/>
+              <w:right w:val="nil"/>
+            </w:tcBorders>
+            <w:tcMar>
+              <w:top w:w="60" w:type="dxa"/>
+              <w:left w:w="120" w:type="dxa"/>
+              <w:bottom w:w="30" w:type="dxa"/>
+              <w:right w:w="120" w:type="dxa"/>
+            </w:tcMar>
+            <w:vAlign w:val="center"/>
+          </w:tcPr>
+          <w:p>
+            <w:pPr>
+              <w:pStyle w:val="30"/>
+              <w:keepNext w:val="0"/>
+              <w:keepLines w:val="0"/>
+              <w:pageBreakBefore w:val="0"/>
+              <w:widowControl w:val="0"/>
+              <w:kinsoku w:val="0"/>
+              <w:wordWrap/>
+              <w:overflowPunct/>
+              <w:topLinePunct w:val="0"/>
+              <w:autoSpaceDE w:val="0"/>
+              <w:autoSpaceDN w:val="0"/>
+              <w:bidi w:val="0"/>
+              <w:adjustRightInd w:val="0"/>
+              <w:snapToGrid w:val="0"/>
+              <w:spacing w:line="240" w:lineRule="auto"/>
+              <w:ind w:left="0" w:leftChars="0" w:right="0" w:rightChars="0" w:firstLine="0" w:firstLineChars="0"/>
               <w:jc w:val="left"/>
               <w:textAlignment w:val="baseline"/>
             </w:pPr>
             <w:r>
-              <w:t>技术培训、专家指导</w:t>
-            </w:r>
-          </w:p>
-        </w:tc>
-        <w:tc>
-          <w:tcPr>
-            <w:tcW w:w="2575" w:type="dxa"/>
+              <w:t>收集分析业务需求</w:t>
+            </w:r>
+          </w:p>
+        </w:tc>
+        <w:tc>
+          <w:tcPr>
+            <w:tcW w:w="792" w:type="dxa"/>
             <w:tcBorders>
               <w:top w:val="single" w:color="auto" w:sz="4" w:space="0"/>
               <w:left w:val="single" w:color="auto" w:sz="4" w:space="0"/>
@@ -15601,7 +14533,7 @@
               <w:textAlignment w:val="baseline"/>
             </w:pPr>
             <w:r>
-              <w:t>2</w:t>
+              <w:t>1人</w:t>
             </w:r>
           </w:p>
         </w:tc>
@@ -15629,7 +14561,201 @@
         </w:trPr>
         <w:tc>
           <w:tcPr>
-            <w:tcW w:w="1999" w:type="dxa"/>
+            <w:tcW w:w="1870" w:type="dxa"/>
+            <w:tcBorders>
+              <w:top w:val="single" w:color="auto" w:sz="4" w:space="0"/>
+              <w:left w:val="single" w:color="auto" w:sz="12" w:space="0"/>
+              <w:bottom w:val="nil"/>
+              <w:right w:val="nil"/>
+            </w:tcBorders>
+            <w:tcMar>
+              <w:top w:w="60" w:type="dxa"/>
+              <w:left w:w="120" w:type="dxa"/>
+              <w:bottom w:w="30" w:type="dxa"/>
+              <w:right w:w="120" w:type="dxa"/>
+            </w:tcMar>
+            <w:vAlign w:val="center"/>
+          </w:tcPr>
+          <w:p>
+            <w:pPr>
+              <w:pStyle w:val="30"/>
+              <w:keepNext w:val="0"/>
+              <w:keepLines w:val="0"/>
+              <w:pageBreakBefore w:val="0"/>
+              <w:widowControl w:val="0"/>
+              <w:kinsoku w:val="0"/>
+              <w:wordWrap/>
+              <w:overflowPunct/>
+              <w:topLinePunct w:val="0"/>
+              <w:autoSpaceDE w:val="0"/>
+              <w:autoSpaceDN w:val="0"/>
+              <w:bidi w:val="0"/>
+              <w:adjustRightInd w:val="0"/>
+              <w:snapToGrid w:val="0"/>
+              <w:spacing w:line="240" w:lineRule="auto"/>
+              <w:ind w:left="0" w:leftChars="0" w:right="0" w:rightChars="0" w:firstLine="0" w:firstLineChars="0"/>
+              <w:jc w:val="center"/>
+              <w:textAlignment w:val="baseline"/>
+            </w:pPr>
+            <w:r>
+              <w:t>运维项目经理</w:t>
+            </w:r>
+          </w:p>
+        </w:tc>
+        <w:tc>
+          <w:tcPr>
+            <w:tcW w:w="1601" w:type="dxa"/>
+            <w:tcBorders>
+              <w:top w:val="single" w:color="auto" w:sz="4" w:space="0"/>
+              <w:left w:val="single" w:color="auto" w:sz="4" w:space="0"/>
+              <w:bottom w:val="nil"/>
+              <w:right w:val="nil"/>
+            </w:tcBorders>
+            <w:tcMar>
+              <w:top w:w="60" w:type="dxa"/>
+              <w:left w:w="120" w:type="dxa"/>
+              <w:bottom w:w="30" w:type="dxa"/>
+              <w:right w:w="120" w:type="dxa"/>
+            </w:tcMar>
+            <w:vAlign w:val="center"/>
+          </w:tcPr>
+          <w:p>
+            <w:pPr>
+              <w:pStyle w:val="30"/>
+              <w:keepNext w:val="0"/>
+              <w:keepLines w:val="0"/>
+              <w:pageBreakBefore w:val="0"/>
+              <w:widowControl w:val="0"/>
+              <w:kinsoku w:val="0"/>
+              <w:wordWrap/>
+              <w:overflowPunct/>
+              <w:topLinePunct w:val="0"/>
+              <w:autoSpaceDE w:val="0"/>
+              <w:autoSpaceDN w:val="0"/>
+              <w:bidi w:val="0"/>
+              <w:adjustRightInd w:val="0"/>
+              <w:snapToGrid w:val="0"/>
+              <w:spacing w:line="240" w:lineRule="auto"/>
+              <w:ind w:left="0" w:leftChars="0" w:right="0" w:rightChars="0" w:firstLine="0" w:firstLineChars="0"/>
+              <w:jc w:val="center"/>
+              <w:textAlignment w:val="baseline"/>
+            </w:pPr>
+            <w:r>
+              <w:t>运维部</w:t>
+            </w:r>
+          </w:p>
+        </w:tc>
+        <w:tc>
+          <w:tcPr>
+            <w:tcW w:w="3951" w:type="dxa"/>
+            <w:tcBorders>
+              <w:top w:val="single" w:color="auto" w:sz="4" w:space="0"/>
+              <w:left w:val="single" w:color="auto" w:sz="4" w:space="0"/>
+              <w:bottom w:val="nil"/>
+              <w:right w:val="nil"/>
+            </w:tcBorders>
+            <w:tcMar>
+              <w:top w:w="60" w:type="dxa"/>
+              <w:left w:w="120" w:type="dxa"/>
+              <w:bottom w:w="30" w:type="dxa"/>
+              <w:right w:w="120" w:type="dxa"/>
+            </w:tcMar>
+            <w:vAlign w:val="center"/>
+          </w:tcPr>
+          <w:p>
+            <w:pPr>
+              <w:pStyle w:val="30"/>
+              <w:keepNext w:val="0"/>
+              <w:keepLines w:val="0"/>
+              <w:pageBreakBefore w:val="0"/>
+              <w:widowControl w:val="0"/>
+              <w:kinsoku w:val="0"/>
+              <w:wordWrap/>
+              <w:overflowPunct/>
+              <w:topLinePunct w:val="0"/>
+              <w:autoSpaceDE w:val="0"/>
+              <w:autoSpaceDN w:val="0"/>
+              <w:bidi w:val="0"/>
+              <w:adjustRightInd w:val="0"/>
+              <w:snapToGrid w:val="0"/>
+              <w:spacing w:line="240" w:lineRule="auto"/>
+              <w:ind w:left="0" w:leftChars="0" w:right="0" w:rightChars="0" w:firstLine="0" w:firstLineChars="0"/>
+              <w:jc w:val="left"/>
+              <w:textAlignment w:val="baseline"/>
+            </w:pPr>
+            <w:r>
+              <w:t>协调业务资源，参与设计与测试</w:t>
+            </w:r>
+          </w:p>
+        </w:tc>
+        <w:tc>
+          <w:tcPr>
+            <w:tcW w:w="792" w:type="dxa"/>
+            <w:tcBorders>
+              <w:top w:val="single" w:color="auto" w:sz="4" w:space="0"/>
+              <w:left w:val="single" w:color="auto" w:sz="4" w:space="0"/>
+              <w:bottom w:val="nil"/>
+              <w:right w:val="single" w:color="auto" w:sz="12" w:space="0"/>
+            </w:tcBorders>
+            <w:tcMar>
+              <w:top w:w="60" w:type="dxa"/>
+              <w:left w:w="120" w:type="dxa"/>
+              <w:bottom w:w="30" w:type="dxa"/>
+              <w:right w:w="120" w:type="dxa"/>
+            </w:tcMar>
+            <w:vAlign w:val="center"/>
+          </w:tcPr>
+          <w:p>
+            <w:pPr>
+              <w:pStyle w:val="30"/>
+              <w:keepNext w:val="0"/>
+              <w:keepLines w:val="0"/>
+              <w:pageBreakBefore w:val="0"/>
+              <w:widowControl w:val="0"/>
+              <w:kinsoku w:val="0"/>
+              <w:wordWrap/>
+              <w:overflowPunct/>
+              <w:topLinePunct w:val="0"/>
+              <w:autoSpaceDE w:val="0"/>
+              <w:autoSpaceDN w:val="0"/>
+              <w:bidi w:val="0"/>
+              <w:adjustRightInd w:val="0"/>
+              <w:snapToGrid w:val="0"/>
+              <w:spacing w:line="240" w:lineRule="auto"/>
+              <w:ind w:left="0" w:leftChars="0" w:right="0" w:rightChars="0" w:firstLine="0" w:firstLineChars="0"/>
+              <w:jc w:val="left"/>
+              <w:textAlignment w:val="baseline"/>
+            </w:pPr>
+            <w:r>
+              <w:t>1人</w:t>
+            </w:r>
+          </w:p>
+        </w:tc>
+      </w:tr>
+      <w:tr>
+        <w:tblPrEx>
+          <w:tblBorders>
+            <w:top w:val="none" w:color="auto" w:sz="0" w:space="0"/>
+            <w:left w:val="none" w:color="auto" w:sz="0" w:space="0"/>
+            <w:bottom w:val="none" w:color="auto" w:sz="0" w:space="0"/>
+            <w:right w:val="none" w:color="auto" w:sz="0" w:space="0"/>
+            <w:insideH w:val="none" w:color="auto" w:sz="0" w:space="0"/>
+            <w:insideV w:val="none" w:color="auto" w:sz="0" w:space="0"/>
+          </w:tblBorders>
+          <w:tblCellMar>
+            <w:top w:w="0" w:type="dxa"/>
+            <w:left w:w="10" w:type="dxa"/>
+            <w:bottom w:w="0" w:type="dxa"/>
+            <w:right w:w="10" w:type="dxa"/>
+          </w:tblCellMar>
+        </w:tblPrEx>
+        <w:trPr>
+          <w:trHeight w:val="0" w:hRule="atLeast"/>
+          <w:jc w:val="center"/>
+        </w:trPr>
+        <w:tc>
+          <w:tcPr>
+            <w:tcW w:w="1870" w:type="dxa"/>
             <w:tcBorders>
               <w:top w:val="single" w:color="auto" w:sz="4" w:space="0"/>
               <w:left w:val="single" w:color="auto" w:sz="12" w:space="0"/>
@@ -15646,40 +14772,33 @@
           </w:tcPr>
           <w:p>
             <w:pPr>
-              <w:keepNext w:val="0"/>
-              <w:keepLines w:val="0"/>
-              <w:pageBreakBefore w:val="0"/>
-              <w:widowControl w:val="0"/>
-              <w:kinsoku w:val="0"/>
-              <w:wordWrap/>
-              <w:overflowPunct/>
-              <w:topLinePunct w:val="0"/>
-              <w:autoSpaceDE w:val="0"/>
-              <w:autoSpaceDN w:val="0"/>
-              <w:bidi w:val="0"/>
-              <w:adjustRightInd w:val="0"/>
-              <w:snapToGrid w:val="0"/>
-              <w:spacing w:before="120" w:after="120" w:line="240" w:lineRule="auto"/>
-              <w:ind w:left="0" w:leftChars="0" w:right="0" w:rightChars="0" w:firstLine="0" w:firstLineChars="0"/>
-              <w:jc w:val="center"/>
-              <w:textAlignment w:val="baseline"/>
-              <w:rPr>
-                <w:b/>
-              </w:rPr>
-            </w:pPr>
-            <w:r>
-              <w:rPr>
-                <w:rFonts w:ascii="Arial" w:hAnsi="Arial" w:eastAsia="等线" w:cs="Arial"/>
-                <w:b/>
-                <w:sz w:val="22"/>
-              </w:rPr>
-              <w:t>合计</w:t>
-            </w:r>
-          </w:p>
-        </w:tc>
-        <w:tc>
-          <w:tcPr>
-            <w:tcW w:w="3640" w:type="dxa"/>
+              <w:pStyle w:val="30"/>
+              <w:keepNext w:val="0"/>
+              <w:keepLines w:val="0"/>
+              <w:pageBreakBefore w:val="0"/>
+              <w:widowControl w:val="0"/>
+              <w:kinsoku w:val="0"/>
+              <w:wordWrap/>
+              <w:overflowPunct/>
+              <w:topLinePunct w:val="0"/>
+              <w:autoSpaceDE w:val="0"/>
+              <w:autoSpaceDN w:val="0"/>
+              <w:bidi w:val="0"/>
+              <w:adjustRightInd w:val="0"/>
+              <w:snapToGrid w:val="0"/>
+              <w:spacing w:line="240" w:lineRule="auto"/>
+              <w:ind w:left="0" w:leftChars="0" w:right="0" w:rightChars="0" w:firstLine="0" w:firstLineChars="0"/>
+              <w:jc w:val="center"/>
+              <w:textAlignment w:val="baseline"/>
+            </w:pPr>
+            <w:r>
+              <w:t>质量管理专员</w:t>
+            </w:r>
+          </w:p>
+        </w:tc>
+        <w:tc>
+          <w:tcPr>
+            <w:tcW w:w="1601" w:type="dxa"/>
             <w:tcBorders>
               <w:top w:val="single" w:color="auto" w:sz="4" w:space="0"/>
               <w:left w:val="single" w:color="auto" w:sz="4" w:space="0"/>
@@ -15696,32 +14815,76 @@
           </w:tcPr>
           <w:p>
             <w:pPr>
-              <w:keepNext w:val="0"/>
-              <w:keepLines w:val="0"/>
-              <w:pageBreakBefore w:val="0"/>
-              <w:widowControl w:val="0"/>
-              <w:kinsoku w:val="0"/>
-              <w:wordWrap/>
-              <w:overflowPunct/>
-              <w:topLinePunct w:val="0"/>
-              <w:autoSpaceDE w:val="0"/>
-              <w:autoSpaceDN w:val="0"/>
-              <w:bidi w:val="0"/>
-              <w:adjustRightInd w:val="0"/>
-              <w:snapToGrid w:val="0"/>
-              <w:spacing w:before="120" w:after="120" w:line="240" w:lineRule="auto"/>
+              <w:pStyle w:val="30"/>
+              <w:keepNext w:val="0"/>
+              <w:keepLines w:val="0"/>
+              <w:pageBreakBefore w:val="0"/>
+              <w:widowControl w:val="0"/>
+              <w:kinsoku w:val="0"/>
+              <w:wordWrap/>
+              <w:overflowPunct/>
+              <w:topLinePunct w:val="0"/>
+              <w:autoSpaceDE w:val="0"/>
+              <w:autoSpaceDN w:val="0"/>
+              <w:bidi w:val="0"/>
+              <w:adjustRightInd w:val="0"/>
+              <w:snapToGrid w:val="0"/>
+              <w:spacing w:line="240" w:lineRule="auto"/>
+              <w:ind w:left="0" w:leftChars="0" w:right="0" w:rightChars="0" w:firstLine="0" w:firstLineChars="0"/>
+              <w:jc w:val="center"/>
+              <w:textAlignment w:val="baseline"/>
+            </w:pPr>
+            <w:r>
+              <w:t>质量管理部</w:t>
+            </w:r>
+          </w:p>
+        </w:tc>
+        <w:tc>
+          <w:tcPr>
+            <w:tcW w:w="3951" w:type="dxa"/>
+            <w:tcBorders>
+              <w:top w:val="single" w:color="auto" w:sz="4" w:space="0"/>
+              <w:left w:val="single" w:color="auto" w:sz="4" w:space="0"/>
+              <w:bottom w:val="single" w:color="auto" w:sz="12" w:space="0"/>
+              <w:right w:val="nil"/>
+            </w:tcBorders>
+            <w:tcMar>
+              <w:top w:w="60" w:type="dxa"/>
+              <w:left w:w="120" w:type="dxa"/>
+              <w:bottom w:w="30" w:type="dxa"/>
+              <w:right w:w="120" w:type="dxa"/>
+            </w:tcMar>
+            <w:vAlign w:val="center"/>
+          </w:tcPr>
+          <w:p>
+            <w:pPr>
+              <w:pStyle w:val="30"/>
+              <w:keepNext w:val="0"/>
+              <w:keepLines w:val="0"/>
+              <w:pageBreakBefore w:val="0"/>
+              <w:widowControl w:val="0"/>
+              <w:kinsoku w:val="0"/>
+              <w:wordWrap/>
+              <w:overflowPunct/>
+              <w:topLinePunct w:val="0"/>
+              <w:autoSpaceDE w:val="0"/>
+              <w:autoSpaceDN w:val="0"/>
+              <w:bidi w:val="0"/>
+              <w:adjustRightInd w:val="0"/>
+              <w:snapToGrid w:val="0"/>
+              <w:spacing w:line="240" w:lineRule="auto"/>
               <w:ind w:left="0" w:leftChars="0" w:right="0" w:rightChars="0" w:firstLine="0" w:firstLineChars="0"/>
               <w:jc w:val="left"/>
               <w:textAlignment w:val="baseline"/>
-              <w:rPr>
-                <w:b/>
-              </w:rPr>
-            </w:pPr>
-          </w:p>
-        </w:tc>
-        <w:tc>
-          <w:tcPr>
-            <w:tcW w:w="2575" w:type="dxa"/>
+            </w:pPr>
+            <w:r>
+              <w:t>监督研发过程质量</w:t>
+            </w:r>
+          </w:p>
+        </w:tc>
+        <w:tc>
+          <w:tcPr>
+            <w:tcW w:w="792" w:type="dxa"/>
             <w:tcBorders>
               <w:top w:val="single" w:color="auto" w:sz="4" w:space="0"/>
               <w:left w:val="single" w:color="auto" w:sz="4" w:space="0"/>
@@ -15738,65 +14901,32 @@
           </w:tcPr>
           <w:p>
             <w:pPr>
-              <w:keepNext w:val="0"/>
-              <w:keepLines w:val="0"/>
-              <w:pageBreakBefore w:val="0"/>
-              <w:widowControl w:val="0"/>
-              <w:kinsoku w:val="0"/>
-              <w:wordWrap/>
-              <w:overflowPunct/>
-              <w:topLinePunct w:val="0"/>
-              <w:autoSpaceDE w:val="0"/>
-              <w:autoSpaceDN w:val="0"/>
-              <w:bidi w:val="0"/>
-              <w:adjustRightInd w:val="0"/>
-              <w:snapToGrid w:val="0"/>
-              <w:spacing w:before="120" w:after="120" w:line="240" w:lineRule="auto"/>
+              <w:pStyle w:val="30"/>
+              <w:keepNext w:val="0"/>
+              <w:keepLines w:val="0"/>
+              <w:pageBreakBefore w:val="0"/>
+              <w:widowControl w:val="0"/>
+              <w:kinsoku w:val="0"/>
+              <w:wordWrap/>
+              <w:overflowPunct/>
+              <w:topLinePunct w:val="0"/>
+              <w:autoSpaceDE w:val="0"/>
+              <w:autoSpaceDN w:val="0"/>
+              <w:bidi w:val="0"/>
+              <w:adjustRightInd w:val="0"/>
+              <w:snapToGrid w:val="0"/>
+              <w:spacing w:line="240" w:lineRule="auto"/>
               <w:ind w:left="0" w:leftChars="0" w:right="0" w:rightChars="0" w:firstLine="0" w:firstLineChars="0"/>
               <w:jc w:val="left"/>
               <w:textAlignment w:val="baseline"/>
-              <w:rPr>
-                <w:b/>
-              </w:rPr>
-            </w:pPr>
-            <w:r>
-              <w:rPr>
-                <w:rFonts w:ascii="Arial" w:hAnsi="Arial" w:eastAsia="等线" w:cs="Arial"/>
-                <w:b/>
-                <w:sz w:val="22"/>
-              </w:rPr>
-              <w:t>10</w:t>
+            </w:pPr>
+            <w:r>
+              <w:t>1人</w:t>
             </w:r>
           </w:p>
         </w:tc>
       </w:tr>
     </w:tbl>
-    <w:p>
-      <w:pPr>
-        <w:pStyle w:val="29"/>
-        <w:keepNext w:val="0"/>
-        <w:keepLines w:val="0"/>
-        <w:pageBreakBefore w:val="0"/>
-        <w:widowControl w:val="0"/>
-        <w:kinsoku w:val="0"/>
-        <w:wordWrap/>
-        <w:overflowPunct/>
-        <w:topLinePunct w:val="0"/>
-        <w:autoSpaceDE w:val="0"/>
-        <w:autoSpaceDN w:val="0"/>
-        <w:bidi w:val="0"/>
-        <w:adjustRightInd w:val="0"/>
-        <w:snapToGrid w:val="0"/>
-        <w:textAlignment w:val="baseline"/>
-      </w:pPr>
-      <w:bookmarkStart w:id="54" w:name="heading_26"/>
-      <w:bookmarkStart w:id="55" w:name="_Toc17260"/>
-      <w:r>
-        <w:t>资源与经费</w:t>
-      </w:r>
-      <w:bookmarkEnd w:id="54"/>
-      <w:bookmarkEnd w:id="55"/>
-    </w:p>
     <w:p>
       <w:pPr>
         <w:pStyle w:val="31"/>
@@ -15815,13 +14945,15 @@
         <w:snapToGrid w:val="0"/>
         <w:textAlignment w:val="baseline"/>
       </w:pPr>
-      <w:bookmarkStart w:id="56" w:name="_Toc29900"/>
-      <w:bookmarkStart w:id="57" w:name="heading_27"/>
+      <w:bookmarkStart w:id="52" w:name="_Toc29900"/>
+      <w:bookmarkStart w:id="53" w:name="heading_27"/>
       <w:r>
-        <w:t>2026年度研发经费估算</w:t>
+        <w:t>研发经费</w:t>
       </w:r>
-      <w:bookmarkEnd w:id="56"/>
-      <w:bookmarkEnd w:id="57"/>
+      <w:bookmarkEnd w:id="52"/>
+      <w:bookmarkEnd w:id="53"/>
+      <w:bookmarkStart w:id="60" w:name="_GoBack"/>
+      <w:bookmarkEnd w:id="60"/>
     </w:p>
     <w:tbl>
       <w:tblPr>
@@ -17243,12 +16375,6 @@
             <w:insideH w:val="none" w:color="auto" w:sz="0" w:space="0"/>
             <w:insideV w:val="none" w:color="auto" w:sz="0" w:space="0"/>
           </w:tblBorders>
-          <w:tblCellMar>
-            <w:top w:w="0" w:type="dxa"/>
-            <w:left w:w="10" w:type="dxa"/>
-            <w:bottom w:w="0" w:type="dxa"/>
-            <w:right w:w="10" w:type="dxa"/>
-          </w:tblCellMar>
         </w:tblPrEx>
         <w:trPr>
           <w:trHeight w:val="0" w:hRule="atLeast"/>
@@ -17660,13 +16786,13 @@
         <w:snapToGrid w:val="0"/>
         <w:textAlignment w:val="baseline"/>
       </w:pPr>
-      <w:bookmarkStart w:id="58" w:name="heading_28"/>
-      <w:bookmarkStart w:id="59" w:name="_Toc5770"/>
+      <w:bookmarkStart w:id="54" w:name="heading_28"/>
+      <w:bookmarkStart w:id="55" w:name="_Toc5770"/>
       <w:r>
         <w:t>预算说明</w:t>
       </w:r>
-      <w:bookmarkEnd w:id="58"/>
-      <w:bookmarkEnd w:id="59"/>
+      <w:bookmarkEnd w:id="54"/>
+      <w:bookmarkEnd w:id="55"/>
     </w:p>
     <w:p>
       <w:pPr>
@@ -17728,13 +16854,13 @@
         <w:snapToGrid w:val="0"/>
         <w:textAlignment w:val="baseline"/>
       </w:pPr>
-      <w:bookmarkStart w:id="60" w:name="heading_30"/>
-      <w:bookmarkStart w:id="61" w:name="_Toc28066"/>
+      <w:bookmarkStart w:id="56" w:name="_Toc28066"/>
+      <w:bookmarkStart w:id="57" w:name="heading_30"/>
       <w:r>
         <w:t>总结与展望</w:t>
       </w:r>
-      <w:bookmarkEnd w:id="60"/>
-      <w:bookmarkEnd w:id="61"/>
+      <w:bookmarkEnd w:id="56"/>
+      <w:bookmarkEnd w:id="57"/>
     </w:p>
     <w:p>
       <w:pPr>
@@ -17876,13 +17002,13 @@
         <w:snapToGrid w:val="0"/>
         <w:textAlignment w:val="baseline"/>
       </w:pPr>
-      <w:bookmarkStart w:id="62" w:name="heading_31"/>
-      <w:bookmarkStart w:id="63" w:name="_Toc22926"/>
+      <w:bookmarkStart w:id="58" w:name="_Toc22926"/>
+      <w:bookmarkStart w:id="59" w:name="heading_31"/>
       <w:r>
         <w:t>附则</w:t>
       </w:r>
-      <w:bookmarkEnd w:id="62"/>
-      <w:bookmarkEnd w:id="63"/>
+      <w:bookmarkEnd w:id="58"/>
+      <w:bookmarkEnd w:id="59"/>
     </w:p>
     <w:p>
       <w:pPr>

--- a/7-技术管理/运行记录类文件/TXHS-07-04-2026年度运维服务技术研发规划.docx
+++ b/7-技术管理/运行记录类文件/TXHS-07-04-2026年度运维服务技术研发规划.docx
@@ -21,7 +21,7 @@
         <w:spacing w:before="3120" w:beforeLines="1000"/>
         <w:textAlignment w:val="baseline"/>
       </w:pPr>
-      <w:bookmarkStart w:id="0" w:name="_Toc1926"/>
+      <w:bookmarkStart w:id="0" w:name="_Toc7806"/>
       <w:r>
         <w:drawing>
           <wp:anchor distT="0" distB="0" distL="114300" distR="114300" simplePos="0" relativeHeight="251661312" behindDoc="1" locked="0" layoutInCell="1" allowOverlap="1">
@@ -210,7 +210,7 @@
           <w:lang w:val="en-US" w:eastAsia="zh-CN"/>
         </w:rPr>
       </w:pPr>
-      <w:bookmarkStart w:id="1" w:name="_Toc23335"/>
+      <w:bookmarkStart w:id="1" w:name="_Toc22359"/>
       <w:r>
         <w:rPr>
           <w:rFonts w:hint="eastAsia"/>
@@ -351,6 +351,12 @@
             <w:insideH w:val="none" w:color="auto" w:sz="0" w:space="0"/>
             <w:insideV w:val="none" w:color="auto" w:sz="0" w:space="0"/>
           </w:tblBorders>
+          <w:tblCellMar>
+            <w:top w:w="0" w:type="dxa"/>
+            <w:left w:w="108" w:type="dxa"/>
+            <w:bottom w:w="0" w:type="dxa"/>
+            <w:right w:w="108" w:type="dxa"/>
+          </w:tblCellMar>
         </w:tblPrEx>
         <w:trPr>
           <w:trHeight w:val="810" w:hRule="atLeast"/>
@@ -2124,7 +2130,7 @@
               <w:rFonts w:hint="eastAsia" w:ascii="宋体" w:hAnsi="宋体" w:eastAsia="宋体" w:cs="宋体"/>
               <w:szCs w:val="24"/>
             </w:rPr>
-            <w:instrText xml:space="preserve"> HYPERLINK \l _Toc1926 </w:instrText>
+            <w:instrText xml:space="preserve"> HYPERLINK \l _Toc7806 </w:instrText>
           </w:r>
           <w:r>
             <w:rPr>
@@ -2147,7 +2153,7 @@
             <w:fldChar w:fldCharType="begin"/>
           </w:r>
           <w:r>
-            <w:instrText xml:space="preserve"> PAGEREF _Toc1926 \h </w:instrText>
+            <w:instrText xml:space="preserve"> PAGEREF _Toc7806 \h </w:instrText>
           </w:r>
           <w:r>
             <w:fldChar w:fldCharType="separate"/>
@@ -2185,7 +2191,7 @@
               <w:rFonts w:hint="eastAsia" w:ascii="宋体" w:hAnsi="宋体" w:eastAsia="宋体" w:cs="宋体"/>
               <w:szCs w:val="24"/>
             </w:rPr>
-            <w:instrText xml:space="preserve"> HYPERLINK \l _Toc23335 </w:instrText>
+            <w:instrText xml:space="preserve"> HYPERLINK \l _Toc22359 </w:instrText>
           </w:r>
           <w:r>
             <w:rPr>
@@ -2208,7 +2214,7 @@
             <w:fldChar w:fldCharType="begin"/>
           </w:r>
           <w:r>
-            <w:instrText xml:space="preserve"> PAGEREF _Toc23335 \h </w:instrText>
+            <w:instrText xml:space="preserve"> PAGEREF _Toc22359 \h </w:instrText>
           </w:r>
           <w:r>
             <w:fldChar w:fldCharType="separate"/>
@@ -2246,7 +2252,7 @@
               <w:rFonts w:hint="eastAsia" w:ascii="宋体" w:hAnsi="宋体" w:eastAsia="宋体" w:cs="宋体"/>
               <w:szCs w:val="24"/>
             </w:rPr>
-            <w:instrText xml:space="preserve"> HYPERLINK \l _Toc6840 </w:instrText>
+            <w:instrText xml:space="preserve"> HYPERLINK \l _Toc15803 </w:instrText>
           </w:r>
           <w:r>
             <w:rPr>
@@ -2271,7 +2277,7 @@
             <w:fldChar w:fldCharType="begin"/>
           </w:r>
           <w:r>
-            <w:instrText xml:space="preserve"> PAGEREF _Toc6840 \h </w:instrText>
+            <w:instrText xml:space="preserve"> PAGEREF _Toc15803 \h </w:instrText>
           </w:r>
           <w:r>
             <w:fldChar w:fldCharType="separate"/>
@@ -2309,7 +2315,7 @@
               <w:rFonts w:hint="eastAsia" w:ascii="宋体" w:hAnsi="宋体" w:eastAsia="宋体" w:cs="宋体"/>
               <w:szCs w:val="24"/>
             </w:rPr>
-            <w:instrText xml:space="preserve"> HYPERLINK \l _Toc19865 </w:instrText>
+            <w:instrText xml:space="preserve"> HYPERLINK \l _Toc3379 </w:instrText>
           </w:r>
           <w:r>
             <w:rPr>
@@ -2334,7 +2340,7 @@
             <w:fldChar w:fldCharType="begin"/>
           </w:r>
           <w:r>
-            <w:instrText xml:space="preserve"> PAGEREF _Toc19865 \h </w:instrText>
+            <w:instrText xml:space="preserve"> PAGEREF _Toc3379 \h </w:instrText>
           </w:r>
           <w:r>
             <w:fldChar w:fldCharType="separate"/>
@@ -2372,7 +2378,7 @@
               <w:rFonts w:hint="eastAsia" w:ascii="宋体" w:hAnsi="宋体" w:eastAsia="宋体" w:cs="宋体"/>
               <w:szCs w:val="24"/>
             </w:rPr>
-            <w:instrText xml:space="preserve"> HYPERLINK \l _Toc15717 </w:instrText>
+            <w:instrText xml:space="preserve"> HYPERLINK \l _Toc13967 </w:instrText>
           </w:r>
           <w:r>
             <w:rPr>
@@ -2397,7 +2403,7 @@
             <w:fldChar w:fldCharType="begin"/>
           </w:r>
           <w:r>
-            <w:instrText xml:space="preserve"> PAGEREF _Toc15717 \h </w:instrText>
+            <w:instrText xml:space="preserve"> PAGEREF _Toc13967 \h </w:instrText>
           </w:r>
           <w:r>
             <w:fldChar w:fldCharType="separate"/>
@@ -2435,7 +2441,7 @@
               <w:rFonts w:hint="eastAsia" w:ascii="宋体" w:hAnsi="宋体" w:eastAsia="宋体" w:cs="宋体"/>
               <w:szCs w:val="24"/>
             </w:rPr>
-            <w:instrText xml:space="preserve"> HYPERLINK \l _Toc32036 </w:instrText>
+            <w:instrText xml:space="preserve"> HYPERLINK \l _Toc21536 </w:instrText>
           </w:r>
           <w:r>
             <w:rPr>
@@ -2460,7 +2466,7 @@
             <w:fldChar w:fldCharType="begin"/>
           </w:r>
           <w:r>
-            <w:instrText xml:space="preserve"> PAGEREF _Toc32036 \h </w:instrText>
+            <w:instrText xml:space="preserve"> PAGEREF _Toc21536 \h </w:instrText>
           </w:r>
           <w:r>
             <w:fldChar w:fldCharType="separate"/>
@@ -2498,7 +2504,7 @@
               <w:rFonts w:hint="eastAsia" w:ascii="宋体" w:hAnsi="宋体" w:eastAsia="宋体" w:cs="宋体"/>
               <w:szCs w:val="24"/>
             </w:rPr>
-            <w:instrText xml:space="preserve"> HYPERLINK \l _Toc22321 </w:instrText>
+            <w:instrText xml:space="preserve"> HYPERLINK \l _Toc19373 </w:instrText>
           </w:r>
           <w:r>
             <w:rPr>
@@ -2523,7 +2529,7 @@
             <w:fldChar w:fldCharType="begin"/>
           </w:r>
           <w:r>
-            <w:instrText xml:space="preserve"> PAGEREF _Toc22321 \h </w:instrText>
+            <w:instrText xml:space="preserve"> PAGEREF _Toc19373 \h </w:instrText>
           </w:r>
           <w:r>
             <w:fldChar w:fldCharType="separate"/>
@@ -2561,7 +2567,7 @@
               <w:rFonts w:hint="eastAsia" w:ascii="宋体" w:hAnsi="宋体" w:eastAsia="宋体" w:cs="宋体"/>
               <w:szCs w:val="24"/>
             </w:rPr>
-            <w:instrText xml:space="preserve"> HYPERLINK \l _Toc26907 </w:instrText>
+            <w:instrText xml:space="preserve"> HYPERLINK \l _Toc23737 </w:instrText>
           </w:r>
           <w:r>
             <w:rPr>
@@ -2586,7 +2592,7 @@
             <w:fldChar w:fldCharType="begin"/>
           </w:r>
           <w:r>
-            <w:instrText xml:space="preserve"> PAGEREF _Toc26907 \h </w:instrText>
+            <w:instrText xml:space="preserve"> PAGEREF _Toc23737 \h </w:instrText>
           </w:r>
           <w:r>
             <w:fldChar w:fldCharType="separate"/>
@@ -2624,7 +2630,7 @@
               <w:rFonts w:hint="eastAsia" w:ascii="宋体" w:hAnsi="宋体" w:eastAsia="宋体" w:cs="宋体"/>
               <w:szCs w:val="24"/>
             </w:rPr>
-            <w:instrText xml:space="preserve"> HYPERLINK \l _Toc20315 </w:instrText>
+            <w:instrText xml:space="preserve"> HYPERLINK \l _Toc18734 </w:instrText>
           </w:r>
           <w:r>
             <w:rPr>
@@ -2649,7 +2655,7 @@
             <w:fldChar w:fldCharType="begin"/>
           </w:r>
           <w:r>
-            <w:instrText xml:space="preserve"> PAGEREF _Toc20315 \h </w:instrText>
+            <w:instrText xml:space="preserve"> PAGEREF _Toc18734 \h </w:instrText>
           </w:r>
           <w:r>
             <w:fldChar w:fldCharType="separate"/>
@@ -2687,7 +2693,7 @@
               <w:rFonts w:hint="eastAsia" w:ascii="宋体" w:hAnsi="宋体" w:eastAsia="宋体" w:cs="宋体"/>
               <w:szCs w:val="24"/>
             </w:rPr>
-            <w:instrText xml:space="preserve"> HYPERLINK \l _Toc5141 </w:instrText>
+            <w:instrText xml:space="preserve"> HYPERLINK \l _Toc20720 </w:instrText>
           </w:r>
           <w:r>
             <w:rPr>
@@ -2712,7 +2718,7 @@
             <w:fldChar w:fldCharType="begin"/>
           </w:r>
           <w:r>
-            <w:instrText xml:space="preserve"> PAGEREF _Toc5141 \h </w:instrText>
+            <w:instrText xml:space="preserve"> PAGEREF _Toc20720 \h </w:instrText>
           </w:r>
           <w:r>
             <w:fldChar w:fldCharType="separate"/>
@@ -2750,7 +2756,7 @@
               <w:rFonts w:hint="eastAsia" w:ascii="宋体" w:hAnsi="宋体" w:eastAsia="宋体" w:cs="宋体"/>
               <w:szCs w:val="24"/>
             </w:rPr>
-            <w:instrText xml:space="preserve"> HYPERLINK \l _Toc15651 </w:instrText>
+            <w:instrText xml:space="preserve"> HYPERLINK \l _Toc3704 </w:instrText>
           </w:r>
           <w:r>
             <w:rPr>
@@ -2775,7 +2781,7 @@
             <w:fldChar w:fldCharType="begin"/>
           </w:r>
           <w:r>
-            <w:instrText xml:space="preserve"> PAGEREF _Toc15651 \h </w:instrText>
+            <w:instrText xml:space="preserve"> PAGEREF _Toc3704 \h </w:instrText>
           </w:r>
           <w:r>
             <w:fldChar w:fldCharType="separate"/>
@@ -2813,7 +2819,7 @@
               <w:rFonts w:hint="eastAsia" w:ascii="宋体" w:hAnsi="宋体" w:eastAsia="宋体" w:cs="宋体"/>
               <w:szCs w:val="24"/>
             </w:rPr>
-            <w:instrText xml:space="preserve"> HYPERLINK \l _Toc818 </w:instrText>
+            <w:instrText xml:space="preserve"> HYPERLINK \l _Toc25322 </w:instrText>
           </w:r>
           <w:r>
             <w:rPr>
@@ -2829,7 +2835,7 @@
             <w:t xml:space="preserve">3.4. </w:t>
           </w:r>
           <w:r>
-            <w:t>研发团队</w:t>
+            <w:t>研发环境</w:t>
           </w:r>
           <w:r>
             <w:tab/>
@@ -2838,7 +2844,7 @@
             <w:fldChar w:fldCharType="begin"/>
           </w:r>
           <w:r>
-            <w:instrText xml:space="preserve"> PAGEREF _Toc818 \h </w:instrText>
+            <w:instrText xml:space="preserve"> PAGEREF _Toc25322 \h </w:instrText>
           </w:r>
           <w:r>
             <w:fldChar w:fldCharType="separate"/>
@@ -2876,7 +2882,7 @@
               <w:rFonts w:hint="eastAsia" w:ascii="宋体" w:hAnsi="宋体" w:eastAsia="宋体" w:cs="宋体"/>
               <w:szCs w:val="24"/>
             </w:rPr>
-            <w:instrText xml:space="preserve"> HYPERLINK \l _Toc14474 </w:instrText>
+            <w:instrText xml:space="preserve"> HYPERLINK \l _Toc23585 </w:instrText>
           </w:r>
           <w:r>
             <w:rPr>
@@ -2892,7 +2898,7 @@
             <w:t xml:space="preserve">3.5. </w:t>
           </w:r>
           <w:r>
-            <w:t>研发环境</w:t>
+            <w:t>研发进度</w:t>
           </w:r>
           <w:r>
             <w:tab/>
@@ -2901,7 +2907,70 @@
             <w:fldChar w:fldCharType="begin"/>
           </w:r>
           <w:r>
-            <w:instrText xml:space="preserve"> PAGEREF _Toc14474 \h </w:instrText>
+            <w:instrText xml:space="preserve"> PAGEREF _Toc23585 \h </w:instrText>
+          </w:r>
+          <w:r>
+            <w:fldChar w:fldCharType="separate"/>
+          </w:r>
+          <w:r>
+            <w:t>7</w:t>
+          </w:r>
+          <w:r>
+            <w:fldChar w:fldCharType="end"/>
+          </w:r>
+          <w:r>
+            <w:rPr>
+              <w:rFonts w:hint="eastAsia" w:ascii="宋体" w:hAnsi="宋体" w:eastAsia="宋体" w:cs="宋体"/>
+              <w:szCs w:val="24"/>
+            </w:rPr>
+            <w:fldChar w:fldCharType="end"/>
+          </w:r>
+        </w:p>
+        <w:p>
+          <w:pPr>
+            <w:pStyle w:val="16"/>
+            <w:tabs>
+              <w:tab w:val="right" w:leader="dot" w:pos="8306"/>
+            </w:tabs>
+          </w:pPr>
+          <w:r>
+            <w:rPr>
+              <w:rFonts w:hint="eastAsia" w:ascii="宋体" w:hAnsi="宋体" w:eastAsia="宋体" w:cs="宋体"/>
+              <w:szCs w:val="24"/>
+            </w:rPr>
+            <w:fldChar w:fldCharType="begin"/>
+          </w:r>
+          <w:r>
+            <w:rPr>
+              <w:rFonts w:hint="eastAsia" w:ascii="宋体" w:hAnsi="宋体" w:eastAsia="宋体" w:cs="宋体"/>
+              <w:szCs w:val="24"/>
+            </w:rPr>
+            <w:instrText xml:space="preserve"> HYPERLINK \l _Toc29637 </w:instrText>
+          </w:r>
+          <w:r>
+            <w:rPr>
+              <w:rFonts w:hint="eastAsia" w:ascii="宋体" w:hAnsi="宋体" w:eastAsia="宋体" w:cs="宋体"/>
+              <w:szCs w:val="24"/>
+            </w:rPr>
+            <w:fldChar w:fldCharType="separate"/>
+          </w:r>
+          <w:r>
+            <w:rPr>
+              <w:rFonts w:hint="default"/>
+            </w:rPr>
+            <w:t xml:space="preserve">4. </w:t>
+          </w:r>
+          <w:r>
+            <w:t>运维工具优化升级</w:t>
+          </w:r>
+          <w:r>
+            <w:tab/>
+          </w:r>
+          <w:r>
+            <w:fldChar w:fldCharType="begin"/>
+          </w:r>
+          <w:r>
+            <w:instrText xml:space="preserve"> PAGEREF _Toc29637 \h </w:instrText>
           </w:r>
           <w:r>
             <w:fldChar w:fldCharType="separate"/>
@@ -2939,7 +3008,7 @@
               <w:rFonts w:hint="eastAsia" w:ascii="宋体" w:hAnsi="宋体" w:eastAsia="宋体" w:cs="宋体"/>
               <w:szCs w:val="24"/>
             </w:rPr>
-            <w:instrText xml:space="preserve"> HYPERLINK \l _Toc24676 </w:instrText>
+            <w:instrText xml:space="preserve"> HYPERLINK \l _Toc11824 </w:instrText>
           </w:r>
           <w:r>
             <w:rPr>
@@ -2952,10 +3021,10 @@
             <w:rPr>
               <w:rFonts w:hint="default"/>
             </w:rPr>
-            <w:t xml:space="preserve">3.6. </w:t>
-          </w:r>
-          <w:r>
-            <w:t>研发进度</w:t>
+            <w:t xml:space="preserve">4.1. </w:t>
+          </w:r>
+          <w:r>
+            <w:t>研发背景</w:t>
           </w:r>
           <w:r>
             <w:tab/>
@@ -2964,13 +3033,202 @@
             <w:fldChar w:fldCharType="begin"/>
           </w:r>
           <w:r>
-            <w:instrText xml:space="preserve"> PAGEREF _Toc24676 \h </w:instrText>
+            <w:instrText xml:space="preserve"> PAGEREF _Toc11824 \h </w:instrText>
           </w:r>
           <w:r>
             <w:fldChar w:fldCharType="separate"/>
           </w:r>
           <w:r>
             <w:t>7</w:t>
+          </w:r>
+          <w:r>
+            <w:fldChar w:fldCharType="end"/>
+          </w:r>
+          <w:r>
+            <w:rPr>
+              <w:rFonts w:hint="eastAsia" w:ascii="宋体" w:hAnsi="宋体" w:eastAsia="宋体" w:cs="宋体"/>
+              <w:szCs w:val="24"/>
+            </w:rPr>
+            <w:fldChar w:fldCharType="end"/>
+          </w:r>
+        </w:p>
+        <w:p>
+          <w:pPr>
+            <w:pStyle w:val="17"/>
+            <w:tabs>
+              <w:tab w:val="right" w:leader="dot" w:pos="8306"/>
+            </w:tabs>
+          </w:pPr>
+          <w:r>
+            <w:rPr>
+              <w:rFonts w:hint="eastAsia" w:ascii="宋体" w:hAnsi="宋体" w:eastAsia="宋体" w:cs="宋体"/>
+              <w:szCs w:val="24"/>
+            </w:rPr>
+            <w:fldChar w:fldCharType="begin"/>
+          </w:r>
+          <w:r>
+            <w:rPr>
+              <w:rFonts w:hint="eastAsia" w:ascii="宋体" w:hAnsi="宋体" w:eastAsia="宋体" w:cs="宋体"/>
+              <w:szCs w:val="24"/>
+            </w:rPr>
+            <w:instrText xml:space="preserve"> HYPERLINK \l _Toc6496 </w:instrText>
+          </w:r>
+          <w:r>
+            <w:rPr>
+              <w:rFonts w:hint="eastAsia" w:ascii="宋体" w:hAnsi="宋体" w:eastAsia="宋体" w:cs="宋体"/>
+              <w:szCs w:val="24"/>
+            </w:rPr>
+            <w:fldChar w:fldCharType="separate"/>
+          </w:r>
+          <w:r>
+            <w:rPr>
+              <w:rFonts w:hint="default"/>
+            </w:rPr>
+            <w:t xml:space="preserve">4.2. </w:t>
+          </w:r>
+          <w:r>
+            <w:t>研发目标</w:t>
+          </w:r>
+          <w:r>
+            <w:tab/>
+          </w:r>
+          <w:r>
+            <w:fldChar w:fldCharType="begin"/>
+          </w:r>
+          <w:r>
+            <w:instrText xml:space="preserve"> PAGEREF _Toc6496 \h </w:instrText>
+          </w:r>
+          <w:r>
+            <w:fldChar w:fldCharType="separate"/>
+          </w:r>
+          <w:r>
+            <w:t>7</w:t>
+          </w:r>
+          <w:r>
+            <w:fldChar w:fldCharType="end"/>
+          </w:r>
+          <w:r>
+            <w:rPr>
+              <w:rFonts w:hint="eastAsia" w:ascii="宋体" w:hAnsi="宋体" w:eastAsia="宋体" w:cs="宋体"/>
+              <w:szCs w:val="24"/>
+            </w:rPr>
+            <w:fldChar w:fldCharType="end"/>
+          </w:r>
+        </w:p>
+        <w:p>
+          <w:pPr>
+            <w:pStyle w:val="17"/>
+            <w:tabs>
+              <w:tab w:val="right" w:leader="dot" w:pos="8306"/>
+            </w:tabs>
+          </w:pPr>
+          <w:r>
+            <w:rPr>
+              <w:rFonts w:hint="eastAsia" w:ascii="宋体" w:hAnsi="宋体" w:eastAsia="宋体" w:cs="宋体"/>
+              <w:szCs w:val="24"/>
+            </w:rPr>
+            <w:fldChar w:fldCharType="begin"/>
+          </w:r>
+          <w:r>
+            <w:rPr>
+              <w:rFonts w:hint="eastAsia" w:ascii="宋体" w:hAnsi="宋体" w:eastAsia="宋体" w:cs="宋体"/>
+              <w:szCs w:val="24"/>
+            </w:rPr>
+            <w:instrText xml:space="preserve"> HYPERLINK \l _Toc27948 </w:instrText>
+          </w:r>
+          <w:r>
+            <w:rPr>
+              <w:rFonts w:hint="eastAsia" w:ascii="宋体" w:hAnsi="宋体" w:eastAsia="宋体" w:cs="宋体"/>
+              <w:szCs w:val="24"/>
+            </w:rPr>
+            <w:fldChar w:fldCharType="separate"/>
+          </w:r>
+          <w:r>
+            <w:rPr>
+              <w:rFonts w:hint="default"/>
+            </w:rPr>
+            <w:t xml:space="preserve">4.3. </w:t>
+          </w:r>
+          <w:r>
+            <w:t>研发内容</w:t>
+          </w:r>
+          <w:r>
+            <w:tab/>
+          </w:r>
+          <w:r>
+            <w:fldChar w:fldCharType="begin"/>
+          </w:r>
+          <w:r>
+            <w:instrText xml:space="preserve"> PAGEREF _Toc27948 \h </w:instrText>
+          </w:r>
+          <w:r>
+            <w:fldChar w:fldCharType="separate"/>
+          </w:r>
+          <w:r>
+            <w:t>8</w:t>
+          </w:r>
+          <w:r>
+            <w:fldChar w:fldCharType="end"/>
+          </w:r>
+          <w:r>
+            <w:rPr>
+              <w:rFonts w:hint="eastAsia" w:ascii="宋体" w:hAnsi="宋体" w:eastAsia="宋体" w:cs="宋体"/>
+              <w:szCs w:val="24"/>
+            </w:rPr>
+            <w:fldChar w:fldCharType="end"/>
+          </w:r>
+        </w:p>
+        <w:p>
+          <w:pPr>
+            <w:pStyle w:val="17"/>
+            <w:tabs>
+              <w:tab w:val="right" w:leader="dot" w:pos="8306"/>
+            </w:tabs>
+          </w:pPr>
+          <w:r>
+            <w:rPr>
+              <w:rFonts w:hint="eastAsia" w:ascii="宋体" w:hAnsi="宋体" w:eastAsia="宋体" w:cs="宋体"/>
+              <w:szCs w:val="24"/>
+            </w:rPr>
+            <w:fldChar w:fldCharType="begin"/>
+          </w:r>
+          <w:r>
+            <w:rPr>
+              <w:rFonts w:hint="eastAsia" w:ascii="宋体" w:hAnsi="宋体" w:eastAsia="宋体" w:cs="宋体"/>
+              <w:szCs w:val="24"/>
+            </w:rPr>
+            <w:instrText xml:space="preserve"> HYPERLINK \l _Toc17316 </w:instrText>
+          </w:r>
+          <w:r>
+            <w:rPr>
+              <w:rFonts w:hint="eastAsia" w:ascii="宋体" w:hAnsi="宋体" w:eastAsia="宋体" w:cs="宋体"/>
+              <w:szCs w:val="24"/>
+            </w:rPr>
+            <w:fldChar w:fldCharType="separate"/>
+          </w:r>
+          <w:r>
+            <w:rPr>
+              <w:rFonts w:hint="default"/>
+            </w:rPr>
+            <w:t xml:space="preserve">4.4. </w:t>
+          </w:r>
+          <w:r>
+            <w:t>实施计划</w:t>
+          </w:r>
+          <w:r>
+            <w:tab/>
+          </w:r>
+          <w:r>
+            <w:fldChar w:fldCharType="begin"/>
+          </w:r>
+          <w:r>
+            <w:instrText xml:space="preserve"> PAGEREF _Toc17316 \h </w:instrText>
+          </w:r>
+          <w:r>
+            <w:fldChar w:fldCharType="separate"/>
+          </w:r>
+          <w:r>
+            <w:t>8</w:t>
           </w:r>
           <w:r>
             <w:fldChar w:fldCharType="end"/>
@@ -3002,7 +3260,7 @@
               <w:rFonts w:hint="eastAsia" w:ascii="宋体" w:hAnsi="宋体" w:eastAsia="宋体" w:cs="宋体"/>
               <w:szCs w:val="24"/>
             </w:rPr>
-            <w:instrText xml:space="preserve"> HYPERLINK \l _Toc13794 </w:instrText>
+            <w:instrText xml:space="preserve"> HYPERLINK \l _Toc21718 </w:instrText>
           </w:r>
           <w:r>
             <w:rPr>
@@ -3015,10 +3273,10 @@
             <w:rPr>
               <w:rFonts w:hint="default"/>
             </w:rPr>
-            <w:t xml:space="preserve">4. </w:t>
-          </w:r>
-          <w:r>
-            <w:t>运维工具优化升级</w:t>
+            <w:t xml:space="preserve">5. </w:t>
+          </w:r>
+          <w:r>
+            <w:t>运维手册体系完善</w:t>
           </w:r>
           <w:r>
             <w:tab/>
@@ -3027,13 +3285,13 @@
             <w:fldChar w:fldCharType="begin"/>
           </w:r>
           <w:r>
-            <w:instrText xml:space="preserve"> PAGEREF _Toc13794 \h </w:instrText>
+            <w:instrText xml:space="preserve"> PAGEREF _Toc21718 \h </w:instrText>
           </w:r>
           <w:r>
             <w:fldChar w:fldCharType="separate"/>
           </w:r>
           <w:r>
-            <w:t>7</w:t>
+            <w:t>8</w:t>
           </w:r>
           <w:r>
             <w:fldChar w:fldCharType="end"/>
@@ -3065,7 +3323,7 @@
               <w:rFonts w:hint="eastAsia" w:ascii="宋体" w:hAnsi="宋体" w:eastAsia="宋体" w:cs="宋体"/>
               <w:szCs w:val="24"/>
             </w:rPr>
-            <w:instrText xml:space="preserve"> HYPERLINK \l _Toc8245 </w:instrText>
+            <w:instrText xml:space="preserve"> HYPERLINK \l _Toc1250 </w:instrText>
           </w:r>
           <w:r>
             <w:rPr>
@@ -3078,10 +3336,10 @@
             <w:rPr>
               <w:rFonts w:hint="default"/>
             </w:rPr>
-            <w:t xml:space="preserve">4.1. </w:t>
-          </w:r>
-          <w:r>
-            <w:t>研发背景</w:t>
+            <w:t xml:space="preserve">5.1. </w:t>
+          </w:r>
+          <w:r>
+            <w:t>现状分析</w:t>
           </w:r>
           <w:r>
             <w:tab/>
@@ -3090,13 +3348,13 @@
             <w:fldChar w:fldCharType="begin"/>
           </w:r>
           <w:r>
-            <w:instrText xml:space="preserve"> PAGEREF _Toc8245 \h </w:instrText>
+            <w:instrText xml:space="preserve"> PAGEREF _Toc1250 \h </w:instrText>
           </w:r>
           <w:r>
             <w:fldChar w:fldCharType="separate"/>
           </w:r>
           <w:r>
-            <w:t>7</w:t>
+            <w:t>8</w:t>
           </w:r>
           <w:r>
             <w:fldChar w:fldCharType="end"/>
@@ -3128,7 +3386,7 @@
               <w:rFonts w:hint="eastAsia" w:ascii="宋体" w:hAnsi="宋体" w:eastAsia="宋体" w:cs="宋体"/>
               <w:szCs w:val="24"/>
             </w:rPr>
-            <w:instrText xml:space="preserve"> HYPERLINK \l _Toc27397 </w:instrText>
+            <w:instrText xml:space="preserve"> HYPERLINK \l _Toc9604 </w:instrText>
           </w:r>
           <w:r>
             <w:rPr>
@@ -3141,10 +3399,10 @@
             <w:rPr>
               <w:rFonts w:hint="default"/>
             </w:rPr>
-            <w:t xml:space="preserve">4.2. </w:t>
-          </w:r>
-          <w:r>
-            <w:t>研发目标</w:t>
+            <w:t xml:space="preserve">5.2. </w:t>
+          </w:r>
+          <w:r>
+            <w:t>手册研发计划</w:t>
           </w:r>
           <w:r>
             <w:tab/>
@@ -3153,7 +3411,7 @@
             <w:fldChar w:fldCharType="begin"/>
           </w:r>
           <w:r>
-            <w:instrText xml:space="preserve"> PAGEREF _Toc27397 \h </w:instrText>
+            <w:instrText xml:space="preserve"> PAGEREF _Toc9604 \h </w:instrText>
           </w:r>
           <w:r>
             <w:fldChar w:fldCharType="separate"/>
@@ -3191,7 +3449,7 @@
               <w:rFonts w:hint="eastAsia" w:ascii="宋体" w:hAnsi="宋体" w:eastAsia="宋体" w:cs="宋体"/>
               <w:szCs w:val="24"/>
             </w:rPr>
-            <w:instrText xml:space="preserve"> HYPERLINK \l _Toc20137 </w:instrText>
+            <w:instrText xml:space="preserve"> HYPERLINK \l _Toc24123 </w:instrText>
           </w:r>
           <w:r>
             <w:rPr>
@@ -3204,10 +3462,10 @@
             <w:rPr>
               <w:rFonts w:hint="default"/>
             </w:rPr>
-            <w:t xml:space="preserve">4.3. </w:t>
-          </w:r>
-          <w:r>
-            <w:t>研发内容</w:t>
+            <w:t xml:space="preserve">5.3. </w:t>
+          </w:r>
+          <w:r>
+            <w:t>手册更新机制</w:t>
           </w:r>
           <w:r>
             <w:tab/>
@@ -3216,13 +3474,76 @@
             <w:fldChar w:fldCharType="begin"/>
           </w:r>
           <w:r>
-            <w:instrText xml:space="preserve"> PAGEREF _Toc20137 \h </w:instrText>
+            <w:instrText xml:space="preserve"> PAGEREF _Toc24123 \h </w:instrText>
           </w:r>
           <w:r>
             <w:fldChar w:fldCharType="separate"/>
           </w:r>
           <w:r>
-            <w:t>8</w:t>
+            <w:t>9</w:t>
+          </w:r>
+          <w:r>
+            <w:fldChar w:fldCharType="end"/>
+          </w:r>
+          <w:r>
+            <w:rPr>
+              <w:rFonts w:hint="eastAsia" w:ascii="宋体" w:hAnsi="宋体" w:eastAsia="宋体" w:cs="宋体"/>
+              <w:szCs w:val="24"/>
+            </w:rPr>
+            <w:fldChar w:fldCharType="end"/>
+          </w:r>
+        </w:p>
+        <w:p>
+          <w:pPr>
+            <w:pStyle w:val="16"/>
+            <w:tabs>
+              <w:tab w:val="right" w:leader="dot" w:pos="8306"/>
+            </w:tabs>
+          </w:pPr>
+          <w:r>
+            <w:rPr>
+              <w:rFonts w:hint="eastAsia" w:ascii="宋体" w:hAnsi="宋体" w:eastAsia="宋体" w:cs="宋体"/>
+              <w:szCs w:val="24"/>
+            </w:rPr>
+            <w:fldChar w:fldCharType="begin"/>
+          </w:r>
+          <w:r>
+            <w:rPr>
+              <w:rFonts w:hint="eastAsia" w:ascii="宋体" w:hAnsi="宋体" w:eastAsia="宋体" w:cs="宋体"/>
+              <w:szCs w:val="24"/>
+            </w:rPr>
+            <w:instrText xml:space="preserve"> HYPERLINK \l _Toc7538 </w:instrText>
+          </w:r>
+          <w:r>
+            <w:rPr>
+              <w:rFonts w:hint="eastAsia" w:ascii="宋体" w:hAnsi="宋体" w:eastAsia="宋体" w:cs="宋体"/>
+              <w:szCs w:val="24"/>
+            </w:rPr>
+            <w:fldChar w:fldCharType="separate"/>
+          </w:r>
+          <w:r>
+            <w:rPr>
+              <w:rFonts w:hint="default"/>
+            </w:rPr>
+            <w:t xml:space="preserve">6. </w:t>
+          </w:r>
+          <w:r>
+            <w:t>新技术落地应用</w:t>
+          </w:r>
+          <w:r>
+            <w:tab/>
+          </w:r>
+          <w:r>
+            <w:fldChar w:fldCharType="begin"/>
+          </w:r>
+          <w:r>
+            <w:instrText xml:space="preserve"> PAGEREF _Toc7538 \h </w:instrText>
+          </w:r>
+          <w:r>
+            <w:fldChar w:fldCharType="separate"/>
+          </w:r>
+          <w:r>
+            <w:t>9</w:t>
           </w:r>
           <w:r>
             <w:fldChar w:fldCharType="end"/>
@@ -3254,7 +3575,7 @@
               <w:rFonts w:hint="eastAsia" w:ascii="宋体" w:hAnsi="宋体" w:eastAsia="宋体" w:cs="宋体"/>
               <w:szCs w:val="24"/>
             </w:rPr>
-            <w:instrText xml:space="preserve"> HYPERLINK \l _Toc29491 </w:instrText>
+            <w:instrText xml:space="preserve"> HYPERLINK \l _Toc14382 </w:instrText>
           </w:r>
           <w:r>
             <w:rPr>
@@ -3267,10 +3588,10 @@
             <w:rPr>
               <w:rFonts w:hint="default"/>
             </w:rPr>
-            <w:t xml:space="preserve">4.4. </w:t>
-          </w:r>
-          <w:r>
-            <w:t>实施计划</w:t>
+            <w:t xml:space="preserve">6.1. </w:t>
+          </w:r>
+          <w:r>
+            <w:t>研发背景</w:t>
           </w:r>
           <w:r>
             <w:tab/>
@@ -3279,13 +3600,139 @@
             <w:fldChar w:fldCharType="begin"/>
           </w:r>
           <w:r>
-            <w:instrText xml:space="preserve"> PAGEREF _Toc29491 \h </w:instrText>
+            <w:instrText xml:space="preserve"> PAGEREF _Toc14382 \h </w:instrText>
           </w:r>
           <w:r>
             <w:fldChar w:fldCharType="separate"/>
           </w:r>
           <w:r>
-            <w:t>8</w:t>
+            <w:t>9</w:t>
+          </w:r>
+          <w:r>
+            <w:fldChar w:fldCharType="end"/>
+          </w:r>
+          <w:r>
+            <w:rPr>
+              <w:rFonts w:hint="eastAsia" w:ascii="宋体" w:hAnsi="宋体" w:eastAsia="宋体" w:cs="宋体"/>
+              <w:szCs w:val="24"/>
+            </w:rPr>
+            <w:fldChar w:fldCharType="end"/>
+          </w:r>
+        </w:p>
+        <w:p>
+          <w:pPr>
+            <w:pStyle w:val="17"/>
+            <w:tabs>
+              <w:tab w:val="right" w:leader="dot" w:pos="8306"/>
+            </w:tabs>
+          </w:pPr>
+          <w:r>
+            <w:rPr>
+              <w:rFonts w:hint="eastAsia" w:ascii="宋体" w:hAnsi="宋体" w:eastAsia="宋体" w:cs="宋体"/>
+              <w:szCs w:val="24"/>
+            </w:rPr>
+            <w:fldChar w:fldCharType="begin"/>
+          </w:r>
+          <w:r>
+            <w:rPr>
+              <w:rFonts w:hint="eastAsia" w:ascii="宋体" w:hAnsi="宋体" w:eastAsia="宋体" w:cs="宋体"/>
+              <w:szCs w:val="24"/>
+            </w:rPr>
+            <w:instrText xml:space="preserve"> HYPERLINK \l _Toc24966 </w:instrText>
+          </w:r>
+          <w:r>
+            <w:rPr>
+              <w:rFonts w:hint="eastAsia" w:ascii="宋体" w:hAnsi="宋体" w:eastAsia="宋体" w:cs="宋体"/>
+              <w:szCs w:val="24"/>
+            </w:rPr>
+            <w:fldChar w:fldCharType="separate"/>
+          </w:r>
+          <w:r>
+            <w:rPr>
+              <w:rFonts w:hint="default"/>
+            </w:rPr>
+            <w:t xml:space="preserve">6.2. </w:t>
+          </w:r>
+          <w:r>
+            <w:t>研发目标</w:t>
+          </w:r>
+          <w:r>
+            <w:tab/>
+          </w:r>
+          <w:r>
+            <w:fldChar w:fldCharType="begin"/>
+          </w:r>
+          <w:r>
+            <w:instrText xml:space="preserve"> PAGEREF _Toc24966 \h </w:instrText>
+          </w:r>
+          <w:r>
+            <w:fldChar w:fldCharType="separate"/>
+          </w:r>
+          <w:r>
+            <w:t>9</w:t>
+          </w:r>
+          <w:r>
+            <w:fldChar w:fldCharType="end"/>
+          </w:r>
+          <w:r>
+            <w:rPr>
+              <w:rFonts w:hint="eastAsia" w:ascii="宋体" w:hAnsi="宋体" w:eastAsia="宋体" w:cs="宋体"/>
+              <w:szCs w:val="24"/>
+            </w:rPr>
+            <w:fldChar w:fldCharType="end"/>
+          </w:r>
+        </w:p>
+        <w:p>
+          <w:pPr>
+            <w:pStyle w:val="17"/>
+            <w:tabs>
+              <w:tab w:val="right" w:leader="dot" w:pos="8306"/>
+            </w:tabs>
+          </w:pPr>
+          <w:r>
+            <w:rPr>
+              <w:rFonts w:hint="eastAsia" w:ascii="宋体" w:hAnsi="宋体" w:eastAsia="宋体" w:cs="宋体"/>
+              <w:szCs w:val="24"/>
+            </w:rPr>
+            <w:fldChar w:fldCharType="begin"/>
+          </w:r>
+          <w:r>
+            <w:rPr>
+              <w:rFonts w:hint="eastAsia" w:ascii="宋体" w:hAnsi="宋体" w:eastAsia="宋体" w:cs="宋体"/>
+              <w:szCs w:val="24"/>
+            </w:rPr>
+            <w:instrText xml:space="preserve"> HYPERLINK \l _Toc12485 </w:instrText>
+          </w:r>
+          <w:r>
+            <w:rPr>
+              <w:rFonts w:hint="eastAsia" w:ascii="宋体" w:hAnsi="宋体" w:eastAsia="宋体" w:cs="宋体"/>
+              <w:szCs w:val="24"/>
+            </w:rPr>
+            <w:fldChar w:fldCharType="separate"/>
+          </w:r>
+          <w:r>
+            <w:rPr>
+              <w:rFonts w:hint="default"/>
+            </w:rPr>
+            <w:t xml:space="preserve">6.3. </w:t>
+          </w:r>
+          <w:r>
+            <w:t>实施路径</w:t>
+          </w:r>
+          <w:r>
+            <w:tab/>
+          </w:r>
+          <w:r>
+            <w:fldChar w:fldCharType="begin"/>
+          </w:r>
+          <w:r>
+            <w:instrText xml:space="preserve"> PAGEREF _Toc12485 \h </w:instrText>
+          </w:r>
+          <w:r>
+            <w:fldChar w:fldCharType="separate"/>
+          </w:r>
+          <w:r>
+            <w:t>9</w:t>
           </w:r>
           <w:r>
             <w:fldChar w:fldCharType="end"/>
@@ -3317,7 +3764,7 @@
               <w:rFonts w:hint="eastAsia" w:ascii="宋体" w:hAnsi="宋体" w:eastAsia="宋体" w:cs="宋体"/>
               <w:szCs w:val="24"/>
             </w:rPr>
-            <w:instrText xml:space="preserve"> HYPERLINK \l _Toc1057 </w:instrText>
+            <w:instrText xml:space="preserve"> HYPERLINK \l _Toc31073 </w:instrText>
           </w:r>
           <w:r>
             <w:rPr>
@@ -3330,10 +3777,14 @@
             <w:rPr>
               <w:rFonts w:hint="default"/>
             </w:rPr>
-            <w:t xml:space="preserve">5. </w:t>
-          </w:r>
-          <w:r>
-            <w:t>运维手册体系完善</w:t>
+            <w:t xml:space="preserve">7. </w:t>
+          </w:r>
+          <w:r>
+            <w:rPr>
+              <w:rFonts w:hint="eastAsia"/>
+              <w:lang w:val="en-US" w:eastAsia="zh-CN"/>
+            </w:rPr>
+            <w:t>研发资源投入</w:t>
           </w:r>
           <w:r>
             <w:tab/>
@@ -3342,13 +3793,13 @@
             <w:fldChar w:fldCharType="begin"/>
           </w:r>
           <w:r>
-            <w:instrText xml:space="preserve"> PAGEREF _Toc1057 \h </w:instrText>
+            <w:instrText xml:space="preserve"> PAGEREF _Toc31073 \h </w:instrText>
           </w:r>
           <w:r>
             <w:fldChar w:fldCharType="separate"/>
           </w:r>
           <w:r>
-            <w:t>8</w:t>
+            <w:t>10</w:t>
           </w:r>
           <w:r>
             <w:fldChar w:fldCharType="end"/>
@@ -3380,7 +3831,7 @@
               <w:rFonts w:hint="eastAsia" w:ascii="宋体" w:hAnsi="宋体" w:eastAsia="宋体" w:cs="宋体"/>
               <w:szCs w:val="24"/>
             </w:rPr>
-            <w:instrText xml:space="preserve"> HYPERLINK \l _Toc20194 </w:instrText>
+            <w:instrText xml:space="preserve"> HYPERLINK \l _Toc29685 </w:instrText>
           </w:r>
           <w:r>
             <w:rPr>
@@ -3393,10 +3844,10 @@
             <w:rPr>
               <w:rFonts w:hint="default"/>
             </w:rPr>
-            <w:t xml:space="preserve">5.1. </w:t>
-          </w:r>
-          <w:r>
-            <w:t>现状分析</w:t>
+            <w:t xml:space="preserve">7.1. </w:t>
+          </w:r>
+          <w:r>
+            <w:t>研发团队</w:t>
           </w:r>
           <w:r>
             <w:tab/>
@@ -3405,13 +3856,13 @@
             <w:fldChar w:fldCharType="begin"/>
           </w:r>
           <w:r>
-            <w:instrText xml:space="preserve"> PAGEREF _Toc20194 \h </w:instrText>
+            <w:instrText xml:space="preserve"> PAGEREF _Toc29685 \h </w:instrText>
           </w:r>
           <w:r>
             <w:fldChar w:fldCharType="separate"/>
           </w:r>
           <w:r>
-            <w:t>8</w:t>
+            <w:t>10</w:t>
           </w:r>
           <w:r>
             <w:fldChar w:fldCharType="end"/>
@@ -3443,7 +3894,7 @@
               <w:rFonts w:hint="eastAsia" w:ascii="宋体" w:hAnsi="宋体" w:eastAsia="宋体" w:cs="宋体"/>
               <w:szCs w:val="24"/>
             </w:rPr>
-            <w:instrText xml:space="preserve"> HYPERLINK \l _Toc19056 </w:instrText>
+            <w:instrText xml:space="preserve"> HYPERLINK \l _Toc24745 </w:instrText>
           </w:r>
           <w:r>
             <w:rPr>
@@ -3456,10 +3907,10 @@
             <w:rPr>
               <w:rFonts w:hint="default"/>
             </w:rPr>
-            <w:t xml:space="preserve">5.2. </w:t>
-          </w:r>
-          <w:r>
-            <w:t>手册研发计划</w:t>
+            <w:t xml:space="preserve">7.2. </w:t>
+          </w:r>
+          <w:r>
+            <w:t>研发经费</w:t>
           </w:r>
           <w:r>
             <w:tab/>
@@ -3468,13 +3919,13 @@
             <w:fldChar w:fldCharType="begin"/>
           </w:r>
           <w:r>
-            <w:instrText xml:space="preserve"> PAGEREF _Toc19056 \h </w:instrText>
+            <w:instrText xml:space="preserve"> PAGEREF _Toc24745 \h </w:instrText>
           </w:r>
           <w:r>
             <w:fldChar w:fldCharType="separate"/>
           </w:r>
           <w:r>
-            <w:t>8</w:t>
+            <w:t>10</w:t>
           </w:r>
           <w:r>
             <w:fldChar w:fldCharType="end"/>
@@ -3506,7 +3957,7 @@
               <w:rFonts w:hint="eastAsia" w:ascii="宋体" w:hAnsi="宋体" w:eastAsia="宋体" w:cs="宋体"/>
               <w:szCs w:val="24"/>
             </w:rPr>
-            <w:instrText xml:space="preserve"> HYPERLINK \l _Toc1796 </w:instrText>
+            <w:instrText xml:space="preserve"> HYPERLINK \l _Toc32753 </w:instrText>
           </w:r>
           <w:r>
             <w:rPr>
@@ -3519,10 +3970,10 @@
             <w:rPr>
               <w:rFonts w:hint="default"/>
             </w:rPr>
-            <w:t xml:space="preserve">5.3. </w:t>
-          </w:r>
-          <w:r>
-            <w:t>手册更新机制</w:t>
+            <w:t xml:space="preserve">7.3. </w:t>
+          </w:r>
+          <w:r>
+            <w:t>预算说明</w:t>
           </w:r>
           <w:r>
             <w:tab/>
@@ -3531,13 +3982,13 @@
             <w:fldChar w:fldCharType="begin"/>
           </w:r>
           <w:r>
-            <w:instrText xml:space="preserve"> PAGEREF _Toc1796 \h </w:instrText>
+            <w:instrText xml:space="preserve"> PAGEREF _Toc32753 \h </w:instrText>
           </w:r>
           <w:r>
             <w:fldChar w:fldCharType="separate"/>
           </w:r>
           <w:r>
-            <w:t>9</w:t>
+            <w:t>10</w:t>
           </w:r>
           <w:r>
             <w:fldChar w:fldCharType="end"/>
@@ -3569,7 +4020,7 @@
               <w:rFonts w:hint="eastAsia" w:ascii="宋体" w:hAnsi="宋体" w:eastAsia="宋体" w:cs="宋体"/>
               <w:szCs w:val="24"/>
             </w:rPr>
-            <w:instrText xml:space="preserve"> HYPERLINK \l _Toc15233 </w:instrText>
+            <w:instrText xml:space="preserve"> HYPERLINK \l _Toc2088 </w:instrText>
           </w:r>
           <w:r>
             <w:rPr>
@@ -3582,10 +4033,10 @@
             <w:rPr>
               <w:rFonts w:hint="default"/>
             </w:rPr>
-            <w:t xml:space="preserve">6. </w:t>
-          </w:r>
-          <w:r>
-            <w:t>新技术落地应用</w:t>
+            <w:t xml:space="preserve">8. </w:t>
+          </w:r>
+          <w:r>
+            <w:t>总结与展望</w:t>
           </w:r>
           <w:r>
             <w:tab/>
@@ -3594,259 +4045,7 @@
             <w:fldChar w:fldCharType="begin"/>
           </w:r>
           <w:r>
-            <w:instrText xml:space="preserve"> PAGEREF _Toc15233 \h </w:instrText>
-          </w:r>
-          <w:r>
-            <w:fldChar w:fldCharType="separate"/>
-          </w:r>
-          <w:r>
-            <w:t>9</w:t>
-          </w:r>
-          <w:r>
-            <w:fldChar w:fldCharType="end"/>
-          </w:r>
-          <w:r>
-            <w:rPr>
-              <w:rFonts w:hint="eastAsia" w:ascii="宋体" w:hAnsi="宋体" w:eastAsia="宋体" w:cs="宋体"/>
-              <w:szCs w:val="24"/>
-            </w:rPr>
-            <w:fldChar w:fldCharType="end"/>
-          </w:r>
-        </w:p>
-        <w:p>
-          <w:pPr>
-            <w:pStyle w:val="17"/>
-            <w:tabs>
-              <w:tab w:val="right" w:leader="dot" w:pos="8306"/>
-            </w:tabs>
-          </w:pPr>
-          <w:r>
-            <w:rPr>
-              <w:rFonts w:hint="eastAsia" w:ascii="宋体" w:hAnsi="宋体" w:eastAsia="宋体" w:cs="宋体"/>
-              <w:szCs w:val="24"/>
-            </w:rPr>
-            <w:fldChar w:fldCharType="begin"/>
-          </w:r>
-          <w:r>
-            <w:rPr>
-              <w:rFonts w:hint="eastAsia" w:ascii="宋体" w:hAnsi="宋体" w:eastAsia="宋体" w:cs="宋体"/>
-              <w:szCs w:val="24"/>
-            </w:rPr>
-            <w:instrText xml:space="preserve"> HYPERLINK \l _Toc14225 </w:instrText>
-          </w:r>
-          <w:r>
-            <w:rPr>
-              <w:rFonts w:hint="eastAsia" w:ascii="宋体" w:hAnsi="宋体" w:eastAsia="宋体" w:cs="宋体"/>
-              <w:szCs w:val="24"/>
-            </w:rPr>
-            <w:fldChar w:fldCharType="separate"/>
-          </w:r>
-          <w:r>
-            <w:rPr>
-              <w:rFonts w:hint="default"/>
-            </w:rPr>
-            <w:t xml:space="preserve">6.1. </w:t>
-          </w:r>
-          <w:r>
-            <w:t>研发背景</w:t>
-          </w:r>
-          <w:r>
-            <w:tab/>
-          </w:r>
-          <w:r>
-            <w:fldChar w:fldCharType="begin"/>
-          </w:r>
-          <w:r>
-            <w:instrText xml:space="preserve"> PAGEREF _Toc14225 \h </w:instrText>
-          </w:r>
-          <w:r>
-            <w:fldChar w:fldCharType="separate"/>
-          </w:r>
-          <w:r>
-            <w:t>9</w:t>
-          </w:r>
-          <w:r>
-            <w:fldChar w:fldCharType="end"/>
-          </w:r>
-          <w:r>
-            <w:rPr>
-              <w:rFonts w:hint="eastAsia" w:ascii="宋体" w:hAnsi="宋体" w:eastAsia="宋体" w:cs="宋体"/>
-              <w:szCs w:val="24"/>
-            </w:rPr>
-            <w:fldChar w:fldCharType="end"/>
-          </w:r>
-        </w:p>
-        <w:p>
-          <w:pPr>
-            <w:pStyle w:val="17"/>
-            <w:tabs>
-              <w:tab w:val="right" w:leader="dot" w:pos="8306"/>
-            </w:tabs>
-          </w:pPr>
-          <w:r>
-            <w:rPr>
-              <w:rFonts w:hint="eastAsia" w:ascii="宋体" w:hAnsi="宋体" w:eastAsia="宋体" w:cs="宋体"/>
-              <w:szCs w:val="24"/>
-            </w:rPr>
-            <w:fldChar w:fldCharType="begin"/>
-          </w:r>
-          <w:r>
-            <w:rPr>
-              <w:rFonts w:hint="eastAsia" w:ascii="宋体" w:hAnsi="宋体" w:eastAsia="宋体" w:cs="宋体"/>
-              <w:szCs w:val="24"/>
-            </w:rPr>
-            <w:instrText xml:space="preserve"> HYPERLINK \l _Toc11836 </w:instrText>
-          </w:r>
-          <w:r>
-            <w:rPr>
-              <w:rFonts w:hint="eastAsia" w:ascii="宋体" w:hAnsi="宋体" w:eastAsia="宋体" w:cs="宋体"/>
-              <w:szCs w:val="24"/>
-            </w:rPr>
-            <w:fldChar w:fldCharType="separate"/>
-          </w:r>
-          <w:r>
-            <w:rPr>
-              <w:rFonts w:hint="default"/>
-            </w:rPr>
-            <w:t xml:space="preserve">6.2. </w:t>
-          </w:r>
-          <w:r>
-            <w:t>研发目标</w:t>
-          </w:r>
-          <w:r>
-            <w:tab/>
-          </w:r>
-          <w:r>
-            <w:fldChar w:fldCharType="begin"/>
-          </w:r>
-          <w:r>
-            <w:instrText xml:space="preserve"> PAGEREF _Toc11836 \h </w:instrText>
-          </w:r>
-          <w:r>
-            <w:fldChar w:fldCharType="separate"/>
-          </w:r>
-          <w:r>
-            <w:t>9</w:t>
-          </w:r>
-          <w:r>
-            <w:fldChar w:fldCharType="end"/>
-          </w:r>
-          <w:r>
-            <w:rPr>
-              <w:rFonts w:hint="eastAsia" w:ascii="宋体" w:hAnsi="宋体" w:eastAsia="宋体" w:cs="宋体"/>
-              <w:szCs w:val="24"/>
-            </w:rPr>
-            <w:fldChar w:fldCharType="end"/>
-          </w:r>
-        </w:p>
-        <w:p>
-          <w:pPr>
-            <w:pStyle w:val="17"/>
-            <w:tabs>
-              <w:tab w:val="right" w:leader="dot" w:pos="8306"/>
-            </w:tabs>
-          </w:pPr>
-          <w:r>
-            <w:rPr>
-              <w:rFonts w:hint="eastAsia" w:ascii="宋体" w:hAnsi="宋体" w:eastAsia="宋体" w:cs="宋体"/>
-              <w:szCs w:val="24"/>
-            </w:rPr>
-            <w:fldChar w:fldCharType="begin"/>
-          </w:r>
-          <w:r>
-            <w:rPr>
-              <w:rFonts w:hint="eastAsia" w:ascii="宋体" w:hAnsi="宋体" w:eastAsia="宋体" w:cs="宋体"/>
-              <w:szCs w:val="24"/>
-            </w:rPr>
-            <w:instrText xml:space="preserve"> HYPERLINK \l _Toc9050 </w:instrText>
-          </w:r>
-          <w:r>
-            <w:rPr>
-              <w:rFonts w:hint="eastAsia" w:ascii="宋体" w:hAnsi="宋体" w:eastAsia="宋体" w:cs="宋体"/>
-              <w:szCs w:val="24"/>
-            </w:rPr>
-            <w:fldChar w:fldCharType="separate"/>
-          </w:r>
-          <w:r>
-            <w:rPr>
-              <w:rFonts w:hint="default"/>
-            </w:rPr>
-            <w:t xml:space="preserve">6.3. </w:t>
-          </w:r>
-          <w:r>
-            <w:t>实施路径</w:t>
-          </w:r>
-          <w:r>
-            <w:tab/>
-          </w:r>
-          <w:r>
-            <w:fldChar w:fldCharType="begin"/>
-          </w:r>
-          <w:r>
-            <w:instrText xml:space="preserve"> PAGEREF _Toc9050 \h </w:instrText>
-          </w:r>
-          <w:r>
-            <w:fldChar w:fldCharType="separate"/>
-          </w:r>
-          <w:r>
-            <w:t>9</w:t>
-          </w:r>
-          <w:r>
-            <w:fldChar w:fldCharType="end"/>
-          </w:r>
-          <w:r>
-            <w:rPr>
-              <w:rFonts w:hint="eastAsia" w:ascii="宋体" w:hAnsi="宋体" w:eastAsia="宋体" w:cs="宋体"/>
-              <w:szCs w:val="24"/>
-            </w:rPr>
-            <w:fldChar w:fldCharType="end"/>
-          </w:r>
-        </w:p>
-        <w:p>
-          <w:pPr>
-            <w:pStyle w:val="17"/>
-            <w:tabs>
-              <w:tab w:val="right" w:leader="dot" w:pos="8306"/>
-            </w:tabs>
-          </w:pPr>
-          <w:r>
-            <w:rPr>
-              <w:rFonts w:hint="eastAsia" w:ascii="宋体" w:hAnsi="宋体" w:eastAsia="宋体" w:cs="宋体"/>
-              <w:szCs w:val="24"/>
-            </w:rPr>
-            <w:fldChar w:fldCharType="begin"/>
-          </w:r>
-          <w:r>
-            <w:rPr>
-              <w:rFonts w:hint="eastAsia" w:ascii="宋体" w:hAnsi="宋体" w:eastAsia="宋体" w:cs="宋体"/>
-              <w:szCs w:val="24"/>
-            </w:rPr>
-            <w:instrText xml:space="preserve"> HYPERLINK \l _Toc11153 </w:instrText>
-          </w:r>
-          <w:r>
-            <w:rPr>
-              <w:rFonts w:hint="eastAsia" w:ascii="宋体" w:hAnsi="宋体" w:eastAsia="宋体" w:cs="宋体"/>
-              <w:szCs w:val="24"/>
-            </w:rPr>
-            <w:fldChar w:fldCharType="separate"/>
-          </w:r>
-          <w:r>
-            <w:rPr>
-              <w:rFonts w:hint="default"/>
-            </w:rPr>
-            <w:t xml:space="preserve">6.4. </w:t>
-          </w:r>
-          <w:r>
-            <w:t>资源投入</w:t>
-          </w:r>
-          <w:r>
-            <w:tab/>
-          </w:r>
-          <w:r>
-            <w:fldChar w:fldCharType="begin"/>
-          </w:r>
-          <w:r>
-            <w:instrText xml:space="preserve"> PAGEREF _Toc11153 \h </w:instrText>
+            <w:instrText xml:space="preserve"> PAGEREF _Toc2088 \h </w:instrText>
           </w:r>
           <w:r>
             <w:fldChar w:fldCharType="separate"/>
@@ -3884,7 +4083,7 @@
               <w:rFonts w:hint="eastAsia" w:ascii="宋体" w:hAnsi="宋体" w:eastAsia="宋体" w:cs="宋体"/>
               <w:szCs w:val="24"/>
             </w:rPr>
-            <w:instrText xml:space="preserve"> HYPERLINK \l _Toc17260 </w:instrText>
+            <w:instrText xml:space="preserve"> HYPERLINK \l _Toc12722 </w:instrText>
           </w:r>
           <w:r>
             <w:rPr>
@@ -3897,10 +4096,10 @@
             <w:rPr>
               <w:rFonts w:hint="default"/>
             </w:rPr>
-            <w:t xml:space="preserve">7. </w:t>
-          </w:r>
-          <w:r>
-            <w:t>资源与经费</w:t>
+            <w:t xml:space="preserve">9. </w:t>
+          </w:r>
+          <w:r>
+            <w:t>附则</w:t>
           </w:r>
           <w:r>
             <w:tab/>
@@ -3909,259 +4108,7 @@
             <w:fldChar w:fldCharType="begin"/>
           </w:r>
           <w:r>
-            <w:instrText xml:space="preserve"> PAGEREF _Toc17260 \h </w:instrText>
-          </w:r>
-          <w:r>
-            <w:fldChar w:fldCharType="separate"/>
-          </w:r>
-          <w:r>
-            <w:t>10</w:t>
-          </w:r>
-          <w:r>
-            <w:fldChar w:fldCharType="end"/>
-          </w:r>
-          <w:r>
-            <w:rPr>
-              <w:rFonts w:hint="eastAsia" w:ascii="宋体" w:hAnsi="宋体" w:eastAsia="宋体" w:cs="宋体"/>
-              <w:szCs w:val="24"/>
-            </w:rPr>
-            <w:fldChar w:fldCharType="end"/>
-          </w:r>
-        </w:p>
-        <w:p>
-          <w:pPr>
-            <w:pStyle w:val="17"/>
-            <w:tabs>
-              <w:tab w:val="right" w:leader="dot" w:pos="8306"/>
-            </w:tabs>
-          </w:pPr>
-          <w:r>
-            <w:rPr>
-              <w:rFonts w:hint="eastAsia" w:ascii="宋体" w:hAnsi="宋体" w:eastAsia="宋体" w:cs="宋体"/>
-              <w:szCs w:val="24"/>
-            </w:rPr>
-            <w:fldChar w:fldCharType="begin"/>
-          </w:r>
-          <w:r>
-            <w:rPr>
-              <w:rFonts w:hint="eastAsia" w:ascii="宋体" w:hAnsi="宋体" w:eastAsia="宋体" w:cs="宋体"/>
-              <w:szCs w:val="24"/>
-            </w:rPr>
-            <w:instrText xml:space="preserve"> HYPERLINK \l _Toc29900 </w:instrText>
-          </w:r>
-          <w:r>
-            <w:rPr>
-              <w:rFonts w:hint="eastAsia" w:ascii="宋体" w:hAnsi="宋体" w:eastAsia="宋体" w:cs="宋体"/>
-              <w:szCs w:val="24"/>
-            </w:rPr>
-            <w:fldChar w:fldCharType="separate"/>
-          </w:r>
-          <w:r>
-            <w:rPr>
-              <w:rFonts w:hint="default"/>
-            </w:rPr>
-            <w:t xml:space="preserve">7.1. </w:t>
-          </w:r>
-          <w:r>
-            <w:t>2026年度研发经费估算</w:t>
-          </w:r>
-          <w:r>
-            <w:tab/>
-          </w:r>
-          <w:r>
-            <w:fldChar w:fldCharType="begin"/>
-          </w:r>
-          <w:r>
-            <w:instrText xml:space="preserve"> PAGEREF _Toc29900 \h </w:instrText>
-          </w:r>
-          <w:r>
-            <w:fldChar w:fldCharType="separate"/>
-          </w:r>
-          <w:r>
-            <w:t>10</w:t>
-          </w:r>
-          <w:r>
-            <w:fldChar w:fldCharType="end"/>
-          </w:r>
-          <w:r>
-            <w:rPr>
-              <w:rFonts w:hint="eastAsia" w:ascii="宋体" w:hAnsi="宋体" w:eastAsia="宋体" w:cs="宋体"/>
-              <w:szCs w:val="24"/>
-            </w:rPr>
-            <w:fldChar w:fldCharType="end"/>
-          </w:r>
-        </w:p>
-        <w:p>
-          <w:pPr>
-            <w:pStyle w:val="17"/>
-            <w:tabs>
-              <w:tab w:val="right" w:leader="dot" w:pos="8306"/>
-            </w:tabs>
-          </w:pPr>
-          <w:r>
-            <w:rPr>
-              <w:rFonts w:hint="eastAsia" w:ascii="宋体" w:hAnsi="宋体" w:eastAsia="宋体" w:cs="宋体"/>
-              <w:szCs w:val="24"/>
-            </w:rPr>
-            <w:fldChar w:fldCharType="begin"/>
-          </w:r>
-          <w:r>
-            <w:rPr>
-              <w:rFonts w:hint="eastAsia" w:ascii="宋体" w:hAnsi="宋体" w:eastAsia="宋体" w:cs="宋体"/>
-              <w:szCs w:val="24"/>
-            </w:rPr>
-            <w:instrText xml:space="preserve"> HYPERLINK \l _Toc5770 </w:instrText>
-          </w:r>
-          <w:r>
-            <w:rPr>
-              <w:rFonts w:hint="eastAsia" w:ascii="宋体" w:hAnsi="宋体" w:eastAsia="宋体" w:cs="宋体"/>
-              <w:szCs w:val="24"/>
-            </w:rPr>
-            <w:fldChar w:fldCharType="separate"/>
-          </w:r>
-          <w:r>
-            <w:rPr>
-              <w:rFonts w:hint="default"/>
-            </w:rPr>
-            <w:t xml:space="preserve">7.2. </w:t>
-          </w:r>
-          <w:r>
-            <w:t>预算说明</w:t>
-          </w:r>
-          <w:r>
-            <w:tab/>
-          </w:r>
-          <w:r>
-            <w:fldChar w:fldCharType="begin"/>
-          </w:r>
-          <w:r>
-            <w:instrText xml:space="preserve"> PAGEREF _Toc5770 \h </w:instrText>
-          </w:r>
-          <w:r>
-            <w:fldChar w:fldCharType="separate"/>
-          </w:r>
-          <w:r>
-            <w:t>11</w:t>
-          </w:r>
-          <w:r>
-            <w:fldChar w:fldCharType="end"/>
-          </w:r>
-          <w:r>
-            <w:rPr>
-              <w:rFonts w:hint="eastAsia" w:ascii="宋体" w:hAnsi="宋体" w:eastAsia="宋体" w:cs="宋体"/>
-              <w:szCs w:val="24"/>
-            </w:rPr>
-            <w:fldChar w:fldCharType="end"/>
-          </w:r>
-        </w:p>
-        <w:p>
-          <w:pPr>
-            <w:pStyle w:val="16"/>
-            <w:tabs>
-              <w:tab w:val="right" w:leader="dot" w:pos="8306"/>
-            </w:tabs>
-          </w:pPr>
-          <w:r>
-            <w:rPr>
-              <w:rFonts w:hint="eastAsia" w:ascii="宋体" w:hAnsi="宋体" w:eastAsia="宋体" w:cs="宋体"/>
-              <w:szCs w:val="24"/>
-            </w:rPr>
-            <w:fldChar w:fldCharType="begin"/>
-          </w:r>
-          <w:r>
-            <w:rPr>
-              <w:rFonts w:hint="eastAsia" w:ascii="宋体" w:hAnsi="宋体" w:eastAsia="宋体" w:cs="宋体"/>
-              <w:szCs w:val="24"/>
-            </w:rPr>
-            <w:instrText xml:space="preserve"> HYPERLINK \l _Toc28066 </w:instrText>
-          </w:r>
-          <w:r>
-            <w:rPr>
-              <w:rFonts w:hint="eastAsia" w:ascii="宋体" w:hAnsi="宋体" w:eastAsia="宋体" w:cs="宋体"/>
-              <w:szCs w:val="24"/>
-            </w:rPr>
-            <w:fldChar w:fldCharType="separate"/>
-          </w:r>
-          <w:r>
-            <w:rPr>
-              <w:rFonts w:hint="default"/>
-            </w:rPr>
-            <w:t xml:space="preserve">8. </w:t>
-          </w:r>
-          <w:r>
-            <w:t>总结与展望</w:t>
-          </w:r>
-          <w:r>
-            <w:tab/>
-          </w:r>
-          <w:r>
-            <w:fldChar w:fldCharType="begin"/>
-          </w:r>
-          <w:r>
-            <w:instrText xml:space="preserve"> PAGEREF _Toc28066 \h </w:instrText>
-          </w:r>
-          <w:r>
-            <w:fldChar w:fldCharType="separate"/>
-          </w:r>
-          <w:r>
-            <w:t>11</w:t>
-          </w:r>
-          <w:r>
-            <w:fldChar w:fldCharType="end"/>
-          </w:r>
-          <w:r>
-            <w:rPr>
-              <w:rFonts w:hint="eastAsia" w:ascii="宋体" w:hAnsi="宋体" w:eastAsia="宋体" w:cs="宋体"/>
-              <w:szCs w:val="24"/>
-            </w:rPr>
-            <w:fldChar w:fldCharType="end"/>
-          </w:r>
-        </w:p>
-        <w:p>
-          <w:pPr>
-            <w:pStyle w:val="16"/>
-            <w:tabs>
-              <w:tab w:val="right" w:leader="dot" w:pos="8306"/>
-            </w:tabs>
-          </w:pPr>
-          <w:r>
-            <w:rPr>
-              <w:rFonts w:hint="eastAsia" w:ascii="宋体" w:hAnsi="宋体" w:eastAsia="宋体" w:cs="宋体"/>
-              <w:szCs w:val="24"/>
-            </w:rPr>
-            <w:fldChar w:fldCharType="begin"/>
-          </w:r>
-          <w:r>
-            <w:rPr>
-              <w:rFonts w:hint="eastAsia" w:ascii="宋体" w:hAnsi="宋体" w:eastAsia="宋体" w:cs="宋体"/>
-              <w:szCs w:val="24"/>
-            </w:rPr>
-            <w:instrText xml:space="preserve"> HYPERLINK \l _Toc22926 </w:instrText>
-          </w:r>
-          <w:r>
-            <w:rPr>
-              <w:rFonts w:hint="eastAsia" w:ascii="宋体" w:hAnsi="宋体" w:eastAsia="宋体" w:cs="宋体"/>
-              <w:szCs w:val="24"/>
-            </w:rPr>
-            <w:fldChar w:fldCharType="separate"/>
-          </w:r>
-          <w:r>
-            <w:rPr>
-              <w:rFonts w:hint="default"/>
-            </w:rPr>
-            <w:t xml:space="preserve">9. </w:t>
-          </w:r>
-          <w:r>
-            <w:t>附则</w:t>
-          </w:r>
-          <w:r>
-            <w:tab/>
-          </w:r>
-          <w:r>
-            <w:fldChar w:fldCharType="begin"/>
-          </w:r>
-          <w:r>
-            <w:instrText xml:space="preserve"> PAGEREF _Toc22926 \h </w:instrText>
+            <w:instrText xml:space="preserve"> PAGEREF _Toc12722 \h </w:instrText>
           </w:r>
           <w:r>
             <w:fldChar w:fldCharType="separate"/>
@@ -4273,8 +4220,8 @@
         <w:snapToGrid w:val="0"/>
         <w:textAlignment w:val="baseline"/>
       </w:pPr>
-      <w:bookmarkStart w:id="2" w:name="_Toc6840"/>
-      <w:bookmarkStart w:id="3" w:name="heading_0"/>
+      <w:bookmarkStart w:id="2" w:name="heading_0"/>
+      <w:bookmarkStart w:id="3" w:name="_Toc15803"/>
       <w:r>
         <w:t>概述</w:t>
       </w:r>
@@ -4299,8 +4246,8 @@
         <w:snapToGrid w:val="0"/>
         <w:textAlignment w:val="baseline"/>
       </w:pPr>
-      <w:bookmarkStart w:id="4" w:name="_Toc19865"/>
-      <w:bookmarkStart w:id="5" w:name="heading_1"/>
+      <w:bookmarkStart w:id="4" w:name="heading_1"/>
+      <w:bookmarkStart w:id="5" w:name="_Toc3379"/>
       <w:r>
         <w:t>编制目的</w:t>
       </w:r>
@@ -4347,7 +4294,7 @@
         <w:snapToGrid w:val="0"/>
         <w:textAlignment w:val="baseline"/>
       </w:pPr>
-      <w:bookmarkStart w:id="6" w:name="_Toc15717"/>
+      <w:bookmarkStart w:id="6" w:name="_Toc13967"/>
       <w:bookmarkStart w:id="7" w:name="heading_2"/>
       <w:r>
         <w:t>适用范围</w:t>
@@ -4395,7 +4342,7 @@
         <w:snapToGrid w:val="0"/>
         <w:textAlignment w:val="baseline"/>
       </w:pPr>
-      <w:bookmarkStart w:id="8" w:name="_Toc32036"/>
+      <w:bookmarkStart w:id="8" w:name="_Toc21536"/>
       <w:bookmarkStart w:id="9" w:name="heading_3"/>
       <w:r>
         <w:t>2025年研发成果回顾</w:t>
@@ -5071,8 +5018,8 @@
         <w:snapToGrid w:val="0"/>
         <w:textAlignment w:val="baseline"/>
       </w:pPr>
-      <w:bookmarkStart w:id="10" w:name="heading_4"/>
-      <w:bookmarkStart w:id="11" w:name="_Toc22321"/>
+      <w:bookmarkStart w:id="10" w:name="_Toc19373"/>
+      <w:bookmarkStart w:id="11" w:name="heading_4"/>
       <w:r>
         <w:t>总体规划</w:t>
       </w:r>
@@ -5901,7 +5848,19 @@
               <w:textAlignment w:val="baseline"/>
             </w:pPr>
             <w:r>
-              <w:t>新增2部运维技术手册，建立手册定期更新机制</w:t>
+              <w:t>新增</w:t>
+            </w:r>
+            <w:r>
+              <w:rPr>
+                <w:rFonts w:hint="eastAsia"/>
+                <w:lang w:val="en-US" w:eastAsia="zh-CN"/>
+              </w:rPr>
+              <w:t>3</w:t>
+            </w:r>
+            <w:bookmarkStart w:id="61" w:name="_GoBack"/>
+            <w:bookmarkEnd w:id="61"/>
+            <w:r>
+              <w:t>部运维技术手册，建立手册定期更新机制</w:t>
             </w:r>
           </w:p>
         </w:tc>
@@ -6171,8 +6130,8 @@
         <w:snapToGrid w:val="0"/>
         <w:textAlignment w:val="baseline"/>
       </w:pPr>
-      <w:bookmarkStart w:id="12" w:name="heading_5"/>
-      <w:bookmarkStart w:id="13" w:name="_Toc26907"/>
+      <w:bookmarkStart w:id="12" w:name="_Toc23737"/>
+      <w:bookmarkStart w:id="13" w:name="heading_5"/>
       <w:r>
         <w:t>华数-服务价值台二期研发</w:t>
       </w:r>
@@ -6197,8 +6156,8 @@
         <w:snapToGrid w:val="0"/>
         <w:textAlignment w:val="baseline"/>
       </w:pPr>
-      <w:bookmarkStart w:id="14" w:name="heading_6"/>
-      <w:bookmarkStart w:id="15" w:name="_Toc20315"/>
+      <w:bookmarkStart w:id="14" w:name="_Toc18734"/>
+      <w:bookmarkStart w:id="15" w:name="heading_6"/>
       <w:r>
         <w:t>研发背景</w:t>
       </w:r>
@@ -6246,7 +6205,7 @@
         <w:textAlignment w:val="baseline"/>
       </w:pPr>
       <w:bookmarkStart w:id="16" w:name="heading_7"/>
-      <w:bookmarkStart w:id="17" w:name="_Toc5141"/>
+      <w:bookmarkStart w:id="17" w:name="_Toc20720"/>
       <w:r>
         <w:t>研发目标</w:t>
       </w:r>
@@ -6379,7 +6338,7 @@
         <w:snapToGrid w:val="0"/>
         <w:textAlignment w:val="baseline"/>
       </w:pPr>
-      <w:bookmarkStart w:id="18" w:name="_Toc15651"/>
+      <w:bookmarkStart w:id="18" w:name="_Toc3704"/>
       <w:bookmarkStart w:id="19" w:name="heading_8"/>
       <w:r>
         <w:t>研发内容</w:t>
@@ -7358,7 +7317,7 @@
         <w:textAlignment w:val="baseline"/>
       </w:pPr>
       <w:bookmarkStart w:id="20" w:name="heading_10"/>
-      <w:bookmarkStart w:id="21" w:name="_Toc14474"/>
+      <w:bookmarkStart w:id="21" w:name="_Toc25322"/>
       <w:r>
         <w:t>研发环境</w:t>
       </w:r>
@@ -8212,7 +8171,7 @@
         <w:snapToGrid w:val="0"/>
         <w:textAlignment w:val="baseline"/>
       </w:pPr>
-      <w:bookmarkStart w:id="22" w:name="_Toc24676"/>
+      <w:bookmarkStart w:id="22" w:name="_Toc23585"/>
       <w:bookmarkStart w:id="23" w:name="heading_11"/>
       <w:r>
         <w:t>研发进度</w:t>
@@ -9040,7 +8999,7 @@
         <w:textAlignment w:val="baseline"/>
       </w:pPr>
       <w:bookmarkStart w:id="24" w:name="heading_12"/>
-      <w:bookmarkStart w:id="25" w:name="_Toc13794"/>
+      <w:bookmarkStart w:id="25" w:name="_Toc29637"/>
       <w:r>
         <w:t>运维工具优化升级</w:t>
       </w:r>
@@ -9065,8 +9024,8 @@
         <w:snapToGrid w:val="0"/>
         <w:textAlignment w:val="baseline"/>
       </w:pPr>
-      <w:bookmarkStart w:id="26" w:name="heading_13"/>
-      <w:bookmarkStart w:id="27" w:name="_Toc8245"/>
+      <w:bookmarkStart w:id="26" w:name="_Toc11824"/>
+      <w:bookmarkStart w:id="27" w:name="heading_13"/>
       <w:r>
         <w:t>研发背景</w:t>
       </w:r>
@@ -9113,8 +9072,8 @@
         <w:snapToGrid w:val="0"/>
         <w:textAlignment w:val="baseline"/>
       </w:pPr>
-      <w:bookmarkStart w:id="28" w:name="heading_14"/>
-      <w:bookmarkStart w:id="29" w:name="_Toc27397"/>
+      <w:bookmarkStart w:id="28" w:name="_Toc6496"/>
+      <w:bookmarkStart w:id="29" w:name="heading_14"/>
       <w:r>
         <w:t>研发目标</w:t>
       </w:r>
@@ -9247,8 +9206,8 @@
         <w:snapToGrid w:val="0"/>
         <w:textAlignment w:val="baseline"/>
       </w:pPr>
-      <w:bookmarkStart w:id="30" w:name="_Toc20137"/>
-      <w:bookmarkStart w:id="31" w:name="heading_15"/>
+      <w:bookmarkStart w:id="30" w:name="heading_15"/>
+      <w:bookmarkStart w:id="31" w:name="_Toc27948"/>
       <w:r>
         <w:t>研发内容</w:t>
       </w:r>
@@ -10225,8 +10184,8 @@
         <w:snapToGrid w:val="0"/>
         <w:textAlignment w:val="baseline"/>
       </w:pPr>
-      <w:bookmarkStart w:id="32" w:name="heading_16"/>
-      <w:bookmarkStart w:id="33" w:name="_Toc29491"/>
+      <w:bookmarkStart w:id="32" w:name="_Toc17316"/>
+      <w:bookmarkStart w:id="33" w:name="heading_16"/>
       <w:r>
         <w:t>实施计划</w:t>
       </w:r>
@@ -11052,8 +11011,8 @@
         <w:snapToGrid w:val="0"/>
         <w:textAlignment w:val="baseline"/>
       </w:pPr>
-      <w:bookmarkStart w:id="34" w:name="heading_17"/>
-      <w:bookmarkStart w:id="35" w:name="_Toc1057"/>
+      <w:bookmarkStart w:id="34" w:name="_Toc21718"/>
+      <w:bookmarkStart w:id="35" w:name="heading_17"/>
       <w:r>
         <w:t>运维手册体系完善</w:t>
       </w:r>
@@ -11078,7 +11037,7 @@
         <w:snapToGrid w:val="0"/>
         <w:textAlignment w:val="baseline"/>
       </w:pPr>
-      <w:bookmarkStart w:id="36" w:name="_Toc20194"/>
+      <w:bookmarkStart w:id="36" w:name="_Toc1250"/>
       <w:bookmarkStart w:id="37" w:name="heading_18"/>
       <w:r>
         <w:t>现状分析</w:t>
@@ -11126,8 +11085,8 @@
         <w:snapToGrid w:val="0"/>
         <w:textAlignment w:val="baseline"/>
       </w:pPr>
-      <w:bookmarkStart w:id="38" w:name="heading_19"/>
-      <w:bookmarkStart w:id="39" w:name="_Toc19056"/>
+      <w:bookmarkStart w:id="38" w:name="_Toc9604"/>
+      <w:bookmarkStart w:id="39" w:name="heading_19"/>
       <w:r>
         <w:t>手册研发计划</w:t>
       </w:r>
@@ -12339,8 +12298,8 @@
         <w:snapToGrid w:val="0"/>
         <w:textAlignment w:val="baseline"/>
       </w:pPr>
-      <w:bookmarkStart w:id="40" w:name="_Toc1796"/>
-      <w:bookmarkStart w:id="41" w:name="heading_20"/>
+      <w:bookmarkStart w:id="40" w:name="heading_20"/>
+      <w:bookmarkStart w:id="41" w:name="_Toc24123"/>
       <w:r>
         <w:t>手册更新机制</w:t>
       </w:r>
@@ -12447,7 +12406,7 @@
         <w:textAlignment w:val="baseline"/>
       </w:pPr>
       <w:bookmarkStart w:id="42" w:name="heading_21"/>
-      <w:bookmarkStart w:id="43" w:name="_Toc15233"/>
+      <w:bookmarkStart w:id="43" w:name="_Toc7538"/>
       <w:r>
         <w:t>新技术落地应用</w:t>
       </w:r>
@@ -12472,8 +12431,8 @@
         <w:snapToGrid w:val="0"/>
         <w:textAlignment w:val="baseline"/>
       </w:pPr>
-      <w:bookmarkStart w:id="44" w:name="heading_22"/>
-      <w:bookmarkStart w:id="45" w:name="_Toc14225"/>
+      <w:bookmarkStart w:id="44" w:name="_Toc14382"/>
+      <w:bookmarkStart w:id="45" w:name="heading_22"/>
       <w:r>
         <w:t>研发背景</w:t>
       </w:r>
@@ -12520,7 +12479,7 @@
         <w:snapToGrid w:val="0"/>
         <w:textAlignment w:val="baseline"/>
       </w:pPr>
-      <w:bookmarkStart w:id="46" w:name="_Toc11836"/>
+      <w:bookmarkStart w:id="46" w:name="_Toc24966"/>
       <w:bookmarkStart w:id="47" w:name="heading_23"/>
       <w:r>
         <w:t>研发目标</w:t>
@@ -12628,7 +12587,7 @@
         <w:textAlignment w:val="baseline"/>
       </w:pPr>
       <w:bookmarkStart w:id="48" w:name="heading_24"/>
-      <w:bookmarkStart w:id="49" w:name="_Toc9050"/>
+      <w:bookmarkStart w:id="49" w:name="_Toc12485"/>
       <w:r>
         <w:t>实施路径</w:t>
       </w:r>
@@ -13676,6 +13635,7 @@
         <w:snapToGrid w:val="0"/>
         <w:textAlignment w:val="baseline"/>
       </w:pPr>
+      <w:bookmarkStart w:id="50" w:name="_Toc31073"/>
       <w:r>
         <w:rPr>
           <w:rFonts w:hint="eastAsia"/>
@@ -13683,6 +13643,7 @@
         </w:rPr>
         <w:t>研发资源投入</w:t>
       </w:r>
+      <w:bookmarkEnd w:id="50"/>
     </w:p>
     <w:p>
       <w:pPr>
@@ -13702,13 +13663,13 @@
         <w:snapToGrid w:val="0"/>
         <w:textAlignment w:val="baseline"/>
       </w:pPr>
-      <w:bookmarkStart w:id="50" w:name="heading_9"/>
-      <w:bookmarkStart w:id="51" w:name="_Toc818"/>
+      <w:bookmarkStart w:id="51" w:name="_Toc29685"/>
+      <w:bookmarkStart w:id="52" w:name="heading_9"/>
       <w:r>
         <w:t>研发团队</w:t>
       </w:r>
-      <w:bookmarkEnd w:id="50"/>
       <w:bookmarkEnd w:id="51"/>
+      <w:bookmarkEnd w:id="52"/>
     </w:p>
     <w:tbl>
       <w:tblPr>
@@ -14945,15 +14906,13 @@
         <w:snapToGrid w:val="0"/>
         <w:textAlignment w:val="baseline"/>
       </w:pPr>
-      <w:bookmarkStart w:id="52" w:name="_Toc29900"/>
-      <w:bookmarkStart w:id="53" w:name="heading_27"/>
+      <w:bookmarkStart w:id="53" w:name="_Toc24745"/>
+      <w:bookmarkStart w:id="54" w:name="heading_27"/>
       <w:r>
         <w:t>研发经费</w:t>
       </w:r>
-      <w:bookmarkEnd w:id="52"/>
       <w:bookmarkEnd w:id="53"/>
-      <w:bookmarkStart w:id="60" w:name="_GoBack"/>
-      <w:bookmarkEnd w:id="60"/>
+      <w:bookmarkEnd w:id="54"/>
     </w:p>
     <w:tbl>
       <w:tblPr>
@@ -16375,6 +16334,12 @@
             <w:insideH w:val="none" w:color="auto" w:sz="0" w:space="0"/>
             <w:insideV w:val="none" w:color="auto" w:sz="0" w:space="0"/>
           </w:tblBorders>
+          <w:tblCellMar>
+            <w:top w:w="0" w:type="dxa"/>
+            <w:left w:w="10" w:type="dxa"/>
+            <w:bottom w:w="0" w:type="dxa"/>
+            <w:right w:w="10" w:type="dxa"/>
+          </w:tblCellMar>
         </w:tblPrEx>
         <w:trPr>
           <w:trHeight w:val="0" w:hRule="atLeast"/>
@@ -16786,13 +16751,13 @@
         <w:snapToGrid w:val="0"/>
         <w:textAlignment w:val="baseline"/>
       </w:pPr>
-      <w:bookmarkStart w:id="54" w:name="heading_28"/>
-      <w:bookmarkStart w:id="55" w:name="_Toc5770"/>
+      <w:bookmarkStart w:id="55" w:name="heading_28"/>
+      <w:bookmarkStart w:id="56" w:name="_Toc32753"/>
       <w:r>
         <w:t>预算说明</w:t>
       </w:r>
-      <w:bookmarkEnd w:id="54"/>
       <w:bookmarkEnd w:id="55"/>
+      <w:bookmarkEnd w:id="56"/>
     </w:p>
     <w:p>
       <w:pPr>
@@ -16854,13 +16819,13 @@
         <w:snapToGrid w:val="0"/>
         <w:textAlignment w:val="baseline"/>
       </w:pPr>
-      <w:bookmarkStart w:id="56" w:name="_Toc28066"/>
-      <w:bookmarkStart w:id="57" w:name="heading_30"/>
+      <w:bookmarkStart w:id="57" w:name="_Toc2088"/>
+      <w:bookmarkStart w:id="58" w:name="heading_30"/>
       <w:r>
         <w:t>总结与展望</w:t>
       </w:r>
-      <w:bookmarkEnd w:id="56"/>
       <w:bookmarkEnd w:id="57"/>
+      <w:bookmarkEnd w:id="58"/>
     </w:p>
     <w:p>
       <w:pPr>
@@ -17002,13 +16967,13 @@
         <w:snapToGrid w:val="0"/>
         <w:textAlignment w:val="baseline"/>
       </w:pPr>
-      <w:bookmarkStart w:id="58" w:name="_Toc22926"/>
       <w:bookmarkStart w:id="59" w:name="heading_31"/>
+      <w:bookmarkStart w:id="60" w:name="_Toc12722"/>
       <w:r>
         <w:t>附则</w:t>
       </w:r>
-      <w:bookmarkEnd w:id="58"/>
       <w:bookmarkEnd w:id="59"/>
+      <w:bookmarkEnd w:id="60"/>
     </w:p>
     <w:p>
       <w:pPr>
